--- a/Plot_Clean_SERS_Spectrum.docx
+++ b/Plot_Clean_SERS_Spectrum.docx
@@ -11,7 +11,7 @@
         <w:rPr>
           <w:color w:val="1F4E79"/>
         </w:rPr>
-        <w:t>Clean SERS Spectrum Plot</w:t>
+        <w:t>plot_clean_sers.py  —  PyCharm Script</w:t>
       </w:r>
     </w:p>
     <w:p>
@@ -22,7 +22,7 @@
         <w:rPr>
           <w:b/>
         </w:rPr>
-        <w:t>DNA + HaCaT cells  ·  AgSiNW substrate  ·  532 nm, 2.5% laser power, 0.5 s × 4 acc.</w:t>
+        <w:t>DNA + HaCaT SERS  |  AgSiNW  |  532 nm  |  2.5% laser power  |  0.5 s x 4 acc.</w:t>
       </w:r>
     </w:p>
     <w:p/>
@@ -34,50 +34,67 @@
         <w:rPr>
           <w:color w:val="1F4E79"/>
         </w:rPr>
-        <w:t>1. What This Script Does</w:t>
-      </w:r>
-    </w:p>
-    <w:p>
-      <w:r>
-        <w:t>This script automatically scans all 100 SERS map spectra from files m1–m4 (25 spectra each), scores every spectrum for signal quality, and selects the single cleanest DNA+HaCaT signal. It then plots the full spectrum from 200 to 3200 cm⁻¹ with every detected peak labeled by wavenumber.</w:t>
-      </w:r>
-    </w:p>
-    <w:p>
-      <w:r>
-        <w:t>The scoring algorithm uses three criteria:</w:t>
-      </w:r>
-    </w:p>
-    <w:p>
-      <w:pPr>
-        <w:pStyle w:val="ListBullet"/>
-      </w:pPr>
-      <w:r>
-        <w:t>SNR (signal-to-noise ratio): ratio of the baseline-corrected peak max to noise in the silent 2050–2550 cm⁻¹ region.</w:t>
-      </w:r>
-    </w:p>
-    <w:p>
-      <w:pPr>
-        <w:pStyle w:val="ListBullet"/>
-      </w:pPr>
-      <w:r>
-        <w:t>DNA+HaCaT band matching: how many of 19 known biological Raman bands are detected within ±18 cm⁻¹.</w:t>
-      </w:r>
-    </w:p>
-    <w:p>
-      <w:pPr>
-        <w:pStyle w:val="ListBullet"/>
-      </w:pPr>
-      <w:r>
-        <w:t>Artifact penalty: spectra with many peaks in the biologically silent 1800–2600 cm⁻¹ region are penalised.</w:t>
+        <w:t>How to Run</w:t>
+      </w:r>
+    </w:p>
+    <w:p>
+      <w:pPr>
+        <w:ind w:left="288"/>
+      </w:pPr>
+      <w:r>
+        <w:t>1.  Open PyCharm.</w:t>
+      </w:r>
+    </w:p>
+    <w:p>
+      <w:pPr>
+        <w:ind w:left="288"/>
+      </w:pPr>
+      <w:r>
+        <w:t>2.  Create a new Python file: File -&gt; New -&gt; Python File -&gt; name it plot_clean_sers.py</w:t>
+      </w:r>
+    </w:p>
+    <w:p>
+      <w:pPr>
+        <w:ind w:left="288"/>
+      </w:pPr>
+      <w:r>
+        <w:t>3.  Select ALL the code below (click inside, press Ctrl+A), then copy (Ctrl+C).</w:t>
+      </w:r>
+    </w:p>
+    <w:p>
+      <w:pPr>
+        <w:ind w:left="288"/>
+      </w:pPr>
+      <w:r>
+        <w:t>4.  Click inside the empty PyCharm file and paste (Ctrl+V).</w:t>
+      </w:r>
+    </w:p>
+    <w:p>
+      <w:pPr>
+        <w:ind w:left="288"/>
+      </w:pPr>
+      <w:r>
+        <w:t>5.  Find line 27:   FOLDER = r"C:\Users\Hira Aman\Desktop\RAMAN MAP 1"</w:t>
+      </w:r>
+    </w:p>
+    <w:p>
+      <w:pPr>
+        <w:ind w:left="288"/>
+      </w:pPr>
+      <w:r>
+        <w:t>6.  Change the path to the folder that contains your 4 map .txt files.</w:t>
+      </w:r>
+    </w:p>
+    <w:p>
+      <w:pPr>
+        <w:ind w:left="288"/>
+      </w:pPr>
+      <w:r>
+        <w:t>7.  Press Shift+F10 to run. The figure is saved in that same folder.</w:t>
       </w:r>
     </w:p>
     <w:p/>
     <w:p>
-      <w:r>
-        <w:t>Expected result: m3 spectrum 20 is selected (SNR ≈ 87, 15/19 DNA bands matched, 27 peaks detected). Figure saved as:  clean_sers_spectrum.png</w:t>
-      </w:r>
-    </w:p>
-    <w:p>
       <w:pPr>
         <w:pStyle w:val="Heading1"/>
       </w:pPr>
@@ -85,35 +102,19 @@
         <w:rPr>
           <w:color w:val="1F4E79"/>
         </w:rPr>
-        <w:t>2. Requirements and Installation</w:t>
-      </w:r>
-    </w:p>
-    <w:p>
-      <w:r>
-        <w:t>Python 3.8 or later. Install the three libraries if you haven't already:</w:t>
-      </w:r>
-    </w:p>
-    <w:p>
-      <w:pPr>
-        <w:spacing w:before="0" w:after="0"/>
-        <w:ind w:left="360"/>
-      </w:pPr>
-      <w:r>
-        <w:rPr>
-          <w:rFonts w:ascii="Courier New" w:hAnsi="Courier New"/>
-          <w:color w:val="1A1A2E"/>
-          <w:sz w:val="17"/>
-        </w:rPr>
-        <w:t>pip install numpy scipy matplotlib</w:t>
+        <w:t>Important Note</w:t>
+      </w:r>
+    </w:p>
+    <w:p>
+      <w:r>
+        <w:rPr>
+          <w:b/>
+        </w:rPr>
+        <w:t>The code below contains NO apostrophes so Word cannot corrupt it. Do not type anything in the code — only copy and paste. If you see any error about quotes after pasting, download the .py file directly instead.</w:t>
       </w:r>
     </w:p>
     <w:p/>
     <w:p>
-      <w:r>
-        <w:t>In PyCharm: go to File → Settings → Project → Python Interpreter → click + and search each package name.</w:t>
-      </w:r>
-    </w:p>
-    <w:p>
       <w:pPr>
         <w:pStyle w:val="Heading1"/>
       </w:pPr>
@@ -121,1935 +122,24 @@
         <w:rPr>
           <w:color w:val="1F4E79"/>
         </w:rPr>
-        <w:t>3. How to Run in PyCharm</w:t>
-      </w:r>
-    </w:p>
-    <w:tbl>
-      <w:tblPr>
-        <w:tblStyle w:val="TableGrid"/>
-        <w:tblW w:type="auto" w:w="0"/>
-        <w:tblLook w:firstColumn="1" w:firstRow="1" w:lastColumn="0" w:lastRow="0" w:noHBand="0" w:noVBand="1" w:val="04A0"/>
-      </w:tblPr>
-      <w:tblGrid>
-        <w:gridCol w:w="4703"/>
-        <w:gridCol w:w="4703"/>
-      </w:tblGrid>
-      <w:tr>
-        <w:tc>
-          <w:tcPr>
-            <w:tcW w:type="dxa" w:w="4703"/>
-            <w:shd w:val="clear" w:color="auto" w:fill="1F4E79"/>
-          </w:tcPr>
-          <w:p>
-            <w:r>
-              <w:rPr>
-                <w:b/>
-                <w:color w:val="FFFFFF"/>
-              </w:rPr>
-              <w:t>Step 1</w:t>
-            </w:r>
-          </w:p>
-        </w:tc>
-        <w:tc>
-          <w:tcPr>
-            <w:tcW w:type="dxa" w:w="4703"/>
-          </w:tcPr>
-          <w:p>
-            <w:r>
-              <w:t>Open plot_clean_sers.py in PyCharm.</w:t>
-            </w:r>
-          </w:p>
-        </w:tc>
-      </w:tr>
-      <w:tr>
-        <w:tc>
-          <w:tcPr>
-            <w:tcW w:type="dxa" w:w="4703"/>
-            <w:shd w:val="clear" w:color="auto" w:fill="1F4E79"/>
-          </w:tcPr>
-          <w:p>
-            <w:r>
-              <w:rPr>
-                <w:b/>
-                <w:color w:val="FFFFFF"/>
-              </w:rPr>
-              <w:t>Step 2</w:t>
-            </w:r>
-          </w:p>
-        </w:tc>
-        <w:tc>
-          <w:tcPr>
-            <w:tcW w:type="dxa" w:w="4703"/>
-          </w:tcPr>
-          <w:p>
-            <w:r>
-              <w:t>Find the line:   FOLDER = r"C:\Users\Hira Aman\Desktop\RAMAN MAP 1"</w:t>
-            </w:r>
-          </w:p>
-        </w:tc>
-      </w:tr>
-      <w:tr>
-        <w:tc>
-          <w:tcPr>
-            <w:tcW w:type="dxa" w:w="4703"/>
-            <w:shd w:val="clear" w:color="auto" w:fill="1F4E79"/>
-          </w:tcPr>
-          <w:p>
-            <w:r>
-              <w:rPr>
-                <w:b/>
-                <w:color w:val="FFFFFF"/>
-              </w:rPr>
-              <w:t>Step 3</w:t>
-            </w:r>
-          </w:p>
-        </w:tc>
-        <w:tc>
-          <w:tcPr>
-            <w:tcW w:type="dxa" w:w="4703"/>
-          </w:tcPr>
-          <w:p>
-            <w:r>
-              <w:t>Change the path to wherever your 4 map .txt files are stored.</w:t>
-            </w:r>
-          </w:p>
-        </w:tc>
-      </w:tr>
-      <w:tr>
-        <w:tc>
-          <w:tcPr>
-            <w:tcW w:type="dxa" w:w="4703"/>
-            <w:shd w:val="clear" w:color="auto" w:fill="1F4E79"/>
-          </w:tcPr>
-          <w:p>
-            <w:r>
-              <w:rPr>
-                <w:b/>
-                <w:color w:val="FFFFFF"/>
-              </w:rPr>
-              <w:t>Step 4</w:t>
-            </w:r>
-          </w:p>
-        </w:tc>
-        <w:tc>
-          <w:tcPr>
-            <w:tcW w:type="dxa" w:w="4703"/>
-          </w:tcPr>
-          <w:p>
-            <w:r>
-              <w:t>Make sure all 4 file names in MAP_FILES exactly match your actual file names.</w:t>
-            </w:r>
-          </w:p>
-        </w:tc>
-      </w:tr>
-      <w:tr>
-        <w:tc>
-          <w:tcPr>
-            <w:tcW w:type="dxa" w:w="4703"/>
-            <w:shd w:val="clear" w:color="auto" w:fill="1F4E79"/>
-          </w:tcPr>
-          <w:p>
-            <w:r>
-              <w:rPr>
-                <w:b/>
-                <w:color w:val="FFFFFF"/>
-              </w:rPr>
-              <w:t>Step 5</w:t>
-            </w:r>
-          </w:p>
-        </w:tc>
-        <w:tc>
-          <w:tcPr>
-            <w:tcW w:type="dxa" w:w="4703"/>
-          </w:tcPr>
-          <w:p>
-            <w:r>
-              <w:t>Press Shift+F10 (Run). Progress is printed in the PyCharm console.</w:t>
-            </w:r>
-          </w:p>
-        </w:tc>
-      </w:tr>
-      <w:tr>
-        <w:tc>
-          <w:tcPr>
-            <w:tcW w:type="dxa" w:w="4703"/>
-            <w:shd w:val="clear" w:color="auto" w:fill="1F4E79"/>
-          </w:tcPr>
-          <w:p>
-            <w:r>
-              <w:rPr>
-                <w:b/>
-                <w:color w:val="FFFFFF"/>
-              </w:rPr>
-              <w:t>Step 6</w:t>
-            </w:r>
-          </w:p>
-        </w:tc>
-        <w:tc>
-          <w:tcPr>
-            <w:tcW w:type="dxa" w:w="4703"/>
-          </w:tcPr>
-          <w:p>
-            <w:r>
-              <w:t>The figure  clean_sers_spectrum.png  is saved into FOLDER.</w:t>
-            </w:r>
-          </w:p>
-        </w:tc>
-      </w:tr>
-    </w:tbl>
+        <w:t>Complete Code  —  Copy Everything Below</w:t>
+      </w:r>
+    </w:p>
+    <w:p>
+      <w:r>
+        <w:t>Select from line 1 to the last line, copy, paste into PyCharm.</w:t>
+      </w:r>
+    </w:p>
     <w:p/>
     <w:p>
       <w:pPr>
-        <w:pStyle w:val="Heading1"/>
-      </w:pPr>
-      <w:r>
-        <w:rPr>
-          <w:color w:val="1F4E79"/>
-        </w:rPr>
-        <w:t>4. What the Figure Shows</w:t>
-      </w:r>
-    </w:p>
-    <w:tbl>
-      <w:tblPr>
-        <w:tblStyle w:val="TableGrid"/>
-        <w:tblW w:type="auto" w:w="0"/>
-        <w:tblLook w:firstColumn="1" w:firstRow="1" w:lastColumn="0" w:lastRow="0" w:noHBand="0" w:noVBand="1" w:val="04A0"/>
-      </w:tblPr>
-      <w:tblGrid>
-        <w:gridCol w:w="4703"/>
-        <w:gridCol w:w="4703"/>
-      </w:tblGrid>
-      <w:tr>
-        <w:tc>
-          <w:tcPr>
-            <w:tcW w:type="dxa" w:w="4703"/>
-            <w:shd w:val="clear" w:color="auto" w:fill="2E75B6"/>
-          </w:tcPr>
-          <w:p>
-            <w:r>
-              <w:rPr>
-                <w:b/>
-                <w:color w:val="FFFFFF"/>
-              </w:rPr>
-              <w:t>Element</w:t>
-            </w:r>
-          </w:p>
-        </w:tc>
-        <w:tc>
-          <w:tcPr>
-            <w:tcW w:type="dxa" w:w="4703"/>
-            <w:shd w:val="clear" w:color="auto" w:fill="2E75B6"/>
-          </w:tcPr>
-          <w:p>
-            <w:r>
-              <w:rPr>
-                <w:b/>
-                <w:color w:val="FFFFFF"/>
-              </w:rPr>
-              <w:t>Description</w:t>
-            </w:r>
-          </w:p>
-        </w:tc>
-      </w:tr>
-      <w:tr>
-        <w:tc>
-          <w:tcPr>
-            <w:tcW w:type="dxa" w:w="4703"/>
-          </w:tcPr>
-          <w:p>
-            <w:r>
-              <w:t>Spectrum</w:t>
-            </w:r>
-          </w:p>
-        </w:tc>
-        <w:tc>
-          <w:tcPr>
-            <w:tcW w:type="dxa" w:w="4703"/>
-          </w:tcPr>
-          <w:p>
-            <w:r>
-              <w:t>ALS baseline-corrected, min-max normalised. Full range 200–3200 cm⁻¹.</w:t>
-            </w:r>
-          </w:p>
-        </w:tc>
-      </w:tr>
-      <w:tr>
-        <w:tc>
-          <w:tcPr>
-            <w:tcW w:type="dxa" w:w="4703"/>
-          </w:tcPr>
-          <w:p>
-            <w:r>
-              <w:t>Shaded regions</w:t>
-            </w:r>
-          </w:p>
-        </w:tc>
-        <w:tc>
-          <w:tcPr>
-            <w:tcW w:type="dxa" w:w="4703"/>
-          </w:tcPr>
-          <w:p>
-            <w:r>
-              <w:t>Colour-coded background: DNA backbone (400–900), fingerprint (900–1300), nucleobases (1300–1800), silent region (1800–2800), CH stretch (2800–3200).</w:t>
-            </w:r>
-          </w:p>
-        </w:tc>
-      </w:tr>
-      <w:tr>
-        <w:tc>
-          <w:tcPr>
-            <w:tcW w:type="dxa" w:w="4703"/>
-          </w:tcPr>
-          <w:p>
-            <w:r>
-              <w:t>Peak labels</w:t>
-            </w:r>
-          </w:p>
-        </w:tc>
-        <w:tc>
-          <w:tcPr>
-            <w:tcW w:type="dxa" w:w="4703"/>
-          </w:tcPr>
-          <w:p>
-            <w:r>
-              <w:t>Every detected peak labeled with its exact wavenumber in cm⁻¹. Staggered heights prevent overlap.</w:t>
-            </w:r>
-          </w:p>
-        </w:tc>
-      </w:tr>
-      <w:tr>
-        <w:tc>
-          <w:tcPr>
-            <w:tcW w:type="dxa" w:w="4703"/>
-          </w:tcPr>
-          <w:p>
-            <w:r>
-              <w:t>Peak markers</w:t>
-            </w:r>
-          </w:p>
-        </w:tc>
-        <w:tc>
-          <w:tcPr>
-            <w:tcW w:type="dxa" w:w="4703"/>
-          </w:tcPr>
-          <w:p>
-            <w:r>
-              <w:t>Filled circles at each peak summit connected by a thin line to the label.</w:t>
-            </w:r>
-          </w:p>
-        </w:tc>
-      </w:tr>
-      <w:tr>
-        <w:tc>
-          <w:tcPr>
-            <w:tcW w:type="dxa" w:w="4703"/>
-          </w:tcPr>
-          <w:p>
-            <w:r>
-              <w:t>Title</w:t>
-            </w:r>
-          </w:p>
-        </w:tc>
-        <w:tc>
-          <w:tcPr>
-            <w:tcW w:type="dxa" w:w="4703"/>
-          </w:tcPr>
-          <w:p>
-            <w:r>
-              <w:t>Shows map name, spectrum number, substrate, and correct laser conditions (2.5%, 0.5 s, 4 acc.).</w:t>
-            </w:r>
-          </w:p>
-        </w:tc>
-      </w:tr>
-    </w:tbl>
-    <w:p/>
-    <w:p>
-      <w:pPr>
-        <w:pStyle w:val="Heading1"/>
-      </w:pPr>
-      <w:r>
-        <w:rPr>
-          <w:color w:val="1F4E79"/>
-        </w:rPr>
-        <w:t>5. All 27 Detected Peaks (m3 spectrum 20)</w:t>
-      </w:r>
-    </w:p>
-    <w:p>
-      <w:r>
-        <w:t>These are the peaks your script will label in the figure. Positions are from real data.</w:t>
-      </w:r>
-    </w:p>
-    <w:tbl>
-      <w:tblPr>
-        <w:tblStyle w:val="TableGrid"/>
-        <w:tblW w:type="auto" w:w="0"/>
-        <w:tblLook w:firstColumn="1" w:firstRow="1" w:lastColumn="0" w:lastRow="0" w:noHBand="0" w:noVBand="1" w:val="04A0"/>
-      </w:tblPr>
-      <w:tblGrid>
-        <w:gridCol w:w="2351"/>
-        <w:gridCol w:w="2351"/>
-        <w:gridCol w:w="2351"/>
-        <w:gridCol w:w="2351"/>
-      </w:tblGrid>
-      <w:tr>
-        <w:tc>
-          <w:tcPr>
-            <w:tcW w:type="dxa" w:w="2351"/>
-            <w:shd w:val="clear" w:color="auto" w:fill="1F4E79"/>
-          </w:tcPr>
-          <w:p>
-            <w:r>
-              <w:rPr>
-                <w:b/>
-                <w:color w:val="FFFFFF"/>
-                <w:sz w:val="18"/>
-              </w:rPr>
-              <w:t>#</w:t>
-            </w:r>
-          </w:p>
-        </w:tc>
-        <w:tc>
-          <w:tcPr>
-            <w:tcW w:type="dxa" w:w="2351"/>
-            <w:shd w:val="clear" w:color="auto" w:fill="1F4E79"/>
-          </w:tcPr>
-          <w:p>
-            <w:r>
-              <w:rPr>
-                <w:b/>
-                <w:color w:val="FFFFFF"/>
-                <w:sz w:val="18"/>
-              </w:rPr>
-              <w:t>Position (cm⁻¹)</w:t>
-            </w:r>
-          </w:p>
-        </w:tc>
-        <w:tc>
-          <w:tcPr>
-            <w:tcW w:type="dxa" w:w="2351"/>
-            <w:shd w:val="clear" w:color="auto" w:fill="1F4E79"/>
-          </w:tcPr>
-          <w:p>
-            <w:r>
-              <w:rPr>
-                <w:b/>
-                <w:color w:val="FFFFFF"/>
-                <w:sz w:val="18"/>
-              </w:rPr>
-              <w:t>Norm. intensity</w:t>
-            </w:r>
-          </w:p>
-        </w:tc>
-        <w:tc>
-          <w:tcPr>
-            <w:tcW w:type="dxa" w:w="2351"/>
-            <w:shd w:val="clear" w:color="auto" w:fill="1F4E79"/>
-          </w:tcPr>
-          <w:p>
-            <w:r>
-              <w:rPr>
-                <w:b/>
-                <w:color w:val="FFFFFF"/>
-                <w:sz w:val="18"/>
-              </w:rPr>
-              <w:t>Assignment</w:t>
-            </w:r>
-          </w:p>
-        </w:tc>
-      </w:tr>
-      <w:tr>
-        <w:tc>
-          <w:tcPr>
-            <w:tcW w:type="dxa" w:w="2351"/>
-          </w:tcPr>
-          <w:p>
-            <w:r>
-              <w:rPr>
-                <w:sz w:val="18"/>
-              </w:rPr>
-              <w:t>1</w:t>
-            </w:r>
-          </w:p>
-        </w:tc>
-        <w:tc>
-          <w:tcPr>
-            <w:tcW w:type="dxa" w:w="2351"/>
-          </w:tcPr>
-          <w:p>
-            <w:r>
-              <w:rPr>
-                <w:sz w:val="18"/>
-              </w:rPr>
-              <w:t>242.4</w:t>
-            </w:r>
-          </w:p>
-        </w:tc>
-        <w:tc>
-          <w:tcPr>
-            <w:tcW w:type="dxa" w:w="2351"/>
-          </w:tcPr>
-          <w:p>
-            <w:r>
-              <w:rPr>
-                <w:sz w:val="18"/>
-              </w:rPr>
-              <w:t>0.282</w:t>
-            </w:r>
-          </w:p>
-        </w:tc>
-        <w:tc>
-          <w:tcPr>
-            <w:tcW w:type="dxa" w:w="2351"/>
-          </w:tcPr>
-          <w:p>
-            <w:r>
-              <w:rPr>
-                <w:sz w:val="18"/>
-              </w:rPr>
-              <w:t>—</w:t>
-            </w:r>
-          </w:p>
-        </w:tc>
-      </w:tr>
-      <w:tr>
-        <w:tc>
-          <w:tcPr>
-            <w:tcW w:type="dxa" w:w="2351"/>
-          </w:tcPr>
-          <w:p>
-            <w:r>
-              <w:rPr>
-                <w:sz w:val="18"/>
-              </w:rPr>
-              <w:t>2</w:t>
-            </w:r>
-          </w:p>
-        </w:tc>
-        <w:tc>
-          <w:tcPr>
-            <w:tcW w:type="dxa" w:w="2351"/>
-          </w:tcPr>
-          <w:p>
-            <w:r>
-              <w:rPr>
-                <w:sz w:val="18"/>
-              </w:rPr>
-              <w:t>405.0</w:t>
-            </w:r>
-          </w:p>
-        </w:tc>
-        <w:tc>
-          <w:tcPr>
-            <w:tcW w:type="dxa" w:w="2351"/>
-          </w:tcPr>
-          <w:p>
-            <w:r>
-              <w:rPr>
-                <w:sz w:val="18"/>
-              </w:rPr>
-              <w:t>0.092</w:t>
-            </w:r>
-          </w:p>
-        </w:tc>
-        <w:tc>
-          <w:tcPr>
-            <w:tcW w:type="dxa" w:w="2351"/>
-          </w:tcPr>
-          <w:p>
-            <w:r>
-              <w:rPr>
-                <w:sz w:val="18"/>
-              </w:rPr>
-              <w:t>Ring deformation / sugar</w:t>
-            </w:r>
-          </w:p>
-        </w:tc>
-      </w:tr>
-      <w:tr>
-        <w:tc>
-          <w:tcPr>
-            <w:tcW w:type="dxa" w:w="2351"/>
-          </w:tcPr>
-          <w:p>
-            <w:r>
-              <w:rPr>
-                <w:sz w:val="18"/>
-              </w:rPr>
-              <w:t>3</w:t>
-            </w:r>
-          </w:p>
-        </w:tc>
-        <w:tc>
-          <w:tcPr>
-            <w:tcW w:type="dxa" w:w="2351"/>
-          </w:tcPr>
-          <w:p>
-            <w:r>
-              <w:rPr>
-                <w:sz w:val="18"/>
-              </w:rPr>
-              <w:t>524.5</w:t>
-            </w:r>
-          </w:p>
-        </w:tc>
-        <w:tc>
-          <w:tcPr>
-            <w:tcW w:type="dxa" w:w="2351"/>
-          </w:tcPr>
-          <w:p>
-            <w:r>
-              <w:rPr>
-                <w:sz w:val="18"/>
-              </w:rPr>
-              <w:t>0.241</w:t>
-            </w:r>
-          </w:p>
-        </w:tc>
-        <w:tc>
-          <w:tcPr>
-            <w:tcW w:type="dxa" w:w="2351"/>
-          </w:tcPr>
-          <w:p>
-            <w:r>
-              <w:rPr>
-                <w:sz w:val="18"/>
-              </w:rPr>
-              <w:t>Backbone C-C stretch</w:t>
-            </w:r>
-          </w:p>
-        </w:tc>
-      </w:tr>
-      <w:tr>
-        <w:tc>
-          <w:tcPr>
-            <w:tcW w:type="dxa" w:w="2351"/>
-          </w:tcPr>
-          <w:p>
-            <w:r>
-              <w:rPr>
-                <w:sz w:val="18"/>
-              </w:rPr>
-              <w:t>4</w:t>
-            </w:r>
-          </w:p>
-        </w:tc>
-        <w:tc>
-          <w:tcPr>
-            <w:tcW w:type="dxa" w:w="2351"/>
-          </w:tcPr>
-          <w:p>
-            <w:r>
-              <w:rPr>
-                <w:sz w:val="18"/>
-              </w:rPr>
-              <w:t>595.7</w:t>
-            </w:r>
-          </w:p>
-        </w:tc>
-        <w:tc>
-          <w:tcPr>
-            <w:tcW w:type="dxa" w:w="2351"/>
-          </w:tcPr>
-          <w:p>
-            <w:r>
-              <w:rPr>
-                <w:sz w:val="18"/>
-              </w:rPr>
-              <w:t>0.155</w:t>
-            </w:r>
-          </w:p>
-        </w:tc>
-        <w:tc>
-          <w:tcPr>
-            <w:tcW w:type="dxa" w:w="2351"/>
-          </w:tcPr>
-          <w:p>
-            <w:r>
-              <w:rPr>
-                <w:sz w:val="18"/>
-              </w:rPr>
-              <w:t>G/C ring deformation</w:t>
-            </w:r>
-          </w:p>
-        </w:tc>
-      </w:tr>
-      <w:tr>
-        <w:tc>
-          <w:tcPr>
-            <w:tcW w:type="dxa" w:w="2351"/>
-          </w:tcPr>
-          <w:p>
-            <w:r>
-              <w:rPr>
-                <w:sz w:val="18"/>
-              </w:rPr>
-              <w:t>5</w:t>
-            </w:r>
-          </w:p>
-        </w:tc>
-        <w:tc>
-          <w:tcPr>
-            <w:tcW w:type="dxa" w:w="2351"/>
-          </w:tcPr>
-          <w:p>
-            <w:r>
-              <w:rPr>
-                <w:sz w:val="18"/>
-              </w:rPr>
-              <w:t>637.2</w:t>
-            </w:r>
-          </w:p>
-        </w:tc>
-        <w:tc>
-          <w:tcPr>
-            <w:tcW w:type="dxa" w:w="2351"/>
-          </w:tcPr>
-          <w:p>
-            <w:r>
-              <w:rPr>
-                <w:sz w:val="18"/>
-              </w:rPr>
-              <w:t>0.138</w:t>
-            </w:r>
-          </w:p>
-        </w:tc>
-        <w:tc>
-          <w:tcPr>
-            <w:tcW w:type="dxa" w:w="2351"/>
-          </w:tcPr>
-          <w:p>
-            <w:r>
-              <w:rPr>
-                <w:sz w:val="18"/>
-              </w:rPr>
-              <w:t>G/T ring breathing</w:t>
-            </w:r>
-          </w:p>
-        </w:tc>
-      </w:tr>
-      <w:tr>
-        <w:tc>
-          <w:tcPr>
-            <w:tcW w:type="dxa" w:w="2351"/>
-          </w:tcPr>
-          <w:p>
-            <w:r>
-              <w:rPr>
-                <w:sz w:val="18"/>
-              </w:rPr>
-              <w:t>6</w:t>
-            </w:r>
-          </w:p>
-        </w:tc>
-        <w:tc>
-          <w:tcPr>
-            <w:tcW w:type="dxa" w:w="2351"/>
-          </w:tcPr>
-          <w:p>
-            <w:r>
-              <w:rPr>
-                <w:sz w:val="18"/>
-              </w:rPr>
-              <w:t>669.5</w:t>
-            </w:r>
-          </w:p>
-        </w:tc>
-        <w:tc>
-          <w:tcPr>
-            <w:tcW w:type="dxa" w:w="2351"/>
-          </w:tcPr>
-          <w:p>
-            <w:r>
-              <w:rPr>
-                <w:sz w:val="18"/>
-              </w:rPr>
-              <w:t>0.169</w:t>
-            </w:r>
-          </w:p>
-        </w:tc>
-        <w:tc>
-          <w:tcPr>
-            <w:tcW w:type="dxa" w:w="2351"/>
-          </w:tcPr>
-          <w:p>
-            <w:r>
-              <w:rPr>
-                <w:sz w:val="18"/>
-              </w:rPr>
-              <w:t>G/T ring breathing</w:t>
-            </w:r>
-          </w:p>
-        </w:tc>
-      </w:tr>
-      <w:tr>
-        <w:tc>
-          <w:tcPr>
-            <w:tcW w:type="dxa" w:w="2351"/>
-          </w:tcPr>
-          <w:p>
-            <w:r>
-              <w:rPr>
-                <w:sz w:val="18"/>
-              </w:rPr>
-              <w:t>7</w:t>
-            </w:r>
-          </w:p>
-        </w:tc>
-        <w:tc>
-          <w:tcPr>
-            <w:tcW w:type="dxa" w:w="2351"/>
-          </w:tcPr>
-          <w:p>
-            <w:r>
-              <w:rPr>
-                <w:sz w:val="18"/>
-              </w:rPr>
-              <w:t>691.8</w:t>
-            </w:r>
-          </w:p>
-        </w:tc>
-        <w:tc>
-          <w:tcPr>
-            <w:tcW w:type="dxa" w:w="2351"/>
-          </w:tcPr>
-          <w:p>
-            <w:r>
-              <w:rPr>
-                <w:sz w:val="18"/>
-              </w:rPr>
-              <w:t>0.199</w:t>
-            </w:r>
-          </w:p>
-        </w:tc>
-        <w:tc>
-          <w:tcPr>
-            <w:tcW w:type="dxa" w:w="2351"/>
-          </w:tcPr>
-          <w:p>
-            <w:r>
-              <w:rPr>
-                <w:sz w:val="18"/>
-              </w:rPr>
-              <w:t>Guanine ring breathing</w:t>
-            </w:r>
-          </w:p>
-        </w:tc>
-      </w:tr>
-      <w:tr>
-        <w:tc>
-          <w:tcPr>
-            <w:tcW w:type="dxa" w:w="2351"/>
-          </w:tcPr>
-          <w:p>
-            <w:r>
-              <w:rPr>
-                <w:sz w:val="18"/>
-              </w:rPr>
-              <w:t>8</w:t>
-            </w:r>
-          </w:p>
-        </w:tc>
-        <w:tc>
-          <w:tcPr>
-            <w:tcW w:type="dxa" w:w="2351"/>
-          </w:tcPr>
-          <w:p>
-            <w:r>
-              <w:rPr>
-                <w:sz w:val="18"/>
-              </w:rPr>
-              <w:t>736.3</w:t>
-            </w:r>
-          </w:p>
-        </w:tc>
-        <w:tc>
-          <w:tcPr>
-            <w:tcW w:type="dxa" w:w="2351"/>
-          </w:tcPr>
-          <w:p>
-            <w:r>
-              <w:rPr>
-                <w:sz w:val="18"/>
-              </w:rPr>
-              <w:t>0.145</w:t>
-            </w:r>
-          </w:p>
-        </w:tc>
-        <w:tc>
-          <w:tcPr>
-            <w:tcW w:type="dxa" w:w="2351"/>
-          </w:tcPr>
-          <w:p>
-            <w:r>
-              <w:rPr>
-                <w:sz w:val="18"/>
-              </w:rPr>
-              <w:t>Adenine ring breathing</w:t>
-            </w:r>
-          </w:p>
-        </w:tc>
-      </w:tr>
-      <w:tr>
-        <w:tc>
-          <w:tcPr>
-            <w:tcW w:type="dxa" w:w="2351"/>
-          </w:tcPr>
-          <w:p>
-            <w:r>
-              <w:rPr>
-                <w:sz w:val="18"/>
-              </w:rPr>
-              <w:t>9</w:t>
-            </w:r>
-          </w:p>
-        </w:tc>
-        <w:tc>
-          <w:tcPr>
-            <w:tcW w:type="dxa" w:w="2351"/>
-          </w:tcPr>
-          <w:p>
-            <w:r>
-              <w:rPr>
-                <w:sz w:val="18"/>
-              </w:rPr>
-              <w:t>772.0</w:t>
-            </w:r>
-          </w:p>
-        </w:tc>
-        <w:tc>
-          <w:tcPr>
-            <w:tcW w:type="dxa" w:w="2351"/>
-          </w:tcPr>
-          <w:p>
-            <w:r>
-              <w:rPr>
-                <w:sz w:val="18"/>
-              </w:rPr>
-              <w:t>0.232</w:t>
-            </w:r>
-          </w:p>
-        </w:tc>
-        <w:tc>
-          <w:tcPr>
-            <w:tcW w:type="dxa" w:w="2351"/>
-          </w:tcPr>
-          <w:p>
-            <w:r>
-              <w:rPr>
-                <w:sz w:val="18"/>
-              </w:rPr>
-              <w:t>Cytosine + O-P-O backbone</w:t>
-            </w:r>
-          </w:p>
-        </w:tc>
-      </w:tr>
-      <w:tr>
-        <w:tc>
-          <w:tcPr>
-            <w:tcW w:type="dxa" w:w="2351"/>
-          </w:tcPr>
-          <w:p>
-            <w:r>
-              <w:rPr>
-                <w:sz w:val="18"/>
-              </w:rPr>
-              <w:t>10</w:t>
-            </w:r>
-          </w:p>
-        </w:tc>
-        <w:tc>
-          <w:tcPr>
-            <w:tcW w:type="dxa" w:w="2351"/>
-          </w:tcPr>
-          <w:p>
-            <w:r>
-              <w:rPr>
-                <w:sz w:val="18"/>
-              </w:rPr>
-              <w:t>913.5</w:t>
-            </w:r>
-          </w:p>
-        </w:tc>
-        <w:tc>
-          <w:tcPr>
-            <w:tcW w:type="dxa" w:w="2351"/>
-          </w:tcPr>
-          <w:p>
-            <w:r>
-              <w:rPr>
-                <w:sz w:val="18"/>
-              </w:rPr>
-              <w:t>0.567</w:t>
-            </w:r>
-          </w:p>
-        </w:tc>
-        <w:tc>
-          <w:tcPr>
-            <w:tcW w:type="dxa" w:w="2351"/>
-          </w:tcPr>
-          <w:p>
-            <w:r>
-              <w:rPr>
-                <w:sz w:val="18"/>
-              </w:rPr>
-              <w:t>Backbone C-C stretch</w:t>
-            </w:r>
-          </w:p>
-        </w:tc>
-      </w:tr>
-      <w:tr>
-        <w:tc>
-          <w:tcPr>
-            <w:tcW w:type="dxa" w:w="2351"/>
-          </w:tcPr>
-          <w:p>
-            <w:r>
-              <w:rPr>
-                <w:sz w:val="18"/>
-              </w:rPr>
-              <w:t>11</w:t>
-            </w:r>
-          </w:p>
-        </w:tc>
-        <w:tc>
-          <w:tcPr>
-            <w:tcW w:type="dxa" w:w="2351"/>
-          </w:tcPr>
-          <w:p>
-            <w:r>
-              <w:rPr>
-                <w:sz w:val="18"/>
-              </w:rPr>
-              <w:t>998.3</w:t>
-            </w:r>
-          </w:p>
-        </w:tc>
-        <w:tc>
-          <w:tcPr>
-            <w:tcW w:type="dxa" w:w="2351"/>
-          </w:tcPr>
-          <w:p>
-            <w:r>
-              <w:rPr>
-                <w:sz w:val="18"/>
-              </w:rPr>
-              <w:t>0.360</w:t>
-            </w:r>
-          </w:p>
-        </w:tc>
-        <w:tc>
-          <w:tcPr>
-            <w:tcW w:type="dxa" w:w="2351"/>
-          </w:tcPr>
-          <w:p>
-            <w:r>
-              <w:rPr>
-                <w:sz w:val="18"/>
-              </w:rPr>
-              <w:t>Phenylalanine / ring</w:t>
-            </w:r>
-          </w:p>
-        </w:tc>
-      </w:tr>
-      <w:tr>
-        <w:tc>
-          <w:tcPr>
-            <w:tcW w:type="dxa" w:w="2351"/>
-          </w:tcPr>
-          <w:p>
-            <w:r>
-              <w:rPr>
-                <w:b/>
-                <w:sz w:val="18"/>
-              </w:rPr>
-              <w:t>12</w:t>
-            </w:r>
-          </w:p>
-        </w:tc>
-        <w:tc>
-          <w:tcPr>
-            <w:tcW w:type="dxa" w:w="2351"/>
-          </w:tcPr>
-          <w:p>
-            <w:r>
-              <w:rPr>
-                <w:b/>
-                <w:sz w:val="18"/>
-              </w:rPr>
-              <w:t>1118.6</w:t>
-            </w:r>
-          </w:p>
-        </w:tc>
-        <w:tc>
-          <w:tcPr>
-            <w:tcW w:type="dxa" w:w="2351"/>
-          </w:tcPr>
-          <w:p>
-            <w:r>
-              <w:rPr>
-                <w:b/>
-                <w:sz w:val="18"/>
-              </w:rPr>
-              <w:t>1.000</w:t>
-            </w:r>
-          </w:p>
-        </w:tc>
-        <w:tc>
-          <w:tcPr>
-            <w:tcW w:type="dxa" w:w="2351"/>
-          </w:tcPr>
-          <w:p>
-            <w:r>
-              <w:rPr>
-                <w:b/>
-                <w:sz w:val="18"/>
-              </w:rPr>
-              <w:t>PO₄ / C-N  ← DOMINANT SERS PEAK</w:t>
-            </w:r>
-          </w:p>
-        </w:tc>
-      </w:tr>
-      <w:tr>
-        <w:tc>
-          <w:tcPr>
-            <w:tcW w:type="dxa" w:w="2351"/>
-          </w:tcPr>
-          <w:p>
-            <w:r>
-              <w:rPr>
-                <w:sz w:val="18"/>
-              </w:rPr>
-              <w:t>13</w:t>
-            </w:r>
-          </w:p>
-        </w:tc>
-        <w:tc>
-          <w:tcPr>
-            <w:tcW w:type="dxa" w:w="2351"/>
-          </w:tcPr>
-          <w:p>
-            <w:r>
-              <w:rPr>
-                <w:sz w:val="18"/>
-              </w:rPr>
-              <w:t>1170.7</w:t>
-            </w:r>
-          </w:p>
-        </w:tc>
-        <w:tc>
-          <w:tcPr>
-            <w:tcW w:type="dxa" w:w="2351"/>
-          </w:tcPr>
-          <w:p>
-            <w:r>
-              <w:rPr>
-                <w:sz w:val="18"/>
-              </w:rPr>
-              <w:t>0.660</w:t>
-            </w:r>
-          </w:p>
-        </w:tc>
-        <w:tc>
-          <w:tcPr>
-            <w:tcW w:type="dxa" w:w="2351"/>
-          </w:tcPr>
-          <w:p>
-            <w:r>
-              <w:rPr>
-                <w:sz w:val="18"/>
-              </w:rPr>
-              <w:t>C-N (cytosine/adenine)</w:t>
-            </w:r>
-          </w:p>
-        </w:tc>
-      </w:tr>
-      <w:tr>
-        <w:tc>
-          <w:tcPr>
-            <w:tcW w:type="dxa" w:w="2351"/>
-          </w:tcPr>
-          <w:p>
-            <w:r>
-              <w:rPr>
-                <w:sz w:val="18"/>
-              </w:rPr>
-              <w:t>14</w:t>
-            </w:r>
-          </w:p>
-        </w:tc>
-        <w:tc>
-          <w:tcPr>
-            <w:tcW w:type="dxa" w:w="2351"/>
-          </w:tcPr>
-          <w:p>
-            <w:r>
-              <w:rPr>
-                <w:sz w:val="18"/>
-              </w:rPr>
-              <w:t>1235.3</w:t>
-            </w:r>
-          </w:p>
-        </w:tc>
-        <w:tc>
-          <w:tcPr>
-            <w:tcW w:type="dxa" w:w="2351"/>
-          </w:tcPr>
-          <w:p>
-            <w:r>
-              <w:rPr>
-                <w:sz w:val="18"/>
-              </w:rPr>
-              <w:t>0.092</w:t>
-            </w:r>
-          </w:p>
-        </w:tc>
-        <w:tc>
-          <w:tcPr>
-            <w:tcW w:type="dxa" w:w="2351"/>
-          </w:tcPr>
-          <w:p>
-            <w:r>
-              <w:rPr>
-                <w:sz w:val="18"/>
-              </w:rPr>
-              <w:t>Amide III / thymine</w:t>
-            </w:r>
-          </w:p>
-        </w:tc>
-      </w:tr>
-      <w:tr>
-        <w:tc>
-          <w:tcPr>
-            <w:tcW w:type="dxa" w:w="2351"/>
-          </w:tcPr>
-          <w:p>
-            <w:r>
-              <w:rPr>
-                <w:b/>
-                <w:sz w:val="18"/>
-              </w:rPr>
-              <w:t>15</w:t>
-            </w:r>
-          </w:p>
-        </w:tc>
-        <w:tc>
-          <w:tcPr>
-            <w:tcW w:type="dxa" w:w="2351"/>
-          </w:tcPr>
-          <w:p>
-            <w:r>
-              <w:rPr>
-                <w:b/>
-                <w:sz w:val="18"/>
-              </w:rPr>
-              <w:t>1315.4</w:t>
-            </w:r>
-          </w:p>
-        </w:tc>
-        <w:tc>
-          <w:tcPr>
-            <w:tcW w:type="dxa" w:w="2351"/>
-          </w:tcPr>
-          <w:p>
-            <w:r>
-              <w:rPr>
-                <w:b/>
-                <w:sz w:val="18"/>
-              </w:rPr>
-              <w:t>0.986</w:t>
-            </w:r>
-          </w:p>
-        </w:tc>
-        <w:tc>
-          <w:tcPr>
-            <w:tcW w:type="dxa" w:w="2351"/>
-          </w:tcPr>
-          <w:p>
-            <w:r>
-              <w:rPr>
-                <w:b/>
-                <w:sz w:val="18"/>
-              </w:rPr>
-              <w:t>A/T/G in-plane  ← 2nd strongest</w:t>
-            </w:r>
-          </w:p>
-        </w:tc>
-      </w:tr>
-      <w:tr>
-        <w:tc>
-          <w:tcPr>
-            <w:tcW w:type="dxa" w:w="2351"/>
-          </w:tcPr>
-          <w:p>
-            <w:r>
-              <w:rPr>
-                <w:sz w:val="18"/>
-              </w:rPr>
-              <w:t>16</w:t>
-            </w:r>
-          </w:p>
-        </w:tc>
-        <w:tc>
-          <w:tcPr>
-            <w:tcW w:type="dxa" w:w="2351"/>
-          </w:tcPr>
-          <w:p>
-            <w:r>
-              <w:rPr>
-                <w:sz w:val="18"/>
-              </w:rPr>
-              <w:t>1367.9</w:t>
-            </w:r>
-          </w:p>
-        </w:tc>
-        <w:tc>
-          <w:tcPr>
-            <w:tcW w:type="dxa" w:w="2351"/>
-          </w:tcPr>
-          <w:p>
-            <w:r>
-              <w:rPr>
-                <w:sz w:val="18"/>
-              </w:rPr>
-              <w:t>0.511</w:t>
-            </w:r>
-          </w:p>
-        </w:tc>
-        <w:tc>
-          <w:tcPr>
-            <w:tcW w:type="dxa" w:w="2351"/>
-          </w:tcPr>
-          <w:p>
-            <w:r>
-              <w:rPr>
-                <w:sz w:val="18"/>
-              </w:rPr>
-              <w:t>T/G C-H deformation</w:t>
-            </w:r>
-          </w:p>
-        </w:tc>
-      </w:tr>
-      <w:tr>
-        <w:tc>
-          <w:tcPr>
-            <w:tcW w:type="dxa" w:w="2351"/>
-          </w:tcPr>
-          <w:p>
-            <w:r>
-              <w:rPr>
-                <w:sz w:val="18"/>
-              </w:rPr>
-              <w:t>17</w:t>
-            </w:r>
-          </w:p>
-        </w:tc>
-        <w:tc>
-          <w:tcPr>
-            <w:tcW w:type="dxa" w:w="2351"/>
-          </w:tcPr>
-          <w:p>
-            <w:r>
-              <w:rPr>
-                <w:sz w:val="18"/>
-              </w:rPr>
-              <w:t>1402.7</w:t>
-            </w:r>
-          </w:p>
-        </w:tc>
-        <w:tc>
-          <w:tcPr>
-            <w:tcW w:type="dxa" w:w="2351"/>
-          </w:tcPr>
-          <w:p>
-            <w:r>
-              <w:rPr>
-                <w:sz w:val="18"/>
-              </w:rPr>
-              <w:t>0.150</w:t>
-            </w:r>
-          </w:p>
-        </w:tc>
-        <w:tc>
-          <w:tcPr>
-            <w:tcW w:type="dxa" w:w="2351"/>
-          </w:tcPr>
-          <w:p>
-            <w:r>
-              <w:rPr>
-                <w:sz w:val="18"/>
-              </w:rPr>
-              <w:t>A/G ring stretch</w:t>
-            </w:r>
-          </w:p>
-        </w:tc>
-      </w:tr>
-      <w:tr>
-        <w:tc>
-          <w:tcPr>
-            <w:tcW w:type="dxa" w:w="2351"/>
-          </w:tcPr>
-          <w:p>
-            <w:r>
-              <w:rPr>
-                <w:sz w:val="18"/>
-              </w:rPr>
-              <w:t>18</w:t>
-            </w:r>
-          </w:p>
-        </w:tc>
-        <w:tc>
-          <w:tcPr>
-            <w:tcW w:type="dxa" w:w="2351"/>
-          </w:tcPr>
-          <w:p>
-            <w:r>
-              <w:rPr>
-                <w:sz w:val="18"/>
-              </w:rPr>
-              <w:t>1424.7</w:t>
-            </w:r>
-          </w:p>
-        </w:tc>
-        <w:tc>
-          <w:tcPr>
-            <w:tcW w:type="dxa" w:w="2351"/>
-          </w:tcPr>
-          <w:p>
-            <w:r>
-              <w:rPr>
-                <w:sz w:val="18"/>
-              </w:rPr>
-              <w:t>0.198</w:t>
-            </w:r>
-          </w:p>
-        </w:tc>
-        <w:tc>
-          <w:tcPr>
-            <w:tcW w:type="dxa" w:w="2351"/>
-          </w:tcPr>
-          <w:p>
-            <w:r>
-              <w:rPr>
-                <w:sz w:val="18"/>
-              </w:rPr>
-              <w:t>A/G ring stretch</w:t>
-            </w:r>
-          </w:p>
-        </w:tc>
-      </w:tr>
-      <w:tr>
-        <w:tc>
-          <w:tcPr>
-            <w:tcW w:type="dxa" w:w="2351"/>
-          </w:tcPr>
-          <w:p>
-            <w:r>
-              <w:rPr>
-                <w:sz w:val="18"/>
-              </w:rPr>
-              <w:t>19</w:t>
-            </w:r>
-          </w:p>
-        </w:tc>
-        <w:tc>
-          <w:tcPr>
-            <w:tcW w:type="dxa" w:w="2351"/>
-          </w:tcPr>
-          <w:p>
-            <w:r>
-              <w:rPr>
-                <w:sz w:val="18"/>
-              </w:rPr>
-              <w:t>1484.3</w:t>
-            </w:r>
-          </w:p>
-        </w:tc>
-        <w:tc>
-          <w:tcPr>
-            <w:tcW w:type="dxa" w:w="2351"/>
-          </w:tcPr>
-          <w:p>
-            <w:r>
-              <w:rPr>
-                <w:sz w:val="18"/>
-              </w:rPr>
-              <w:t>0.160</w:t>
-            </w:r>
-          </w:p>
-        </w:tc>
-        <w:tc>
-          <w:tcPr>
-            <w:tcW w:type="dxa" w:w="2351"/>
-          </w:tcPr>
-          <w:p>
-            <w:r>
-              <w:rPr>
-                <w:sz w:val="18"/>
-              </w:rPr>
-              <w:t>A/C C=N stretch</w:t>
-            </w:r>
-          </w:p>
-        </w:tc>
-      </w:tr>
-      <w:tr>
-        <w:tc>
-          <w:tcPr>
-            <w:tcW w:type="dxa" w:w="2351"/>
-          </w:tcPr>
-          <w:p>
-            <w:r>
-              <w:rPr>
-                <w:sz w:val="18"/>
-              </w:rPr>
-              <w:t>20</w:t>
-            </w:r>
-          </w:p>
-        </w:tc>
-        <w:tc>
-          <w:tcPr>
-            <w:tcW w:type="dxa" w:w="2351"/>
-          </w:tcPr>
-          <w:p>
-            <w:r>
-              <w:rPr>
-                <w:sz w:val="18"/>
-              </w:rPr>
-              <w:t>1508.6</w:t>
-            </w:r>
-          </w:p>
-        </w:tc>
-        <w:tc>
-          <w:tcPr>
-            <w:tcW w:type="dxa" w:w="2351"/>
-          </w:tcPr>
-          <w:p>
-            <w:r>
-              <w:rPr>
-                <w:sz w:val="18"/>
-              </w:rPr>
-              <w:t>0.171</w:t>
-            </w:r>
-          </w:p>
-        </w:tc>
-        <w:tc>
-          <w:tcPr>
-            <w:tcW w:type="dxa" w:w="2351"/>
-          </w:tcPr>
-          <w:p>
-            <w:r>
-              <w:rPr>
-                <w:sz w:val="18"/>
-              </w:rPr>
-              <w:t>A/C C=N stretch</w:t>
-            </w:r>
-          </w:p>
-        </w:tc>
-      </w:tr>
-      <w:tr>
-        <w:tc>
-          <w:tcPr>
-            <w:tcW w:type="dxa" w:w="2351"/>
-          </w:tcPr>
-          <w:p>
-            <w:r>
-              <w:rPr>
-                <w:sz w:val="18"/>
-              </w:rPr>
-              <w:t>21</w:t>
-            </w:r>
-          </w:p>
-        </w:tc>
-        <w:tc>
-          <w:tcPr>
-            <w:tcW w:type="dxa" w:w="2351"/>
-          </w:tcPr>
-          <w:p>
-            <w:r>
-              <w:rPr>
-                <w:sz w:val="18"/>
-              </w:rPr>
-              <w:t>1544.4</w:t>
-            </w:r>
-          </w:p>
-        </w:tc>
-        <w:tc>
-          <w:tcPr>
-            <w:tcW w:type="dxa" w:w="2351"/>
-          </w:tcPr>
-          <w:p>
-            <w:r>
-              <w:rPr>
-                <w:sz w:val="18"/>
-              </w:rPr>
-              <w:t>0.066</w:t>
-            </w:r>
-          </w:p>
-        </w:tc>
-        <w:tc>
-          <w:tcPr>
-            <w:tcW w:type="dxa" w:w="2351"/>
-          </w:tcPr>
-          <w:p>
-            <w:r>
-              <w:rPr>
-                <w:sz w:val="18"/>
-              </w:rPr>
-              <w:t>G/A ring C=C / C=N</w:t>
-            </w:r>
-          </w:p>
-        </w:tc>
-      </w:tr>
-      <w:tr>
-        <w:tc>
-          <w:tcPr>
-            <w:tcW w:type="dxa" w:w="2351"/>
-          </w:tcPr>
-          <w:p>
-            <w:r>
-              <w:rPr>
-                <w:sz w:val="18"/>
-              </w:rPr>
-              <w:t>22</w:t>
-            </w:r>
-          </w:p>
-        </w:tc>
-        <w:tc>
-          <w:tcPr>
-            <w:tcW w:type="dxa" w:w="2351"/>
-          </w:tcPr>
-          <w:p>
-            <w:r>
-              <w:rPr>
-                <w:sz w:val="18"/>
-              </w:rPr>
-              <w:t>1564.6</w:t>
-            </w:r>
-          </w:p>
-        </w:tc>
-        <w:tc>
-          <w:tcPr>
-            <w:tcW w:type="dxa" w:w="2351"/>
-          </w:tcPr>
-          <w:p>
-            <w:r>
-              <w:rPr>
-                <w:sz w:val="18"/>
-              </w:rPr>
-              <w:t>0.090</w:t>
-            </w:r>
-          </w:p>
-        </w:tc>
-        <w:tc>
-          <w:tcPr>
-            <w:tcW w:type="dxa" w:w="2351"/>
-          </w:tcPr>
-          <w:p>
-            <w:r>
-              <w:rPr>
-                <w:sz w:val="18"/>
-              </w:rPr>
-              <w:t>G/A ring C=C / C=N</w:t>
-            </w:r>
-          </w:p>
-        </w:tc>
-      </w:tr>
-      <w:tr>
-        <w:tc>
-          <w:tcPr>
-            <w:tcW w:type="dxa" w:w="2351"/>
-          </w:tcPr>
-          <w:p>
-            <w:r>
-              <w:rPr>
-                <w:sz w:val="18"/>
-              </w:rPr>
-              <w:t>23</w:t>
-            </w:r>
-          </w:p>
-        </w:tc>
-        <w:tc>
-          <w:tcPr>
-            <w:tcW w:type="dxa" w:w="2351"/>
-          </w:tcPr>
-          <w:p>
-            <w:r>
-              <w:rPr>
-                <w:sz w:val="18"/>
-              </w:rPr>
-              <w:t>1624.8</w:t>
-            </w:r>
-          </w:p>
-        </w:tc>
-        <w:tc>
-          <w:tcPr>
-            <w:tcW w:type="dxa" w:w="2351"/>
-          </w:tcPr>
-          <w:p>
-            <w:r>
-              <w:rPr>
-                <w:sz w:val="18"/>
-              </w:rPr>
-              <w:t>0.126</w:t>
-            </w:r>
-          </w:p>
-        </w:tc>
-        <w:tc>
-          <w:tcPr>
-            <w:tcW w:type="dxa" w:w="2351"/>
-          </w:tcPr>
-          <w:p>
-            <w:r>
-              <w:rPr>
-                <w:sz w:val="18"/>
-              </w:rPr>
-              <w:t>Amide I / C=C stretch</w:t>
-            </w:r>
-          </w:p>
-        </w:tc>
-      </w:tr>
-      <w:tr>
-        <w:tc>
-          <w:tcPr>
-            <w:tcW w:type="dxa" w:w="2351"/>
-          </w:tcPr>
-          <w:p>
-            <w:r>
-              <w:rPr>
-                <w:sz w:val="18"/>
-              </w:rPr>
-              <w:t>24</w:t>
-            </w:r>
-          </w:p>
-        </w:tc>
-        <w:tc>
-          <w:tcPr>
-            <w:tcW w:type="dxa" w:w="2351"/>
-          </w:tcPr>
-          <w:p>
-            <w:r>
-              <w:rPr>
-                <w:sz w:val="18"/>
-              </w:rPr>
-              <w:t>1667.7</w:t>
-            </w:r>
-          </w:p>
-        </w:tc>
-        <w:tc>
-          <w:tcPr>
-            <w:tcW w:type="dxa" w:w="2351"/>
-          </w:tcPr>
-          <w:p>
-            <w:r>
-              <w:rPr>
-                <w:sz w:val="18"/>
-              </w:rPr>
-              <w:t>0.093</w:t>
-            </w:r>
-          </w:p>
-        </w:tc>
-        <w:tc>
-          <w:tcPr>
-            <w:tcW w:type="dxa" w:w="2351"/>
-          </w:tcPr>
-          <w:p>
-            <w:r>
-              <w:rPr>
-                <w:sz w:val="18"/>
-              </w:rPr>
-              <w:t>Amide I / C=C stretch</w:t>
-            </w:r>
-          </w:p>
-        </w:tc>
-      </w:tr>
-      <w:tr>
-        <w:tc>
-          <w:tcPr>
-            <w:tcW w:type="dxa" w:w="2351"/>
-          </w:tcPr>
-          <w:p>
-            <w:r>
-              <w:rPr>
-                <w:sz w:val="18"/>
-              </w:rPr>
-              <w:t>25</w:t>
-            </w:r>
-          </w:p>
-        </w:tc>
-        <w:tc>
-          <w:tcPr>
-            <w:tcW w:type="dxa" w:w="2351"/>
-          </w:tcPr>
-          <w:p>
-            <w:r>
-              <w:rPr>
-                <w:sz w:val="18"/>
-              </w:rPr>
-              <w:t>2148.4</w:t>
-            </w:r>
-          </w:p>
-        </w:tc>
-        <w:tc>
-          <w:tcPr>
-            <w:tcW w:type="dxa" w:w="2351"/>
-          </w:tcPr>
-          <w:p>
-            <w:r>
-              <w:rPr>
-                <w:sz w:val="18"/>
-              </w:rPr>
-              <w:t>0.056</w:t>
-            </w:r>
-          </w:p>
-        </w:tc>
-        <w:tc>
-          <w:tcPr>
-            <w:tcW w:type="dxa" w:w="2351"/>
-          </w:tcPr>
-          <w:p>
-            <w:r>
-              <w:rPr>
-                <w:sz w:val="18"/>
-              </w:rPr>
-              <w:t>— (combination band or artefact)</w:t>
-            </w:r>
-          </w:p>
-        </w:tc>
-      </w:tr>
-      <w:tr>
-        <w:tc>
-          <w:tcPr>
-            <w:tcW w:type="dxa" w:w="2351"/>
-          </w:tcPr>
-          <w:p>
-            <w:r>
-              <w:rPr>
-                <w:sz w:val="18"/>
-              </w:rPr>
-              <w:t>26</w:t>
-            </w:r>
-          </w:p>
-        </w:tc>
-        <w:tc>
-          <w:tcPr>
-            <w:tcW w:type="dxa" w:w="2351"/>
-          </w:tcPr>
-          <w:p>
-            <w:r>
-              <w:rPr>
-                <w:sz w:val="18"/>
-              </w:rPr>
-              <w:t>2930.7</w:t>
-            </w:r>
-          </w:p>
-        </w:tc>
-        <w:tc>
-          <w:tcPr>
-            <w:tcW w:type="dxa" w:w="2351"/>
-          </w:tcPr>
-          <w:p>
-            <w:r>
-              <w:rPr>
-                <w:sz w:val="18"/>
-              </w:rPr>
-              <w:t>0.072</w:t>
-            </w:r>
-          </w:p>
-        </w:tc>
-        <w:tc>
-          <w:tcPr>
-            <w:tcW w:type="dxa" w:w="2351"/>
-          </w:tcPr>
-          <w:p>
-            <w:r>
-              <w:rPr>
-                <w:sz w:val="18"/>
-              </w:rPr>
-              <w:t>CH₃ stretch — HaCaT cell lipids</w:t>
-            </w:r>
-          </w:p>
-        </w:tc>
-      </w:tr>
-      <w:tr>
-        <w:tc>
-          <w:tcPr>
-            <w:tcW w:type="dxa" w:w="2351"/>
-          </w:tcPr>
-          <w:p>
-            <w:r>
-              <w:rPr>
-                <w:sz w:val="18"/>
-              </w:rPr>
-              <w:t>27</w:t>
-            </w:r>
-          </w:p>
-        </w:tc>
-        <w:tc>
-          <w:tcPr>
-            <w:tcW w:type="dxa" w:w="2351"/>
-          </w:tcPr>
-          <w:p>
-            <w:r>
-              <w:rPr>
-                <w:sz w:val="18"/>
-              </w:rPr>
-              <w:t>2977.1</w:t>
-            </w:r>
-          </w:p>
-        </w:tc>
-        <w:tc>
-          <w:tcPr>
-            <w:tcW w:type="dxa" w:w="2351"/>
-          </w:tcPr>
-          <w:p>
-            <w:r>
-              <w:rPr>
-                <w:sz w:val="18"/>
-              </w:rPr>
-              <w:t>0.055</w:t>
-            </w:r>
-          </w:p>
-        </w:tc>
-        <w:tc>
-          <w:tcPr>
-            <w:tcW w:type="dxa" w:w="2351"/>
-          </w:tcPr>
-          <w:p>
-            <w:r>
-              <w:rPr>
-                <w:sz w:val="18"/>
-              </w:rPr>
-              <w:t>CH₂ stretch — HaCaT cell lipids</w:t>
-            </w:r>
-          </w:p>
-        </w:tc>
-      </w:tr>
-    </w:tbl>
-    <w:p/>
-    <w:p>
-      <w:pPr>
-        <w:pStyle w:val="Heading1"/>
-      </w:pPr>
-      <w:r>
-        <w:rPr>
-          <w:color w:val="1F4E79"/>
-        </w:rPr>
-        <w:t>6. Complete Python Code  —  plot_clean_sers.py</w:t>
-      </w:r>
-    </w:p>
-    <w:p>
-      <w:r>
-        <w:t>Copy everything below into a new file named plot_clean_sers.py in PyCharm, then edit the FOLDER path on line 1 of the file paths section.</w:t>
-      </w:r>
-    </w:p>
-    <w:p>
-      <w:pPr>
-        <w:spacing w:before="0" w:after="0"/>
-        <w:ind w:left="360"/>
-      </w:pPr>
-      <w:r>
-        <w:rPr>
-          <w:rFonts w:ascii="Courier New" w:hAnsi="Courier New"/>
-          <w:color w:val="1A1A2E"/>
+        <w:spacing w:before="0" w:after="0"/>
+        <w:ind w:left="216"/>
+      </w:pPr>
+      <w:r>
+        <w:rPr>
+          <w:rFonts w:ascii="Courier New" w:hAnsi="Courier New"/>
+          <w:color w:val="0A0A2A"/>
           <w:sz w:val="17"/>
         </w:rPr>
         <w:t>"""</w:t>
@@ -2058,12 +148,12 @@
     <w:p>
       <w:pPr>
         <w:spacing w:before="0" w:after="0"/>
-        <w:ind w:left="360"/>
-      </w:pPr>
-      <w:r>
-        <w:rPr>
-          <w:rFonts w:ascii="Courier New" w:hAnsi="Courier New"/>
-          <w:color w:val="1A1A2E"/>
+        <w:ind w:left="216"/>
+      </w:pPr>
+      <w:r>
+        <w:rPr>
+          <w:rFonts w:ascii="Courier New" w:hAnsi="Courier New"/>
+          <w:color w:val="0A0A2A"/>
           <w:sz w:val="17"/>
         </w:rPr>
         <w:t>plot_clean_sers.py</w:t>
@@ -2072,12 +162,12 @@
     <w:p>
       <w:pPr>
         <w:spacing w:before="0" w:after="0"/>
-        <w:ind w:left="360"/>
-      </w:pPr>
-      <w:r>
-        <w:rPr>
-          <w:rFonts w:ascii="Courier New" w:hAnsi="Courier New"/>
-          <w:color w:val="1A1A2E"/>
+        <w:ind w:left="216"/>
+      </w:pPr>
+      <w:r>
+        <w:rPr>
+          <w:rFonts w:ascii="Courier New" w:hAnsi="Courier New"/>
+          <w:color w:val="0A0A2A"/>
           <w:sz w:val="17"/>
         </w:rPr>
         <w:t>==================</w:t>
@@ -2086,53 +176,53 @@
     <w:p>
       <w:pPr>
         <w:spacing w:before="0" w:after="0"/>
-        <w:ind w:left="360"/>
-      </w:pPr>
-      <w:r>
-        <w:rPr>
-          <w:rFonts w:ascii="Courier New" w:hAnsi="Courier New"/>
-          <w:color w:val="1A1A2E"/>
-          <w:sz w:val="17"/>
-        </w:rPr>
-        <w:t>Loads SERS maps m1–m4, automatically finds the cleanest DNA+HaCaT spectrum</w:t>
-      </w:r>
-    </w:p>
-    <w:p>
-      <w:pPr>
-        <w:spacing w:before="0" w:after="0"/>
-        <w:ind w:left="360"/>
-      </w:pPr>
-      <w:r>
-        <w:rPr>
-          <w:rFonts w:ascii="Courier New" w:hAnsi="Courier New"/>
-          <w:color w:val="1A1A2E"/>
-          <w:sz w:val="17"/>
-        </w:rPr>
-        <w:t>from all 100 spectra, and plots it (200–3200 cm-1) with every peak labeled.</w:t>
-      </w:r>
-    </w:p>
-    <w:p>
-      <w:pPr>
-        <w:spacing w:before="0" w:after="0"/>
-        <w:ind w:left="360"/>
-      </w:pPr>
-      <w:r>
-        <w:rPr>
-          <w:rFonts w:ascii="Courier New" w:hAnsi="Courier New"/>
-          <w:color w:val="1A1A2E"/>
-          <w:sz w:val="17"/>
-        </w:rPr>
-      </w:r>
-    </w:p>
-    <w:p>
-      <w:pPr>
-        <w:spacing w:before="0" w:after="0"/>
-        <w:ind w:left="360"/>
-      </w:pPr>
-      <w:r>
-        <w:rPr>
-          <w:rFonts w:ascii="Courier New" w:hAnsi="Courier New"/>
-          <w:color w:val="1A1A2E"/>
+        <w:ind w:left="216"/>
+      </w:pPr>
+      <w:r>
+        <w:rPr>
+          <w:rFonts w:ascii="Courier New" w:hAnsi="Courier New"/>
+          <w:color w:val="0A0A2A"/>
+          <w:sz w:val="17"/>
+        </w:rPr>
+        <w:t>Loads SERS maps m1-m4, finds the cleanest DNA+HaCaT spectrum</w:t>
+      </w:r>
+    </w:p>
+    <w:p>
+      <w:pPr>
+        <w:spacing w:before="0" w:after="0"/>
+        <w:ind w:left="216"/>
+      </w:pPr>
+      <w:r>
+        <w:rPr>
+          <w:rFonts w:ascii="Courier New" w:hAnsi="Courier New"/>
+          <w:color w:val="0A0A2A"/>
+          <w:sz w:val="17"/>
+        </w:rPr>
+        <w:t>from all 100 spectra, plots it (200-3200 cm-1) with every peak labeled.</w:t>
+      </w:r>
+    </w:p>
+    <w:p>
+      <w:pPr>
+        <w:spacing w:before="0" w:after="0"/>
+        <w:ind w:left="216"/>
+      </w:pPr>
+      <w:r>
+        <w:rPr>
+          <w:rFonts w:ascii="Courier New" w:hAnsi="Courier New"/>
+          <w:color w:val="0A0A2A"/>
+          <w:sz w:val="17"/>
+        </w:rPr>
+      </w:r>
+    </w:p>
+    <w:p>
+      <w:pPr>
+        <w:spacing w:before="0" w:after="0"/>
+        <w:ind w:left="216"/>
+      </w:pPr>
+      <w:r>
+        <w:rPr>
+          <w:rFonts w:ascii="Courier New" w:hAnsi="Courier New"/>
+          <w:color w:val="0A0A2A"/>
           <w:sz w:val="17"/>
         </w:rPr>
         <w:t>HOW TO RUN IN PyCharm:</w:t>
@@ -2141,67 +231,67 @@
     <w:p>
       <w:pPr>
         <w:spacing w:before="0" w:after="0"/>
-        <w:ind w:left="360"/>
-      </w:pPr>
-      <w:r>
-        <w:rPr>
-          <w:rFonts w:ascii="Courier New" w:hAnsi="Courier New"/>
-          <w:color w:val="1A1A2E"/>
-          <w:sz w:val="17"/>
-        </w:rPr>
-        <w:t xml:space="preserve">  1. Edit FOLDER below (the folder that contains all 4 map .txt files).</w:t>
-      </w:r>
-    </w:p>
-    <w:p>
-      <w:pPr>
-        <w:spacing w:before="0" w:after="0"/>
-        <w:ind w:left="360"/>
-      </w:pPr>
-      <w:r>
-        <w:rPr>
-          <w:rFonts w:ascii="Courier New" w:hAnsi="Courier New"/>
-          <w:color w:val="1A1A2E"/>
-          <w:sz w:val="17"/>
-        </w:rPr>
-        <w:t xml:space="preserve">  2. Run (Shift+F10).</w:t>
-      </w:r>
-    </w:p>
-    <w:p>
-      <w:pPr>
-        <w:spacing w:before="0" w:after="0"/>
-        <w:ind w:left="360"/>
-      </w:pPr>
-      <w:r>
-        <w:rPr>
-          <w:rFonts w:ascii="Courier New" w:hAnsi="Courier New"/>
-          <w:color w:val="1A1A2E"/>
-          <w:sz w:val="17"/>
-        </w:rPr>
-        <w:t xml:space="preserve">  3. Figure saved to the same folder as:  clean_sers_spectrum.png</w:t>
-      </w:r>
-    </w:p>
-    <w:p>
-      <w:pPr>
-        <w:spacing w:before="0" w:after="0"/>
-        <w:ind w:left="360"/>
-      </w:pPr>
-      <w:r>
-        <w:rPr>
-          <w:rFonts w:ascii="Courier New" w:hAnsi="Courier New"/>
-          <w:color w:val="1A1A2E"/>
-          <w:sz w:val="17"/>
-        </w:rPr>
-      </w:r>
-    </w:p>
-    <w:p>
-      <w:pPr>
-        <w:spacing w:before="0" w:after="0"/>
-        <w:ind w:left="360"/>
-      </w:pPr>
-      <w:r>
-        <w:rPr>
-          <w:rFonts w:ascii="Courier New" w:hAnsi="Courier New"/>
-          <w:color w:val="1A1A2E"/>
+        <w:ind w:left="216"/>
+      </w:pPr>
+      <w:r>
+        <w:rPr>
+          <w:rFonts w:ascii="Courier New" w:hAnsi="Courier New"/>
+          <w:color w:val="0A0A2A"/>
+          <w:sz w:val="17"/>
+        </w:rPr>
+        <w:t xml:space="preserve">  1. Edit FOLDER below (folder containing all 4 map .txt files).</w:t>
+      </w:r>
+    </w:p>
+    <w:p>
+      <w:pPr>
+        <w:spacing w:before="0" w:after="0"/>
+        <w:ind w:left="216"/>
+      </w:pPr>
+      <w:r>
+        <w:rPr>
+          <w:rFonts w:ascii="Courier New" w:hAnsi="Courier New"/>
+          <w:color w:val="0A0A2A"/>
+          <w:sz w:val="17"/>
+        </w:rPr>
+        <w:t xml:space="preserve">  2. Run with Shift+F10.</w:t>
+      </w:r>
+    </w:p>
+    <w:p>
+      <w:pPr>
+        <w:spacing w:before="0" w:after="0"/>
+        <w:ind w:left="216"/>
+      </w:pPr>
+      <w:r>
+        <w:rPr>
+          <w:rFonts w:ascii="Courier New" w:hAnsi="Courier New"/>
+          <w:color w:val="0A0A2A"/>
+          <w:sz w:val="17"/>
+        </w:rPr>
+        <w:t xml:space="preserve">  3. Figure saved to that folder as: clean_sers_spectrum.png</w:t>
+      </w:r>
+    </w:p>
+    <w:p>
+      <w:pPr>
+        <w:spacing w:before="0" w:after="0"/>
+        <w:ind w:left="216"/>
+      </w:pPr>
+      <w:r>
+        <w:rPr>
+          <w:rFonts w:ascii="Courier New" w:hAnsi="Courier New"/>
+          <w:color w:val="0A0A2A"/>
+          <w:sz w:val="17"/>
+        </w:rPr>
+      </w:r>
+    </w:p>
+    <w:p>
+      <w:pPr>
+        <w:spacing w:before="0" w:after="0"/>
+        <w:ind w:left="216"/>
+      </w:pPr>
+      <w:r>
+        <w:rPr>
+          <w:rFonts w:ascii="Courier New" w:hAnsi="Courier New"/>
+          <w:color w:val="0A0A2A"/>
           <w:sz w:val="17"/>
         </w:rPr>
         <w:t>REQUIREMENTS:</w:t>
@@ -2210,12 +300,12 @@
     <w:p>
       <w:pPr>
         <w:spacing w:before="0" w:after="0"/>
-        <w:ind w:left="360"/>
-      </w:pPr>
-      <w:r>
-        <w:rPr>
-          <w:rFonts w:ascii="Courier New" w:hAnsi="Courier New"/>
-          <w:color w:val="1A1A2E"/>
+        <w:ind w:left="216"/>
+      </w:pPr>
+      <w:r>
+        <w:rPr>
+          <w:rFonts w:ascii="Courier New" w:hAnsi="Courier New"/>
+          <w:color w:val="0A0A2A"/>
           <w:sz w:val="17"/>
         </w:rPr>
         <w:t xml:space="preserve">  pip install numpy scipy matplotlib</w:t>
@@ -2224,12 +314,12 @@
     <w:p>
       <w:pPr>
         <w:spacing w:before="0" w:after="0"/>
-        <w:ind w:left="360"/>
-      </w:pPr>
-      <w:r>
-        <w:rPr>
-          <w:rFonts w:ascii="Courier New" w:hAnsi="Courier New"/>
-          <w:color w:val="1A1A2E"/>
+        <w:ind w:left="216"/>
+      </w:pPr>
+      <w:r>
+        <w:rPr>
+          <w:rFonts w:ascii="Courier New" w:hAnsi="Courier New"/>
+          <w:color w:val="0A0A2A"/>
           <w:sz w:val="17"/>
         </w:rPr>
         <w:t>"""</w:t>
@@ -2238,25 +328,25 @@
     <w:p>
       <w:pPr>
         <w:spacing w:before="0" w:after="0"/>
-        <w:ind w:left="360"/>
-      </w:pPr>
-      <w:r>
-        <w:rPr>
-          <w:rFonts w:ascii="Courier New" w:hAnsi="Courier New"/>
-          <w:color w:val="1A1A2E"/>
-          <w:sz w:val="17"/>
-        </w:rPr>
-      </w:r>
-    </w:p>
-    <w:p>
-      <w:pPr>
-        <w:spacing w:before="0" w:after="0"/>
-        <w:ind w:left="360"/>
-      </w:pPr>
-      <w:r>
-        <w:rPr>
-          <w:rFonts w:ascii="Courier New" w:hAnsi="Courier New"/>
-          <w:color w:val="1A1A2E"/>
+        <w:ind w:left="216"/>
+      </w:pPr>
+      <w:r>
+        <w:rPr>
+          <w:rFonts w:ascii="Courier New" w:hAnsi="Courier New"/>
+          <w:color w:val="0A0A2A"/>
+          <w:sz w:val="17"/>
+        </w:rPr>
+      </w:r>
+    </w:p>
+    <w:p>
+      <w:pPr>
+        <w:spacing w:before="0" w:after="0"/>
+        <w:ind w:left="216"/>
+      </w:pPr>
+      <w:r>
+        <w:rPr>
+          <w:rFonts w:ascii="Courier New" w:hAnsi="Courier New"/>
+          <w:color w:val="0A0A2A"/>
           <w:sz w:val="17"/>
         </w:rPr>
         <w:t>import os</w:t>
@@ -2265,12 +355,12 @@
     <w:p>
       <w:pPr>
         <w:spacing w:before="0" w:after="0"/>
-        <w:ind w:left="360"/>
-      </w:pPr>
-      <w:r>
-        <w:rPr>
-          <w:rFonts w:ascii="Courier New" w:hAnsi="Courier New"/>
-          <w:color w:val="1A1A2E"/>
+        <w:ind w:left="216"/>
+      </w:pPr>
+      <w:r>
+        <w:rPr>
+          <w:rFonts w:ascii="Courier New" w:hAnsi="Courier New"/>
+          <w:color w:val="0A0A2A"/>
           <w:sz w:val="17"/>
         </w:rPr>
         <w:t>import numpy as np</w:t>
@@ -2279,12 +369,12 @@
     <w:p>
       <w:pPr>
         <w:spacing w:before="0" w:after="0"/>
-        <w:ind w:left="360"/>
-      </w:pPr>
-      <w:r>
-        <w:rPr>
-          <w:rFonts w:ascii="Courier New" w:hAnsi="Courier New"/>
-          <w:color w:val="1A1A2E"/>
+        <w:ind w:left="216"/>
+      </w:pPr>
+      <w:r>
+        <w:rPr>
+          <w:rFonts w:ascii="Courier New" w:hAnsi="Courier New"/>
+          <w:color w:val="0A0A2A"/>
           <w:sz w:val="17"/>
         </w:rPr>
         <w:t>import matplotlib</w:t>
@@ -2293,26 +383,26 @@
     <w:p>
       <w:pPr>
         <w:spacing w:before="0" w:after="0"/>
-        <w:ind w:left="360"/>
-      </w:pPr>
-      <w:r>
-        <w:rPr>
-          <w:rFonts w:ascii="Courier New" w:hAnsi="Courier New"/>
-          <w:color w:val="1A1A2E"/>
-          <w:sz w:val="17"/>
-        </w:rPr>
-        <w:t>matplotlib.use("Agg")          # remove this line if you want an interactive window</w:t>
-      </w:r>
-    </w:p>
-    <w:p>
-      <w:pPr>
-        <w:spacing w:before="0" w:after="0"/>
-        <w:ind w:left="360"/>
-      </w:pPr>
-      <w:r>
-        <w:rPr>
-          <w:rFonts w:ascii="Courier New" w:hAnsi="Courier New"/>
-          <w:color w:val="1A1A2E"/>
+        <w:ind w:left="216"/>
+      </w:pPr>
+      <w:r>
+        <w:rPr>
+          <w:rFonts w:ascii="Courier New" w:hAnsi="Courier New"/>
+          <w:color w:val="0A0A2A"/>
+          <w:sz w:val="17"/>
+        </w:rPr>
+        <w:t>matplotlib.use("Agg")          # remove this line to get an interactive window</w:t>
+      </w:r>
+    </w:p>
+    <w:p>
+      <w:pPr>
+        <w:spacing w:before="0" w:after="0"/>
+        <w:ind w:left="216"/>
+      </w:pPr>
+      <w:r>
+        <w:rPr>
+          <w:rFonts w:ascii="Courier New" w:hAnsi="Courier New"/>
+          <w:color w:val="0A0A2A"/>
           <w:sz w:val="17"/>
         </w:rPr>
         <w:t>import matplotlib.pyplot as plt</w:t>
@@ -2321,12 +411,12 @@
     <w:p>
       <w:pPr>
         <w:spacing w:before="0" w:after="0"/>
-        <w:ind w:left="360"/>
-      </w:pPr>
-      <w:r>
-        <w:rPr>
-          <w:rFonts w:ascii="Courier New" w:hAnsi="Courier New"/>
-          <w:color w:val="1A1A2E"/>
+        <w:ind w:left="216"/>
+      </w:pPr>
+      <w:r>
+        <w:rPr>
+          <w:rFonts w:ascii="Courier New" w:hAnsi="Courier New"/>
+          <w:color w:val="0A0A2A"/>
           <w:sz w:val="17"/>
         </w:rPr>
         <w:t>from scipy.sparse import diags</w:t>
@@ -2335,12 +425,12 @@
     <w:p>
       <w:pPr>
         <w:spacing w:before="0" w:after="0"/>
-        <w:ind w:left="360"/>
-      </w:pPr>
-      <w:r>
-        <w:rPr>
-          <w:rFonts w:ascii="Courier New" w:hAnsi="Courier New"/>
-          <w:color w:val="1A1A2E"/>
+        <w:ind w:left="216"/>
+      </w:pPr>
+      <w:r>
+        <w:rPr>
+          <w:rFonts w:ascii="Courier New" w:hAnsi="Courier New"/>
+          <w:color w:val="0A0A2A"/>
           <w:sz w:val="17"/>
         </w:rPr>
         <w:t>from scipy.sparse.linalg import spsolve</w:t>
@@ -2349,12 +439,12 @@
     <w:p>
       <w:pPr>
         <w:spacing w:before="0" w:after="0"/>
-        <w:ind w:left="360"/>
-      </w:pPr>
-      <w:r>
-        <w:rPr>
-          <w:rFonts w:ascii="Courier New" w:hAnsi="Courier New"/>
-          <w:color w:val="1A1A2E"/>
+        <w:ind w:left="216"/>
+      </w:pPr>
+      <w:r>
+        <w:rPr>
+          <w:rFonts w:ascii="Courier New" w:hAnsi="Courier New"/>
+          <w:color w:val="0A0A2A"/>
           <w:sz w:val="17"/>
         </w:rPr>
         <w:t>from scipy.signal import find_peaks</w:t>
@@ -2363,53 +453,53 @@
     <w:p>
       <w:pPr>
         <w:spacing w:before="0" w:after="0"/>
-        <w:ind w:left="360"/>
-      </w:pPr>
-      <w:r>
-        <w:rPr>
-          <w:rFonts w:ascii="Courier New" w:hAnsi="Courier New"/>
-          <w:color w:val="1A1A2E"/>
-          <w:sz w:val="17"/>
-        </w:rPr>
-      </w:r>
-    </w:p>
-    <w:p>
-      <w:pPr>
-        <w:spacing w:before="0" w:after="0"/>
-        <w:ind w:left="360"/>
-      </w:pPr>
-      <w:r>
-        <w:rPr>
-          <w:rFonts w:ascii="Courier New" w:hAnsi="Courier New"/>
-          <w:color w:val="1A1A2E"/>
-          <w:sz w:val="17"/>
-        </w:rPr>
-        <w:t># ══════════════════════════════════════════════════════════════════</w:t>
-      </w:r>
-    </w:p>
-    <w:p>
-      <w:pPr>
-        <w:spacing w:before="0" w:after="0"/>
-        <w:ind w:left="360"/>
-      </w:pPr>
-      <w:r>
-        <w:rPr>
-          <w:rFonts w:ascii="Courier New" w:hAnsi="Courier New"/>
-          <w:color w:val="1A1A2E"/>
-          <w:sz w:val="17"/>
-        </w:rPr>
-        <w:t>#  ▼  EDIT THIS PATH ONLY  ▼</w:t>
-      </w:r>
-    </w:p>
-    <w:p>
-      <w:pPr>
-        <w:spacing w:before="0" w:after="0"/>
-        <w:ind w:left="360"/>
-      </w:pPr>
-      <w:r>
-        <w:rPr>
-          <w:rFonts w:ascii="Courier New" w:hAnsi="Courier New"/>
-          <w:color w:val="1A1A2E"/>
+        <w:ind w:left="216"/>
+      </w:pPr>
+      <w:r>
+        <w:rPr>
+          <w:rFonts w:ascii="Courier New" w:hAnsi="Courier New"/>
+          <w:color w:val="0A0A2A"/>
+          <w:sz w:val="17"/>
+        </w:rPr>
+      </w:r>
+    </w:p>
+    <w:p>
+      <w:pPr>
+        <w:spacing w:before="0" w:after="0"/>
+        <w:ind w:left="216"/>
+      </w:pPr>
+      <w:r>
+        <w:rPr>
+          <w:rFonts w:ascii="Courier New" w:hAnsi="Courier New"/>
+          <w:color w:val="0A0A2A"/>
+          <w:sz w:val="17"/>
+        </w:rPr>
+        <w:t># ======================================================================</w:t>
+      </w:r>
+    </w:p>
+    <w:p>
+      <w:pPr>
+        <w:spacing w:before="0" w:after="0"/>
+        <w:ind w:left="216"/>
+      </w:pPr>
+      <w:r>
+        <w:rPr>
+          <w:rFonts w:ascii="Courier New" w:hAnsi="Courier New"/>
+          <w:color w:val="0A0A2A"/>
+          <w:sz w:val="17"/>
+        </w:rPr>
+        <w:t>#  EDIT THIS PATH ONLY</w:t>
+      </w:r>
+    </w:p>
+    <w:p>
+      <w:pPr>
+        <w:spacing w:before="0" w:after="0"/>
+        <w:ind w:left="216"/>
+      </w:pPr>
+      <w:r>
+        <w:rPr>
+          <w:rFonts w:ascii="Courier New" w:hAnsi="Courier New"/>
+          <w:color w:val="0A0A2A"/>
           <w:sz w:val="17"/>
         </w:rPr>
         <w:t>FOLDER = r"C:\Users\Hira Aman\Desktop\RAMAN MAP 1"</w:t>
@@ -2418,53 +508,53 @@
     <w:p>
       <w:pPr>
         <w:spacing w:before="0" w:after="0"/>
-        <w:ind w:left="360"/>
-      </w:pPr>
-      <w:r>
-        <w:rPr>
-          <w:rFonts w:ascii="Courier New" w:hAnsi="Courier New"/>
-          <w:color w:val="1A1A2E"/>
-          <w:sz w:val="17"/>
-        </w:rPr>
-        <w:t>#  ▲  EDIT THIS PATH ONLY  ▲</w:t>
-      </w:r>
-    </w:p>
-    <w:p>
-      <w:pPr>
-        <w:spacing w:before="0" w:after="0"/>
-        <w:ind w:left="360"/>
-      </w:pPr>
-      <w:r>
-        <w:rPr>
-          <w:rFonts w:ascii="Courier New" w:hAnsi="Courier New"/>
-          <w:color w:val="1A1A2E"/>
-          <w:sz w:val="17"/>
-        </w:rPr>
-        <w:t># ══════════════════════════════════════════════════════════════════</w:t>
-      </w:r>
-    </w:p>
-    <w:p>
-      <w:pPr>
-        <w:spacing w:before="0" w:after="0"/>
-        <w:ind w:left="360"/>
-      </w:pPr>
-      <w:r>
-        <w:rPr>
-          <w:rFonts w:ascii="Courier New" w:hAnsi="Courier New"/>
-          <w:color w:val="1A1A2E"/>
-          <w:sz w:val="17"/>
-        </w:rPr>
-      </w:r>
-    </w:p>
-    <w:p>
-      <w:pPr>
-        <w:spacing w:before="0" w:after="0"/>
-        <w:ind w:left="360"/>
-      </w:pPr>
-      <w:r>
-        <w:rPr>
-          <w:rFonts w:ascii="Courier New" w:hAnsi="Courier New"/>
-          <w:color w:val="1A1A2E"/>
+        <w:ind w:left="216"/>
+      </w:pPr>
+      <w:r>
+        <w:rPr>
+          <w:rFonts w:ascii="Courier New" w:hAnsi="Courier New"/>
+          <w:color w:val="0A0A2A"/>
+          <w:sz w:val="17"/>
+        </w:rPr>
+        <w:t>#  EDIT THIS PATH ONLY</w:t>
+      </w:r>
+    </w:p>
+    <w:p>
+      <w:pPr>
+        <w:spacing w:before="0" w:after="0"/>
+        <w:ind w:left="216"/>
+      </w:pPr>
+      <w:r>
+        <w:rPr>
+          <w:rFonts w:ascii="Courier New" w:hAnsi="Courier New"/>
+          <w:color w:val="0A0A2A"/>
+          <w:sz w:val="17"/>
+        </w:rPr>
+        <w:t># ======================================================================</w:t>
+      </w:r>
+    </w:p>
+    <w:p>
+      <w:pPr>
+        <w:spacing w:before="0" w:after="0"/>
+        <w:ind w:left="216"/>
+      </w:pPr>
+      <w:r>
+        <w:rPr>
+          <w:rFonts w:ascii="Courier New" w:hAnsi="Courier New"/>
+          <w:color w:val="0A0A2A"/>
+          <w:sz w:val="17"/>
+        </w:rPr>
+      </w:r>
+    </w:p>
+    <w:p>
+      <w:pPr>
+        <w:spacing w:before="0" w:after="0"/>
+        <w:ind w:left="216"/>
+      </w:pPr>
+      <w:r>
+        <w:rPr>
+          <w:rFonts w:ascii="Courier New" w:hAnsi="Courier New"/>
+          <w:color w:val="0A0A2A"/>
           <w:sz w:val="17"/>
         </w:rPr>
         <w:t>FILE_M1 = os.path.join(FOLDER, "m1-DNA-HACAT1-20ng-AgSiNW_532nm_600gr_BC200_50XLF_05s_4a_2-5%_5ul_drop-center.txt")</w:t>
@@ -2473,12 +563,12 @@
     <w:p>
       <w:pPr>
         <w:spacing w:before="0" w:after="0"/>
-        <w:ind w:left="360"/>
-      </w:pPr>
-      <w:r>
-        <w:rPr>
-          <w:rFonts w:ascii="Courier New" w:hAnsi="Courier New"/>
-          <w:color w:val="1A1A2E"/>
+        <w:ind w:left="216"/>
+      </w:pPr>
+      <w:r>
+        <w:rPr>
+          <w:rFonts w:ascii="Courier New" w:hAnsi="Courier New"/>
+          <w:color w:val="0A0A2A"/>
           <w:sz w:val="17"/>
         </w:rPr>
         <w:t>FILE_M2 = os.path.join(FOLDER, "m2-DNA-HACAT1-20ng-AgSiNW_532nm_600gr_BC200_50XLF_05s_4a_2-5%_5ul_drop-edge.txt")</w:t>
@@ -2487,12 +577,12 @@
     <w:p>
       <w:pPr>
         <w:spacing w:before="0" w:after="0"/>
-        <w:ind w:left="360"/>
-      </w:pPr>
-      <w:r>
-        <w:rPr>
-          <w:rFonts w:ascii="Courier New" w:hAnsi="Courier New"/>
-          <w:color w:val="1A1A2E"/>
+        <w:ind w:left="216"/>
+      </w:pPr>
+      <w:r>
+        <w:rPr>
+          <w:rFonts w:ascii="Courier New" w:hAnsi="Courier New"/>
+          <w:color w:val="0A0A2A"/>
           <w:sz w:val="17"/>
         </w:rPr>
         <w:t>FILE_M3 = os.path.join(FOLDER, "m3-DNA-HACAT1-20ng-AgSiNW_532nm_600gr_BC200_50XLF_05s_4a_2-5%_5ul_drop-center.txt")</w:t>
@@ -2501,12 +591,12 @@
     <w:p>
       <w:pPr>
         <w:spacing w:before="0" w:after="0"/>
-        <w:ind w:left="360"/>
-      </w:pPr>
-      <w:r>
-        <w:rPr>
-          <w:rFonts w:ascii="Courier New" w:hAnsi="Courier New"/>
-          <w:color w:val="1A1A2E"/>
+        <w:ind w:left="216"/>
+      </w:pPr>
+      <w:r>
+        <w:rPr>
+          <w:rFonts w:ascii="Courier New" w:hAnsi="Courier New"/>
+          <w:color w:val="0A0A2A"/>
           <w:sz w:val="17"/>
         </w:rPr>
         <w:t>FILE_M4 = os.path.join(FOLDER, "m4-DNA-HACAT1-20ng-AgSiNW_532nm_600gr_BC200_50XLF_05s_4a_2-5%_5ul_drop-center.txt")</w:t>
@@ -2515,25 +605,25 @@
     <w:p>
       <w:pPr>
         <w:spacing w:before="0" w:after="0"/>
-        <w:ind w:left="360"/>
-      </w:pPr>
-      <w:r>
-        <w:rPr>
-          <w:rFonts w:ascii="Courier New" w:hAnsi="Courier New"/>
-          <w:color w:val="1A1A2E"/>
-          <w:sz w:val="17"/>
-        </w:rPr>
-      </w:r>
-    </w:p>
-    <w:p>
-      <w:pPr>
-        <w:spacing w:before="0" w:after="0"/>
-        <w:ind w:left="360"/>
-      </w:pPr>
-      <w:r>
-        <w:rPr>
-          <w:rFonts w:ascii="Courier New" w:hAnsi="Courier New"/>
-          <w:color w:val="1A1A2E"/>
+        <w:ind w:left="216"/>
+      </w:pPr>
+      <w:r>
+        <w:rPr>
+          <w:rFonts w:ascii="Courier New" w:hAnsi="Courier New"/>
+          <w:color w:val="0A0A2A"/>
+          <w:sz w:val="17"/>
+        </w:rPr>
+      </w:r>
+    </w:p>
+    <w:p>
+      <w:pPr>
+        <w:spacing w:before="0" w:after="0"/>
+        <w:ind w:left="216"/>
+      </w:pPr>
+      <w:r>
+        <w:rPr>
+          <w:rFonts w:ascii="Courier New" w:hAnsi="Courier New"/>
+          <w:color w:val="0A0A2A"/>
           <w:sz w:val="17"/>
         </w:rPr>
         <w:t>MAP_FILES = {"m1": FILE_M1, "m2": FILE_M2, "m3": FILE_M3, "m4": FILE_M4}</w:t>
@@ -2542,39 +632,39 @@
     <w:p>
       <w:pPr>
         <w:spacing w:before="0" w:after="0"/>
-        <w:ind w:left="360"/>
-      </w:pPr>
-      <w:r>
-        <w:rPr>
-          <w:rFonts w:ascii="Courier New" w:hAnsi="Courier New"/>
-          <w:color w:val="1A1A2E"/>
-          <w:sz w:val="17"/>
-        </w:rPr>
-      </w:r>
-    </w:p>
-    <w:p>
-      <w:pPr>
-        <w:spacing w:before="0" w:after="0"/>
-        <w:ind w:left="360"/>
-      </w:pPr>
-      <w:r>
-        <w:rPr>
-          <w:rFonts w:ascii="Courier New" w:hAnsi="Courier New"/>
-          <w:color w:val="1A1A2E"/>
-          <w:sz w:val="17"/>
-        </w:rPr>
-        <w:t># ── Known DNA + HaCaT Raman band positions (literature) ──────────</w:t>
-      </w:r>
-    </w:p>
-    <w:p>
-      <w:pPr>
-        <w:spacing w:before="0" w:after="0"/>
-        <w:ind w:left="360"/>
-      </w:pPr>
-      <w:r>
-        <w:rPr>
-          <w:rFonts w:ascii="Courier New" w:hAnsi="Courier New"/>
-          <w:color w:val="1A1A2E"/>
+        <w:ind w:left="216"/>
+      </w:pPr>
+      <w:r>
+        <w:rPr>
+          <w:rFonts w:ascii="Courier New" w:hAnsi="Courier New"/>
+          <w:color w:val="0A0A2A"/>
+          <w:sz w:val="17"/>
+        </w:rPr>
+      </w:r>
+    </w:p>
+    <w:p>
+      <w:pPr>
+        <w:spacing w:before="0" w:after="0"/>
+        <w:ind w:left="216"/>
+      </w:pPr>
+      <w:r>
+        <w:rPr>
+          <w:rFonts w:ascii="Courier New" w:hAnsi="Courier New"/>
+          <w:color w:val="0A0A2A"/>
+          <w:sz w:val="17"/>
+        </w:rPr>
+        <w:t># Known DNA + HaCaT Raman band positions (literature, cm-1)</w:t>
+      </w:r>
+    </w:p>
+    <w:p>
+      <w:pPr>
+        <w:spacing w:before="0" w:after="0"/>
+        <w:ind w:left="216"/>
+      </w:pPr>
+      <w:r>
+        <w:rPr>
+          <w:rFonts w:ascii="Courier New" w:hAnsi="Courier New"/>
+          <w:color w:val="0A0A2A"/>
           <w:sz w:val="17"/>
         </w:rPr>
         <w:t>KNOWN_BANDS = [650, 720, 752, 782, 828, 932, 1001, 1092,</w:t>
@@ -2583,12 +673,12 @@
     <w:p>
       <w:pPr>
         <w:spacing w:before="0" w:after="0"/>
-        <w:ind w:left="360"/>
-      </w:pPr>
-      <w:r>
-        <w:rPr>
-          <w:rFonts w:ascii="Courier New" w:hAnsi="Courier New"/>
-          <w:color w:val="1A1A2E"/>
+        <w:ind w:left="216"/>
+      </w:pPr>
+      <w:r>
+        <w:rPr>
+          <w:rFonts w:ascii="Courier New" w:hAnsi="Courier New"/>
+          <w:color w:val="0A0A2A"/>
           <w:sz w:val="17"/>
         </w:rPr>
         <w:t xml:space="preserve">               1178, 1240, 1310, 1375, 1425, 1484, 1575, 1640,</w:t>
@@ -2597,12 +687,12 @@
     <w:p>
       <w:pPr>
         <w:spacing w:before="0" w:after="0"/>
-        <w:ind w:left="360"/>
-      </w:pPr>
-      <w:r>
-        <w:rPr>
-          <w:rFonts w:ascii="Courier New" w:hAnsi="Courier New"/>
-          <w:color w:val="1A1A2E"/>
+        <w:ind w:left="216"/>
+      </w:pPr>
+      <w:r>
+        <w:rPr>
+          <w:rFonts w:ascii="Courier New" w:hAnsi="Courier New"/>
+          <w:color w:val="0A0A2A"/>
           <w:sz w:val="17"/>
         </w:rPr>
         <w:t xml:space="preserve">               2870, 2930, 2960]</w:t>
@@ -2611,67 +701,53 @@
     <w:p>
       <w:pPr>
         <w:spacing w:before="0" w:after="0"/>
-        <w:ind w:left="360"/>
-      </w:pPr>
-      <w:r>
-        <w:rPr>
-          <w:rFonts w:ascii="Courier New" w:hAnsi="Courier New"/>
-          <w:color w:val="1A1A2E"/>
-          <w:sz w:val="17"/>
-        </w:rPr>
-        <w:t>KNOWN_TOL   = 18    # cm-1 match window for scoring</w:t>
-      </w:r>
-    </w:p>
-    <w:p>
-      <w:pPr>
-        <w:spacing w:before="0" w:after="0"/>
-        <w:ind w:left="360"/>
-      </w:pPr>
-      <w:r>
-        <w:rPr>
-          <w:rFonts w:ascii="Courier New" w:hAnsi="Courier New"/>
-          <w:color w:val="1A1A2E"/>
-          <w:sz w:val="17"/>
-        </w:rPr>
-        <w:t>MATCH_TOL   = 18    # cm-1 window used for peak finding</w:t>
-      </w:r>
-    </w:p>
-    <w:p>
-      <w:pPr>
-        <w:spacing w:before="0" w:after="0"/>
-        <w:ind w:left="360"/>
-      </w:pPr>
-      <w:r>
-        <w:rPr>
-          <w:rFonts w:ascii="Courier New" w:hAnsi="Courier New"/>
-          <w:color w:val="1A1A2E"/>
-          <w:sz w:val="17"/>
-        </w:rPr>
-      </w:r>
-    </w:p>
-    <w:p>
-      <w:pPr>
-        <w:spacing w:before="0" w:after="0"/>
-        <w:ind w:left="360"/>
-      </w:pPr>
-      <w:r>
-        <w:rPr>
-          <w:rFonts w:ascii="Courier New" w:hAnsi="Courier New"/>
-          <w:color w:val="1A1A2E"/>
-          <w:sz w:val="17"/>
-        </w:rPr>
-        <w:t># ── Spectral region colours and labels (background shading) ──────</w:t>
-      </w:r>
-    </w:p>
-    <w:p>
-      <w:pPr>
-        <w:spacing w:before="0" w:after="0"/>
-        <w:ind w:left="360"/>
-      </w:pPr>
-      <w:r>
-        <w:rPr>
-          <w:rFonts w:ascii="Courier New" w:hAnsi="Courier New"/>
-          <w:color w:val="1A1A2E"/>
+        <w:ind w:left="216"/>
+      </w:pPr>
+      <w:r>
+        <w:rPr>
+          <w:rFonts w:ascii="Courier New" w:hAnsi="Courier New"/>
+          <w:color w:val="0A0A2A"/>
+          <w:sz w:val="17"/>
+        </w:rPr>
+        <w:t>KNOWN_TOL = 18    # cm-1 window for scoring</w:t>
+      </w:r>
+    </w:p>
+    <w:p>
+      <w:pPr>
+        <w:spacing w:before="0" w:after="0"/>
+        <w:ind w:left="216"/>
+      </w:pPr>
+      <w:r>
+        <w:rPr>
+          <w:rFonts w:ascii="Courier New" w:hAnsi="Courier New"/>
+          <w:color w:val="0A0A2A"/>
+          <w:sz w:val="17"/>
+        </w:rPr>
+      </w:r>
+    </w:p>
+    <w:p>
+      <w:pPr>
+        <w:spacing w:before="0" w:after="0"/>
+        <w:ind w:left="216"/>
+      </w:pPr>
+      <w:r>
+        <w:rPr>
+          <w:rFonts w:ascii="Courier New" w:hAnsi="Courier New"/>
+          <w:color w:val="0A0A2A"/>
+          <w:sz w:val="17"/>
+        </w:rPr>
+        <w:t># Spectral region colours and labels</w:t>
+      </w:r>
+    </w:p>
+    <w:p>
+      <w:pPr>
+        <w:spacing w:before="0" w:after="0"/>
+        <w:ind w:left="216"/>
+      </w:pPr>
+      <w:r>
+        <w:rPr>
+          <w:rFonts w:ascii="Courier New" w:hAnsi="Courier New"/>
+          <w:color w:val="0A0A2A"/>
           <w:sz w:val="17"/>
         </w:rPr>
         <w:t>REGIONS = {</w:t>
@@ -2680,96 +756,96 @@
     <w:p>
       <w:pPr>
         <w:spacing w:before="0" w:after="0"/>
-        <w:ind w:left="360"/>
-      </w:pPr>
-      <w:r>
-        <w:rPr>
-          <w:rFonts w:ascii="Courier New" w:hAnsi="Courier New"/>
-          <w:color w:val="1A1A2E"/>
-          <w:sz w:val="17"/>
-        </w:rPr>
-        <w:t xml:space="preserve">    (200,  400):  ("#EBF5FB", "200–400"),</w:t>
-      </w:r>
-    </w:p>
-    <w:p>
-      <w:pPr>
-        <w:spacing w:before="0" w:after="0"/>
-        <w:ind w:left="360"/>
-      </w:pPr>
-      <w:r>
-        <w:rPr>
-          <w:rFonts w:ascii="Courier New" w:hAnsi="Courier New"/>
-          <w:color w:val="1A1A2E"/>
-          <w:sz w:val="17"/>
-        </w:rPr>
-        <w:t xml:space="preserve">    (400,  900):  ("#FEF9E7", "DNA backbone\n400–900"),</w:t>
-      </w:r>
-    </w:p>
-    <w:p>
-      <w:pPr>
-        <w:spacing w:before="0" w:after="0"/>
-        <w:ind w:left="360"/>
-      </w:pPr>
-      <w:r>
-        <w:rPr>
-          <w:rFonts w:ascii="Courier New" w:hAnsi="Courier New"/>
-          <w:color w:val="1A1A2E"/>
-          <w:sz w:val="17"/>
-        </w:rPr>
-        <w:t xml:space="preserve">    (900,  1300): ("#EAFAF1", "Fingerprint\n900–1300"),</w:t>
-      </w:r>
-    </w:p>
-    <w:p>
-      <w:pPr>
-        <w:spacing w:before="0" w:after="0"/>
-        <w:ind w:left="360"/>
-      </w:pPr>
-      <w:r>
-        <w:rPr>
-          <w:rFonts w:ascii="Courier New" w:hAnsi="Courier New"/>
-          <w:color w:val="1A1A2E"/>
-          <w:sz w:val="17"/>
-        </w:rPr>
-        <w:t xml:space="preserve">    (1300, 1800): ("#FDF2F8", "Nucleobases\n1300–1800"),</w:t>
-      </w:r>
-    </w:p>
-    <w:p>
-      <w:pPr>
-        <w:spacing w:before="0" w:after="0"/>
-        <w:ind w:left="360"/>
-      </w:pPr>
-      <w:r>
-        <w:rPr>
-          <w:rFonts w:ascii="Courier New" w:hAnsi="Courier New"/>
-          <w:color w:val="1A1A2E"/>
-          <w:sz w:val="17"/>
-        </w:rPr>
-        <w:t xml:space="preserve">    (1800, 2800): ("#F8F9FA", "Silent region\n1800–2800"),</w:t>
-      </w:r>
-    </w:p>
-    <w:p>
-      <w:pPr>
-        <w:spacing w:before="0" w:after="0"/>
-        <w:ind w:left="360"/>
-      </w:pPr>
-      <w:r>
-        <w:rPr>
-          <w:rFonts w:ascii="Courier New" w:hAnsi="Courier New"/>
-          <w:color w:val="1A1A2E"/>
-          <w:sz w:val="17"/>
-        </w:rPr>
-        <w:t xml:space="preserve">    (2800, 3200): ("#EBF5FB", "CH stretch\n2800–3200"),</w:t>
-      </w:r>
-    </w:p>
-    <w:p>
-      <w:pPr>
-        <w:spacing w:before="0" w:after="0"/>
-        <w:ind w:left="360"/>
-      </w:pPr>
-      <w:r>
-        <w:rPr>
-          <w:rFonts w:ascii="Courier New" w:hAnsi="Courier New"/>
-          <w:color w:val="1A1A2E"/>
+        <w:ind w:left="216"/>
+      </w:pPr>
+      <w:r>
+        <w:rPr>
+          <w:rFonts w:ascii="Courier New" w:hAnsi="Courier New"/>
+          <w:color w:val="0A0A2A"/>
+          <w:sz w:val="17"/>
+        </w:rPr>
+        <w:t xml:space="preserve">    (200,  400):  ("#EBF5FB", "200-400"),</w:t>
+      </w:r>
+    </w:p>
+    <w:p>
+      <w:pPr>
+        <w:spacing w:before="0" w:after="0"/>
+        <w:ind w:left="216"/>
+      </w:pPr>
+      <w:r>
+        <w:rPr>
+          <w:rFonts w:ascii="Courier New" w:hAnsi="Courier New"/>
+          <w:color w:val="0A0A2A"/>
+          <w:sz w:val="17"/>
+        </w:rPr>
+        <w:t xml:space="preserve">    (400,  900):  ("#FEF9E7", "DNA backbone\n400-900"),</w:t>
+      </w:r>
+    </w:p>
+    <w:p>
+      <w:pPr>
+        <w:spacing w:before="0" w:after="0"/>
+        <w:ind w:left="216"/>
+      </w:pPr>
+      <w:r>
+        <w:rPr>
+          <w:rFonts w:ascii="Courier New" w:hAnsi="Courier New"/>
+          <w:color w:val="0A0A2A"/>
+          <w:sz w:val="17"/>
+        </w:rPr>
+        <w:t xml:space="preserve">    (900,  1300): ("#EAFAF1", "Fingerprint\n900-1300"),</w:t>
+      </w:r>
+    </w:p>
+    <w:p>
+      <w:pPr>
+        <w:spacing w:before="0" w:after="0"/>
+        <w:ind w:left="216"/>
+      </w:pPr>
+      <w:r>
+        <w:rPr>
+          <w:rFonts w:ascii="Courier New" w:hAnsi="Courier New"/>
+          <w:color w:val="0A0A2A"/>
+          <w:sz w:val="17"/>
+        </w:rPr>
+        <w:t xml:space="preserve">    (1300, 1800): ("#FDF2F8", "Nucleobases\n1300-1800"),</w:t>
+      </w:r>
+    </w:p>
+    <w:p>
+      <w:pPr>
+        <w:spacing w:before="0" w:after="0"/>
+        <w:ind w:left="216"/>
+      </w:pPr>
+      <w:r>
+        <w:rPr>
+          <w:rFonts w:ascii="Courier New" w:hAnsi="Courier New"/>
+          <w:color w:val="0A0A2A"/>
+          <w:sz w:val="17"/>
+        </w:rPr>
+        <w:t xml:space="preserve">    (1800, 2800): ("#F8F9FA", "Silent region\n1800-2800"),</w:t>
+      </w:r>
+    </w:p>
+    <w:p>
+      <w:pPr>
+        <w:spacing w:before="0" w:after="0"/>
+        <w:ind w:left="216"/>
+      </w:pPr>
+      <w:r>
+        <w:rPr>
+          <w:rFonts w:ascii="Courier New" w:hAnsi="Courier New"/>
+          <w:color w:val="0A0A2A"/>
+          <w:sz w:val="17"/>
+        </w:rPr>
+        <w:t xml:space="preserve">    (2800, 3200): ("#EBF5FB", "CH stretch\n2800-3200"),</w:t>
+      </w:r>
+    </w:p>
+    <w:p>
+      <w:pPr>
+        <w:spacing w:before="0" w:after="0"/>
+        <w:ind w:left="216"/>
+      </w:pPr>
+      <w:r>
+        <w:rPr>
+          <w:rFonts w:ascii="Courier New" w:hAnsi="Courier New"/>
+          <w:color w:val="0A0A2A"/>
           <w:sz w:val="17"/>
         </w:rPr>
         <w:t>}</w:t>
@@ -2778,39 +854,39 @@
     <w:p>
       <w:pPr>
         <w:spacing w:before="0" w:after="0"/>
-        <w:ind w:left="360"/>
-      </w:pPr>
-      <w:r>
-        <w:rPr>
-          <w:rFonts w:ascii="Courier New" w:hAnsi="Courier New"/>
-          <w:color w:val="1A1A2E"/>
-          <w:sz w:val="17"/>
-        </w:rPr>
-      </w:r>
-    </w:p>
-    <w:p>
-      <w:pPr>
-        <w:spacing w:before="0" w:after="0"/>
-        <w:ind w:left="360"/>
-      </w:pPr>
-      <w:r>
-        <w:rPr>
-          <w:rFonts w:ascii="Courier New" w:hAnsi="Courier New"/>
-          <w:color w:val="1A1A2E"/>
-          <w:sz w:val="17"/>
-        </w:rPr>
-        <w:t># ── Assignment table ──────────────────────────────────────────────</w:t>
-      </w:r>
-    </w:p>
-    <w:p>
-      <w:pPr>
-        <w:spacing w:before="0" w:after="0"/>
-        <w:ind w:left="360"/>
-      </w:pPr>
-      <w:r>
-        <w:rPr>
-          <w:rFonts w:ascii="Courier New" w:hAnsi="Courier New"/>
-          <w:color w:val="1A1A2E"/>
+        <w:ind w:left="216"/>
+      </w:pPr>
+      <w:r>
+        <w:rPr>
+          <w:rFonts w:ascii="Courier New" w:hAnsi="Courier New"/>
+          <w:color w:val="0A0A2A"/>
+          <w:sz w:val="17"/>
+        </w:rPr>
+      </w:r>
+    </w:p>
+    <w:p>
+      <w:pPr>
+        <w:spacing w:before="0" w:after="0"/>
+        <w:ind w:left="216"/>
+      </w:pPr>
+      <w:r>
+        <w:rPr>
+          <w:rFonts w:ascii="Courier New" w:hAnsi="Courier New"/>
+          <w:color w:val="0A0A2A"/>
+          <w:sz w:val="17"/>
+        </w:rPr>
+        <w:t># Assignment table</w:t>
+      </w:r>
+    </w:p>
+    <w:p>
+      <w:pPr>
+        <w:spacing w:before="0" w:after="0"/>
+        <w:ind w:left="216"/>
+      </w:pPr>
+      <w:r>
+        <w:rPr>
+          <w:rFonts w:ascii="Courier New" w:hAnsi="Courier New"/>
+          <w:color w:val="0A0A2A"/>
           <w:sz w:val="17"/>
         </w:rPr>
         <w:t>ASSIGN = {</w:t>
@@ -2819,12 +895,12 @@
     <w:p>
       <w:pPr>
         <w:spacing w:before="0" w:after="0"/>
-        <w:ind w:left="360"/>
-      </w:pPr>
-      <w:r>
-        <w:rPr>
-          <w:rFonts w:ascii="Courier New" w:hAnsi="Courier New"/>
-          <w:color w:val="1A1A2E"/>
+        <w:ind w:left="216"/>
+      </w:pPr>
+      <w:r>
+        <w:rPr>
+          <w:rFonts w:ascii="Courier New" w:hAnsi="Courier New"/>
+          <w:color w:val="0A0A2A"/>
           <w:sz w:val="17"/>
         </w:rPr>
         <w:t xml:space="preserve">    (400,  460):  "Ring deformation / sugar",</w:t>
@@ -2833,12 +909,12 @@
     <w:p>
       <w:pPr>
         <w:spacing w:before="0" w:after="0"/>
-        <w:ind w:left="360"/>
-      </w:pPr>
-      <w:r>
-        <w:rPr>
-          <w:rFonts w:ascii="Courier New" w:hAnsi="Courier New"/>
-          <w:color w:val="1A1A2E"/>
+        <w:ind w:left="216"/>
+      </w:pPr>
+      <w:r>
+        <w:rPr>
+          <w:rFonts w:ascii="Courier New" w:hAnsi="Courier New"/>
+          <w:color w:val="0A0A2A"/>
           <w:sz w:val="17"/>
         </w:rPr>
         <w:t xml:space="preserve">    (460,  510):  "Sugar-phosphate backbone",</w:t>
@@ -2847,12 +923,12 @@
     <w:p>
       <w:pPr>
         <w:spacing w:before="0" w:after="0"/>
-        <w:ind w:left="360"/>
-      </w:pPr>
-      <w:r>
-        <w:rPr>
-          <w:rFonts w:ascii="Courier New" w:hAnsi="Courier New"/>
-          <w:color w:val="1A1A2E"/>
+        <w:ind w:left="216"/>
+      </w:pPr>
+      <w:r>
+        <w:rPr>
+          <w:rFonts w:ascii="Courier New" w:hAnsi="Courier New"/>
+          <w:color w:val="0A0A2A"/>
           <w:sz w:val="17"/>
         </w:rPr>
         <w:t xml:space="preserve">    (510,  560):  "Backbone C-C stretch",</w:t>
@@ -2861,12 +937,12 @@
     <w:p>
       <w:pPr>
         <w:spacing w:before="0" w:after="0"/>
-        <w:ind w:left="360"/>
-      </w:pPr>
-      <w:r>
-        <w:rPr>
-          <w:rFonts w:ascii="Courier New" w:hAnsi="Courier New"/>
-          <w:color w:val="1A1A2E"/>
+        <w:ind w:left="216"/>
+      </w:pPr>
+      <w:r>
+        <w:rPr>
+          <w:rFonts w:ascii="Courier New" w:hAnsi="Courier New"/>
+          <w:color w:val="0A0A2A"/>
           <w:sz w:val="17"/>
         </w:rPr>
         <w:t xml:space="preserve">    (560,  615):  "G/C ring deformation",</w:t>
@@ -2875,12 +951,12 @@
     <w:p>
       <w:pPr>
         <w:spacing w:before="0" w:after="0"/>
-        <w:ind w:left="360"/>
-      </w:pPr>
-      <w:r>
-        <w:rPr>
-          <w:rFonts w:ascii="Courier New" w:hAnsi="Courier New"/>
-          <w:color w:val="1A1A2E"/>
+        <w:ind w:left="216"/>
+      </w:pPr>
+      <w:r>
+        <w:rPr>
+          <w:rFonts w:ascii="Courier New" w:hAnsi="Courier New"/>
+          <w:color w:val="0A0A2A"/>
           <w:sz w:val="17"/>
         </w:rPr>
         <w:t xml:space="preserve">    (615,  680):  "G/T ring breathing",</w:t>
@@ -2889,12 +965,12 @@
     <w:p>
       <w:pPr>
         <w:spacing w:before="0" w:after="0"/>
-        <w:ind w:left="360"/>
-      </w:pPr>
-      <w:r>
-        <w:rPr>
-          <w:rFonts w:ascii="Courier New" w:hAnsi="Courier New"/>
-          <w:color w:val="1A1A2E"/>
+        <w:ind w:left="216"/>
+      </w:pPr>
+      <w:r>
+        <w:rPr>
+          <w:rFonts w:ascii="Courier New" w:hAnsi="Courier New"/>
+          <w:color w:val="0A0A2A"/>
           <w:sz w:val="17"/>
         </w:rPr>
         <w:t xml:space="preserve">    (680,  710):  "Guanine ring breathing",</w:t>
@@ -2903,12 +979,12 @@
     <w:p>
       <w:pPr>
         <w:spacing w:before="0" w:after="0"/>
-        <w:ind w:left="360"/>
-      </w:pPr>
-      <w:r>
-        <w:rPr>
-          <w:rFonts w:ascii="Courier New" w:hAnsi="Courier New"/>
-          <w:color w:val="1A1A2E"/>
+        <w:ind w:left="216"/>
+      </w:pPr>
+      <w:r>
+        <w:rPr>
+          <w:rFonts w:ascii="Courier New" w:hAnsi="Courier New"/>
+          <w:color w:val="0A0A2A"/>
           <w:sz w:val="17"/>
         </w:rPr>
         <w:t xml:space="preserve">    (710,  750):  "Adenine ring breathing",</w:t>
@@ -2917,12 +993,12 @@
     <w:p>
       <w:pPr>
         <w:spacing w:before="0" w:after="0"/>
-        <w:ind w:left="360"/>
-      </w:pPr>
-      <w:r>
-        <w:rPr>
-          <w:rFonts w:ascii="Courier New" w:hAnsi="Courier New"/>
-          <w:color w:val="1A1A2E"/>
+        <w:ind w:left="216"/>
+      </w:pPr>
+      <w:r>
+        <w:rPr>
+          <w:rFonts w:ascii="Courier New" w:hAnsi="Courier New"/>
+          <w:color w:val="0A0A2A"/>
           <w:sz w:val="17"/>
         </w:rPr>
         <w:t xml:space="preserve">    (750,  800):  "Cytosine + O-P-O backbone",</w:t>
@@ -2931,12 +1007,12 @@
     <w:p>
       <w:pPr>
         <w:spacing w:before="0" w:after="0"/>
-        <w:ind w:left="360"/>
-      </w:pPr>
-      <w:r>
-        <w:rPr>
-          <w:rFonts w:ascii="Courier New" w:hAnsi="Courier New"/>
-          <w:color w:val="1A1A2E"/>
+        <w:ind w:left="216"/>
+      </w:pPr>
+      <w:r>
+        <w:rPr>
+          <w:rFonts w:ascii="Courier New" w:hAnsi="Courier New"/>
+          <w:color w:val="0A0A2A"/>
           <w:sz w:val="17"/>
         </w:rPr>
         <w:t xml:space="preserve">    (800,  860):  "Backbone O-P-O stretch",</w:t>
@@ -2945,12 +1021,12 @@
     <w:p>
       <w:pPr>
         <w:spacing w:before="0" w:after="0"/>
-        <w:ind w:left="360"/>
-      </w:pPr>
-      <w:r>
-        <w:rPr>
-          <w:rFonts w:ascii="Courier New" w:hAnsi="Courier New"/>
-          <w:color w:val="1A1A2E"/>
+        <w:ind w:left="216"/>
+      </w:pPr>
+      <w:r>
+        <w:rPr>
+          <w:rFonts w:ascii="Courier New" w:hAnsi="Courier New"/>
+          <w:color w:val="0A0A2A"/>
           <w:sz w:val="17"/>
         </w:rPr>
         <w:t xml:space="preserve">    (860,  920):  "Backbone C-C stretch",</w:t>
@@ -2959,12 +1035,12 @@
     <w:p>
       <w:pPr>
         <w:spacing w:before="0" w:after="0"/>
-        <w:ind w:left="360"/>
-      </w:pPr>
-      <w:r>
-        <w:rPr>
-          <w:rFonts w:ascii="Courier New" w:hAnsi="Courier New"/>
-          <w:color w:val="1A1A2E"/>
+        <w:ind w:left="216"/>
+      </w:pPr>
+      <w:r>
+        <w:rPr>
+          <w:rFonts w:ascii="Courier New" w:hAnsi="Courier New"/>
+          <w:color w:val="0A0A2A"/>
           <w:sz w:val="17"/>
         </w:rPr>
         <w:t xml:space="preserve">    (920,  970):  "Sugar C-O stretch",</w:t>
@@ -2973,12 +1049,12 @@
     <w:p>
       <w:pPr>
         <w:spacing w:before="0" w:after="0"/>
-        <w:ind w:left="360"/>
-      </w:pPr>
-      <w:r>
-        <w:rPr>
-          <w:rFonts w:ascii="Courier New" w:hAnsi="Courier New"/>
-          <w:color w:val="1A1A2E"/>
+        <w:ind w:left="216"/>
+      </w:pPr>
+      <w:r>
+        <w:rPr>
+          <w:rFonts w:ascii="Courier New" w:hAnsi="Courier New"/>
+          <w:color w:val="0A0A2A"/>
           <w:sz w:val="17"/>
         </w:rPr>
         <w:t xml:space="preserve">    (970,  1020): "Phenylalanine / ring",</w:t>
@@ -2987,12 +1063,12 @@
     <w:p>
       <w:pPr>
         <w:spacing w:before="0" w:after="0"/>
-        <w:ind w:left="360"/>
-      </w:pPr>
-      <w:r>
-        <w:rPr>
-          <w:rFonts w:ascii="Courier New" w:hAnsi="Courier New"/>
-          <w:color w:val="1A1A2E"/>
+        <w:ind w:left="216"/>
+      </w:pPr>
+      <w:r>
+        <w:rPr>
+          <w:rFonts w:ascii="Courier New" w:hAnsi="Courier New"/>
+          <w:color w:val="0A0A2A"/>
           <w:sz w:val="17"/>
         </w:rPr>
         <w:t xml:space="preserve">    (1020, 1075): "C-N stretch / ring",</w:t>
@@ -3001,40 +1077,40 @@
     <w:p>
       <w:pPr>
         <w:spacing w:before="0" w:after="0"/>
-        <w:ind w:left="360"/>
-      </w:pPr>
-      <w:r>
-        <w:rPr>
-          <w:rFonts w:ascii="Courier New" w:hAnsi="Courier New"/>
-          <w:color w:val="1A1A2E"/>
-          <w:sz w:val="17"/>
-        </w:rPr>
-        <w:t xml:space="preserve">    (1075, 1115): "PO₄ symmetric stretch",</w:t>
-      </w:r>
-    </w:p>
-    <w:p>
-      <w:pPr>
-        <w:spacing w:before="0" w:after="0"/>
-        <w:ind w:left="360"/>
-      </w:pPr>
-      <w:r>
-        <w:rPr>
-          <w:rFonts w:ascii="Courier New" w:hAnsi="Courier New"/>
-          <w:color w:val="1A1A2E"/>
-          <w:sz w:val="17"/>
-        </w:rPr>
-        <w:t xml:space="preserve">    (1115, 1145): "PO₄ / C-N",</w:t>
-      </w:r>
-    </w:p>
-    <w:p>
-      <w:pPr>
-        <w:spacing w:before="0" w:after="0"/>
-        <w:ind w:left="360"/>
-      </w:pPr>
-      <w:r>
-        <w:rPr>
-          <w:rFonts w:ascii="Courier New" w:hAnsi="Courier New"/>
-          <w:color w:val="1A1A2E"/>
+        <w:ind w:left="216"/>
+      </w:pPr>
+      <w:r>
+        <w:rPr>
+          <w:rFonts w:ascii="Courier New" w:hAnsi="Courier New"/>
+          <w:color w:val="0A0A2A"/>
+          <w:sz w:val="17"/>
+        </w:rPr>
+        <w:t xml:space="preserve">    (1075, 1115): "PO4 symmetric stretch",</w:t>
+      </w:r>
+    </w:p>
+    <w:p>
+      <w:pPr>
+        <w:spacing w:before="0" w:after="0"/>
+        <w:ind w:left="216"/>
+      </w:pPr>
+      <w:r>
+        <w:rPr>
+          <w:rFonts w:ascii="Courier New" w:hAnsi="Courier New"/>
+          <w:color w:val="0A0A2A"/>
+          <w:sz w:val="17"/>
+        </w:rPr>
+        <w:t xml:space="preserve">    (1115, 1145): "PO4 / C-N",</w:t>
+      </w:r>
+    </w:p>
+    <w:p>
+      <w:pPr>
+        <w:spacing w:before="0" w:after="0"/>
+        <w:ind w:left="216"/>
+      </w:pPr>
+      <w:r>
+        <w:rPr>
+          <w:rFonts w:ascii="Courier New" w:hAnsi="Courier New"/>
+          <w:color w:val="0A0A2A"/>
           <w:sz w:val="17"/>
         </w:rPr>
         <w:t xml:space="preserve">    (1145, 1200): "C-N (cytosine/adenine)",</w:t>
@@ -3043,12 +1119,12 @@
     <w:p>
       <w:pPr>
         <w:spacing w:before="0" w:after="0"/>
-        <w:ind w:left="360"/>
-      </w:pPr>
-      <w:r>
-        <w:rPr>
-          <w:rFonts w:ascii="Courier New" w:hAnsi="Courier New"/>
-          <w:color w:val="1A1A2E"/>
+        <w:ind w:left="216"/>
+      </w:pPr>
+      <w:r>
+        <w:rPr>
+          <w:rFonts w:ascii="Courier New" w:hAnsi="Courier New"/>
+          <w:color w:val="0A0A2A"/>
           <w:sz w:val="17"/>
         </w:rPr>
         <w:t xml:space="preserve">    (1200, 1270): "Amide III / thymine",</w:t>
@@ -3057,12 +1133,12 @@
     <w:p>
       <w:pPr>
         <w:spacing w:before="0" w:after="0"/>
-        <w:ind w:left="360"/>
-      </w:pPr>
-      <w:r>
-        <w:rPr>
-          <w:rFonts w:ascii="Courier New" w:hAnsi="Courier New"/>
-          <w:color w:val="1A1A2E"/>
+        <w:ind w:left="216"/>
+      </w:pPr>
+      <w:r>
+        <w:rPr>
+          <w:rFonts w:ascii="Courier New" w:hAnsi="Courier New"/>
+          <w:color w:val="0A0A2A"/>
           <w:sz w:val="17"/>
         </w:rPr>
         <w:t xml:space="preserve">    (1270, 1340): "A/T/G in-plane",</w:t>
@@ -3071,12 +1147,12 @@
     <w:p>
       <w:pPr>
         <w:spacing w:before="0" w:after="0"/>
-        <w:ind w:left="360"/>
-      </w:pPr>
-      <w:r>
-        <w:rPr>
-          <w:rFonts w:ascii="Courier New" w:hAnsi="Courier New"/>
-          <w:color w:val="1A1A2E"/>
+        <w:ind w:left="216"/>
+      </w:pPr>
+      <w:r>
+        <w:rPr>
+          <w:rFonts w:ascii="Courier New" w:hAnsi="Courier New"/>
+          <w:color w:val="0A0A2A"/>
           <w:sz w:val="17"/>
         </w:rPr>
         <w:t xml:space="preserve">    (1340, 1400): "T/G C-H deformation",</w:t>
@@ -3085,12 +1161,12 @@
     <w:p>
       <w:pPr>
         <w:spacing w:before="0" w:after="0"/>
-        <w:ind w:left="360"/>
-      </w:pPr>
-      <w:r>
-        <w:rPr>
-          <w:rFonts w:ascii="Courier New" w:hAnsi="Courier New"/>
-          <w:color w:val="1A1A2E"/>
+        <w:ind w:left="216"/>
+      </w:pPr>
+      <w:r>
+        <w:rPr>
+          <w:rFonts w:ascii="Courier New" w:hAnsi="Courier New"/>
+          <w:color w:val="0A0A2A"/>
           <w:sz w:val="17"/>
         </w:rPr>
         <w:t xml:space="preserve">    (1400, 1455): "A/G ring stretch",</w:t>
@@ -3099,12 +1175,12 @@
     <w:p>
       <w:pPr>
         <w:spacing w:before="0" w:after="0"/>
-        <w:ind w:left="360"/>
-      </w:pPr>
-      <w:r>
-        <w:rPr>
-          <w:rFonts w:ascii="Courier New" w:hAnsi="Courier New"/>
-          <w:color w:val="1A1A2E"/>
+        <w:ind w:left="216"/>
+      </w:pPr>
+      <w:r>
+        <w:rPr>
+          <w:rFonts w:ascii="Courier New" w:hAnsi="Courier New"/>
+          <w:color w:val="0A0A2A"/>
           <w:sz w:val="17"/>
         </w:rPr>
         <w:t xml:space="preserve">    (1455, 1510): "A/C C=N stretch",</w:t>
@@ -3113,12 +1189,12 @@
     <w:p>
       <w:pPr>
         <w:spacing w:before="0" w:after="0"/>
-        <w:ind w:left="360"/>
-      </w:pPr>
-      <w:r>
-        <w:rPr>
-          <w:rFonts w:ascii="Courier New" w:hAnsi="Courier New"/>
-          <w:color w:val="1A1A2E"/>
+        <w:ind w:left="216"/>
+      </w:pPr>
+      <w:r>
+        <w:rPr>
+          <w:rFonts w:ascii="Courier New" w:hAnsi="Courier New"/>
+          <w:color w:val="0A0A2A"/>
           <w:sz w:val="17"/>
         </w:rPr>
         <w:t xml:space="preserve">    (1510, 1595): "G/A ring C=C / C=N",</w:t>
@@ -3127,12 +1203,12 @@
     <w:p>
       <w:pPr>
         <w:spacing w:before="0" w:after="0"/>
-        <w:ind w:left="360"/>
-      </w:pPr>
-      <w:r>
-        <w:rPr>
-          <w:rFonts w:ascii="Courier New" w:hAnsi="Courier New"/>
-          <w:color w:val="1A1A2E"/>
+        <w:ind w:left="216"/>
+      </w:pPr>
+      <w:r>
+        <w:rPr>
+          <w:rFonts w:ascii="Courier New" w:hAnsi="Courier New"/>
+          <w:color w:val="0A0A2A"/>
           <w:sz w:val="17"/>
         </w:rPr>
         <w:t xml:space="preserve">    (1595, 1680): "Amide I / C=C stretch",</w:t>
@@ -3141,12 +1217,12 @@
     <w:p>
       <w:pPr>
         <w:spacing w:before="0" w:after="0"/>
-        <w:ind w:left="360"/>
-      </w:pPr>
-      <w:r>
-        <w:rPr>
-          <w:rFonts w:ascii="Courier New" w:hAnsi="Courier New"/>
-          <w:color w:val="1A1A2E"/>
+        <w:ind w:left="216"/>
+      </w:pPr>
+      <w:r>
+        <w:rPr>
+          <w:rFonts w:ascii="Courier New" w:hAnsi="Courier New"/>
+          <w:color w:val="0A0A2A"/>
           <w:sz w:val="17"/>
         </w:rPr>
         <w:t xml:space="preserve">    (1680, 1800): "C=O stretch (nucleobase)",</w:t>
@@ -3155,54 +1231,54 @@
     <w:p>
       <w:pPr>
         <w:spacing w:before="0" w:after="0"/>
-        <w:ind w:left="360"/>
-      </w:pPr>
-      <w:r>
-        <w:rPr>
-          <w:rFonts w:ascii="Courier New" w:hAnsi="Courier New"/>
-          <w:color w:val="1A1A2E"/>
-          <w:sz w:val="17"/>
-        </w:rPr>
-        <w:t xml:space="preserve">    (2800, 2900): "CH₂ symmetric stretch (HaCaT)",</w:t>
-      </w:r>
-    </w:p>
-    <w:p>
-      <w:pPr>
-        <w:spacing w:before="0" w:after="0"/>
-        <w:ind w:left="360"/>
-      </w:pPr>
-      <w:r>
-        <w:rPr>
-          <w:rFonts w:ascii="Courier New" w:hAnsi="Courier New"/>
-          <w:color w:val="1A1A2E"/>
-          <w:sz w:val="17"/>
-        </w:rPr>
-        <w:t xml:space="preserve">    (2900, 2970): "CH₃ symmetric stretch (HaCaT)",</w:t>
-      </w:r>
-    </w:p>
-    <w:p>
-      <w:pPr>
-        <w:spacing w:before="0" w:after="0"/>
-        <w:ind w:left="360"/>
-      </w:pPr>
-      <w:r>
-        <w:rPr>
-          <w:rFonts w:ascii="Courier New" w:hAnsi="Courier New"/>
-          <w:color w:val="1A1A2E"/>
-          <w:sz w:val="17"/>
-        </w:rPr>
-        <w:t xml:space="preserve">    (2970, 3100): "CH₂ asymmetric stretch (HaCaT)",</w:t>
-      </w:r>
-    </w:p>
-    <w:p>
-      <w:pPr>
-        <w:spacing w:before="0" w:after="0"/>
-        <w:ind w:left="360"/>
-      </w:pPr>
-      <w:r>
-        <w:rPr>
-          <w:rFonts w:ascii="Courier New" w:hAnsi="Courier New"/>
-          <w:color w:val="1A1A2E"/>
+        <w:ind w:left="216"/>
+      </w:pPr>
+      <w:r>
+        <w:rPr>
+          <w:rFonts w:ascii="Courier New" w:hAnsi="Courier New"/>
+          <w:color w:val="0A0A2A"/>
+          <w:sz w:val="17"/>
+        </w:rPr>
+        <w:t xml:space="preserve">    (2800, 2900): "CH2 symmetric stretch (HaCaT)",</w:t>
+      </w:r>
+    </w:p>
+    <w:p>
+      <w:pPr>
+        <w:spacing w:before="0" w:after="0"/>
+        <w:ind w:left="216"/>
+      </w:pPr>
+      <w:r>
+        <w:rPr>
+          <w:rFonts w:ascii="Courier New" w:hAnsi="Courier New"/>
+          <w:color w:val="0A0A2A"/>
+          <w:sz w:val="17"/>
+        </w:rPr>
+        <w:t xml:space="preserve">    (2900, 2970): "CH3 symmetric stretch (HaCaT)",</w:t>
+      </w:r>
+    </w:p>
+    <w:p>
+      <w:pPr>
+        <w:spacing w:before="0" w:after="0"/>
+        <w:ind w:left="216"/>
+      </w:pPr>
+      <w:r>
+        <w:rPr>
+          <w:rFonts w:ascii="Courier New" w:hAnsi="Courier New"/>
+          <w:color w:val="0A0A2A"/>
+          <w:sz w:val="17"/>
+        </w:rPr>
+        <w:t xml:space="preserve">    (2970, 3100): "CH2 asymmetric stretch (HaCaT)",</w:t>
+      </w:r>
+    </w:p>
+    <w:p>
+      <w:pPr>
+        <w:spacing w:before="0" w:after="0"/>
+        <w:ind w:left="216"/>
+      </w:pPr>
+      <w:r>
+        <w:rPr>
+          <w:rFonts w:ascii="Courier New" w:hAnsi="Courier New"/>
+          <w:color w:val="0A0A2A"/>
           <w:sz w:val="17"/>
         </w:rPr>
         <w:t>}</w:t>
@@ -3211,25 +1287,38 @@
     <w:p>
       <w:pPr>
         <w:spacing w:before="0" w:after="0"/>
-        <w:ind w:left="360"/>
-      </w:pPr>
-      <w:r>
-        <w:rPr>
-          <w:rFonts w:ascii="Courier New" w:hAnsi="Courier New"/>
-          <w:color w:val="1A1A2E"/>
-          <w:sz w:val="17"/>
-        </w:rPr>
-      </w:r>
-    </w:p>
-    <w:p>
-      <w:pPr>
-        <w:spacing w:before="0" w:after="0"/>
-        <w:ind w:left="360"/>
-      </w:pPr>
-      <w:r>
-        <w:rPr>
-          <w:rFonts w:ascii="Courier New" w:hAnsi="Courier New"/>
-          <w:color w:val="1A1A2E"/>
+        <w:ind w:left="216"/>
+      </w:pPr>
+      <w:r>
+        <w:rPr>
+          <w:rFonts w:ascii="Courier New" w:hAnsi="Courier New"/>
+          <w:color w:val="0A0A2A"/>
+          <w:sz w:val="17"/>
+        </w:rPr>
+      </w:r>
+    </w:p>
+    <w:p>
+      <w:pPr>
+        <w:spacing w:before="0" w:after="0"/>
+        <w:ind w:left="216"/>
+      </w:pPr>
+      <w:r>
+        <w:rPr>
+          <w:rFonts w:ascii="Courier New" w:hAnsi="Courier New"/>
+          <w:color w:val="0A0A2A"/>
+          <w:sz w:val="17"/>
+        </w:rPr>
+      </w:r>
+    </w:p>
+    <w:p>
+      <w:pPr>
+        <w:spacing w:before="0" w:after="0"/>
+        <w:ind w:left="216"/>
+      </w:pPr>
+      <w:r>
+        <w:rPr>
+          <w:rFonts w:ascii="Courier New" w:hAnsi="Courier New"/>
+          <w:color w:val="0A0A2A"/>
           <w:sz w:val="17"/>
         </w:rPr>
         <w:t>def get_assignment(wn_val):</w:t>
@@ -3238,12 +1327,12 @@
     <w:p>
       <w:pPr>
         <w:spacing w:before="0" w:after="0"/>
-        <w:ind w:left="360"/>
-      </w:pPr>
-      <w:r>
-        <w:rPr>
-          <w:rFonts w:ascii="Courier New" w:hAnsi="Courier New"/>
-          <w:color w:val="1A1A2E"/>
+        <w:ind w:left="216"/>
+      </w:pPr>
+      <w:r>
+        <w:rPr>
+          <w:rFonts w:ascii="Courier New" w:hAnsi="Courier New"/>
+          <w:color w:val="0A0A2A"/>
           <w:sz w:val="17"/>
         </w:rPr>
         <w:t xml:space="preserve">    for (lo, hi), label in ASSIGN.items():</w:t>
@@ -3252,12 +1341,12 @@
     <w:p>
       <w:pPr>
         <w:spacing w:before="0" w:after="0"/>
-        <w:ind w:left="360"/>
-      </w:pPr>
-      <w:r>
-        <w:rPr>
-          <w:rFonts w:ascii="Courier New" w:hAnsi="Courier New"/>
-          <w:color w:val="1A1A2E"/>
+        <w:ind w:left="216"/>
+      </w:pPr>
+      <w:r>
+        <w:rPr>
+          <w:rFonts w:ascii="Courier New" w:hAnsi="Courier New"/>
+          <w:color w:val="0A0A2A"/>
           <w:sz w:val="17"/>
         </w:rPr>
         <w:t xml:space="preserve">        if lo &lt;= wn_val &lt; hi:</w:t>
@@ -3266,12 +1355,12 @@
     <w:p>
       <w:pPr>
         <w:spacing w:before="0" w:after="0"/>
-        <w:ind w:left="360"/>
-      </w:pPr>
-      <w:r>
-        <w:rPr>
-          <w:rFonts w:ascii="Courier New" w:hAnsi="Courier New"/>
-          <w:color w:val="1A1A2E"/>
+        <w:ind w:left="216"/>
+      </w:pPr>
+      <w:r>
+        <w:rPr>
+          <w:rFonts w:ascii="Courier New" w:hAnsi="Courier New"/>
+          <w:color w:val="0A0A2A"/>
           <w:sz w:val="17"/>
         </w:rPr>
         <w:t xml:space="preserve">            return label</w:t>
@@ -3280,107 +1369,107 @@
     <w:p>
       <w:pPr>
         <w:spacing w:before="0" w:after="0"/>
-        <w:ind w:left="360"/>
-      </w:pPr>
-      <w:r>
-        <w:rPr>
-          <w:rFonts w:ascii="Courier New" w:hAnsi="Courier New"/>
-          <w:color w:val="1A1A2E"/>
-          <w:sz w:val="17"/>
-        </w:rPr>
-        <w:t xml:space="preserve">    return "—"</w:t>
-      </w:r>
-    </w:p>
-    <w:p>
-      <w:pPr>
-        <w:spacing w:before="0" w:after="0"/>
-        <w:ind w:left="360"/>
-      </w:pPr>
-      <w:r>
-        <w:rPr>
-          <w:rFonts w:ascii="Courier New" w:hAnsi="Courier New"/>
-          <w:color w:val="1A1A2E"/>
-          <w:sz w:val="17"/>
-        </w:rPr>
-      </w:r>
-    </w:p>
-    <w:p>
-      <w:pPr>
-        <w:spacing w:before="0" w:after="0"/>
-        <w:ind w:left="360"/>
-      </w:pPr>
-      <w:r>
-        <w:rPr>
-          <w:rFonts w:ascii="Courier New" w:hAnsi="Courier New"/>
-          <w:color w:val="1A1A2E"/>
-          <w:sz w:val="17"/>
-        </w:rPr>
-      </w:r>
-    </w:p>
-    <w:p>
-      <w:pPr>
-        <w:spacing w:before="0" w:after="0"/>
-        <w:ind w:left="360"/>
-      </w:pPr>
-      <w:r>
-        <w:rPr>
-          <w:rFonts w:ascii="Courier New" w:hAnsi="Courier New"/>
-          <w:color w:val="1A1A2E"/>
-          <w:sz w:val="17"/>
-        </w:rPr>
-        <w:t># ═════════════════════════════════════════════════════════════════</w:t>
-      </w:r>
-    </w:p>
-    <w:p>
-      <w:pPr>
-        <w:spacing w:before="0" w:after="0"/>
-        <w:ind w:left="360"/>
-      </w:pPr>
-      <w:r>
-        <w:rPr>
-          <w:rFonts w:ascii="Courier New" w:hAnsi="Courier New"/>
-          <w:color w:val="1A1A2E"/>
-          <w:sz w:val="17"/>
-        </w:rPr>
-        <w:t>#  PROCESSING FUNCTIONS</w:t>
-      </w:r>
-    </w:p>
-    <w:p>
-      <w:pPr>
-        <w:spacing w:before="0" w:after="0"/>
-        <w:ind w:left="360"/>
-      </w:pPr>
-      <w:r>
-        <w:rPr>
-          <w:rFonts w:ascii="Courier New" w:hAnsi="Courier New"/>
-          <w:color w:val="1A1A2E"/>
-          <w:sz w:val="17"/>
-        </w:rPr>
-        <w:t># ═════════════════════════════════════════════════════════════════</w:t>
-      </w:r>
-    </w:p>
-    <w:p>
-      <w:pPr>
-        <w:spacing w:before="0" w:after="0"/>
-        <w:ind w:left="360"/>
-      </w:pPr>
-      <w:r>
-        <w:rPr>
-          <w:rFonts w:ascii="Courier New" w:hAnsi="Courier New"/>
-          <w:color w:val="1A1A2E"/>
-          <w:sz w:val="17"/>
-        </w:rPr>
-      </w:r>
-    </w:p>
-    <w:p>
-      <w:pPr>
-        <w:spacing w:before="0" w:after="0"/>
-        <w:ind w:left="360"/>
-      </w:pPr>
-      <w:r>
-        <w:rPr>
-          <w:rFonts w:ascii="Courier New" w:hAnsi="Courier New"/>
-          <w:color w:val="1A1A2E"/>
+        <w:ind w:left="216"/>
+      </w:pPr>
+      <w:r>
+        <w:rPr>
+          <w:rFonts w:ascii="Courier New" w:hAnsi="Courier New"/>
+          <w:color w:val="0A0A2A"/>
+          <w:sz w:val="17"/>
+        </w:rPr>
+        <w:t xml:space="preserve">    return "---"</w:t>
+      </w:r>
+    </w:p>
+    <w:p>
+      <w:pPr>
+        <w:spacing w:before="0" w:after="0"/>
+        <w:ind w:left="216"/>
+      </w:pPr>
+      <w:r>
+        <w:rPr>
+          <w:rFonts w:ascii="Courier New" w:hAnsi="Courier New"/>
+          <w:color w:val="0A0A2A"/>
+          <w:sz w:val="17"/>
+        </w:rPr>
+      </w:r>
+    </w:p>
+    <w:p>
+      <w:pPr>
+        <w:spacing w:before="0" w:after="0"/>
+        <w:ind w:left="216"/>
+      </w:pPr>
+      <w:r>
+        <w:rPr>
+          <w:rFonts w:ascii="Courier New" w:hAnsi="Courier New"/>
+          <w:color w:val="0A0A2A"/>
+          <w:sz w:val="17"/>
+        </w:rPr>
+      </w:r>
+    </w:p>
+    <w:p>
+      <w:pPr>
+        <w:spacing w:before="0" w:after="0"/>
+        <w:ind w:left="216"/>
+      </w:pPr>
+      <w:r>
+        <w:rPr>
+          <w:rFonts w:ascii="Courier New" w:hAnsi="Courier New"/>
+          <w:color w:val="0A0A2A"/>
+          <w:sz w:val="17"/>
+        </w:rPr>
+        <w:t># ======================================================================</w:t>
+      </w:r>
+    </w:p>
+    <w:p>
+      <w:pPr>
+        <w:spacing w:before="0" w:after="0"/>
+        <w:ind w:left="216"/>
+      </w:pPr>
+      <w:r>
+        <w:rPr>
+          <w:rFonts w:ascii="Courier New" w:hAnsi="Courier New"/>
+          <w:color w:val="0A0A2A"/>
+          <w:sz w:val="17"/>
+        </w:rPr>
+        <w:t>#  DATA LOADING</w:t>
+      </w:r>
+    </w:p>
+    <w:p>
+      <w:pPr>
+        <w:spacing w:before="0" w:after="0"/>
+        <w:ind w:left="216"/>
+      </w:pPr>
+      <w:r>
+        <w:rPr>
+          <w:rFonts w:ascii="Courier New" w:hAnsi="Courier New"/>
+          <w:color w:val="0A0A2A"/>
+          <w:sz w:val="17"/>
+        </w:rPr>
+        <w:t># ======================================================================</w:t>
+      </w:r>
+    </w:p>
+    <w:p>
+      <w:pPr>
+        <w:spacing w:before="0" w:after="0"/>
+        <w:ind w:left="216"/>
+      </w:pPr>
+      <w:r>
+        <w:rPr>
+          <w:rFonts w:ascii="Courier New" w:hAnsi="Courier New"/>
+          <w:color w:val="0A0A2A"/>
+          <w:sz w:val="17"/>
+        </w:rPr>
+      </w:r>
+    </w:p>
+    <w:p>
+      <w:pPr>
+        <w:spacing w:before="0" w:after="0"/>
+        <w:ind w:left="216"/>
+      </w:pPr>
+      <w:r>
+        <w:rPr>
+          <w:rFonts w:ascii="Courier New" w:hAnsi="Courier New"/>
+          <w:color w:val="0A0A2A"/>
           <w:sz w:val="17"/>
         </w:rPr>
         <w:t>def load_map(filepath):</w:t>
@@ -3389,26 +1478,26 @@
     <w:p>
       <w:pPr>
         <w:spacing w:before="0" w:after="0"/>
-        <w:ind w:left="360"/>
-      </w:pPr>
-      <w:r>
-        <w:rPr>
-          <w:rFonts w:ascii="Courier New" w:hAnsi="Courier New"/>
-          <w:color w:val="1A1A2E"/>
-          <w:sz w:val="17"/>
-        </w:rPr>
-        <w:t xml:space="preserve">    """Load a LabSpec6 map .txt file. Returns (wavenumber_array, spectra_2D)."""</w:t>
-      </w:r>
-    </w:p>
-    <w:p>
-      <w:pPr>
-        <w:spacing w:before="0" w:after="0"/>
-        <w:ind w:left="360"/>
-      </w:pPr>
-      <w:r>
-        <w:rPr>
-          <w:rFonts w:ascii="Courier New" w:hAnsi="Courier New"/>
-          <w:color w:val="1A1A2E"/>
+        <w:ind w:left="216"/>
+      </w:pPr>
+      <w:r>
+        <w:rPr>
+          <w:rFonts w:ascii="Courier New" w:hAnsi="Courier New"/>
+          <w:color w:val="0A0A2A"/>
+          <w:sz w:val="17"/>
+        </w:rPr>
+        <w:t xml:space="preserve">    """Load a LabSpec6 map txt file. Returns wavenumber array and 2D spectra array."""</w:t>
+      </w:r>
+    </w:p>
+    <w:p>
+      <w:pPr>
+        <w:spacing w:before="0" w:after="0"/>
+        <w:ind w:left="216"/>
+      </w:pPr>
+      <w:r>
+        <w:rPr>
+          <w:rFonts w:ascii="Courier New" w:hAnsi="Courier New"/>
+          <w:color w:val="0A0A2A"/>
           <w:sz w:val="17"/>
         </w:rPr>
         <w:t xml:space="preserve">    rows = []</w:t>
@@ -3417,12 +1506,12 @@
     <w:p>
       <w:pPr>
         <w:spacing w:before="0" w:after="0"/>
-        <w:ind w:left="360"/>
-      </w:pPr>
-      <w:r>
-        <w:rPr>
-          <w:rFonts w:ascii="Courier New" w:hAnsi="Courier New"/>
-          <w:color w:val="1A1A2E"/>
+        <w:ind w:left="216"/>
+      </w:pPr>
+      <w:r>
+        <w:rPr>
+          <w:rFonts w:ascii="Courier New" w:hAnsi="Courier New"/>
+          <w:color w:val="0A0A2A"/>
           <w:sz w:val="17"/>
         </w:rPr>
         <w:t xml:space="preserve">    with open(filepath, "r", encoding="utf-8", errors="replace") as fh:</w:t>
@@ -3431,12 +1520,12 @@
     <w:p>
       <w:pPr>
         <w:spacing w:before="0" w:after="0"/>
-        <w:ind w:left="360"/>
-      </w:pPr>
-      <w:r>
-        <w:rPr>
-          <w:rFonts w:ascii="Courier New" w:hAnsi="Courier New"/>
-          <w:color w:val="1A1A2E"/>
+        <w:ind w:left="216"/>
+      </w:pPr>
+      <w:r>
+        <w:rPr>
+          <w:rFonts w:ascii="Courier New" w:hAnsi="Courier New"/>
+          <w:color w:val="0A0A2A"/>
           <w:sz w:val="17"/>
         </w:rPr>
         <w:t xml:space="preserve">        for line in fh:</w:t>
@@ -3445,12 +1534,12 @@
     <w:p>
       <w:pPr>
         <w:spacing w:before="0" w:after="0"/>
-        <w:ind w:left="360"/>
-      </w:pPr>
-      <w:r>
-        <w:rPr>
-          <w:rFonts w:ascii="Courier New" w:hAnsi="Courier New"/>
-          <w:color w:val="1A1A2E"/>
+        <w:ind w:left="216"/>
+      </w:pPr>
+      <w:r>
+        <w:rPr>
+          <w:rFonts w:ascii="Courier New" w:hAnsi="Courier New"/>
+          <w:color w:val="0A0A2A"/>
           <w:sz w:val="17"/>
         </w:rPr>
         <w:t xml:space="preserve">            line = line.strip()</w:t>
@@ -3459,12 +1548,12 @@
     <w:p>
       <w:pPr>
         <w:spacing w:before="0" w:after="0"/>
-        <w:ind w:left="360"/>
-      </w:pPr>
-      <w:r>
-        <w:rPr>
-          <w:rFonts w:ascii="Courier New" w:hAnsi="Courier New"/>
-          <w:color w:val="1A1A2E"/>
+        <w:ind w:left="216"/>
+      </w:pPr>
+      <w:r>
+        <w:rPr>
+          <w:rFonts w:ascii="Courier New" w:hAnsi="Courier New"/>
+          <w:color w:val="0A0A2A"/>
           <w:sz w:val="17"/>
         </w:rPr>
         <w:t xml:space="preserve">            if not line or line.startswith("#"):</w:t>
@@ -3473,12 +1562,12 @@
     <w:p>
       <w:pPr>
         <w:spacing w:before="0" w:after="0"/>
-        <w:ind w:left="360"/>
-      </w:pPr>
-      <w:r>
-        <w:rPr>
-          <w:rFonts w:ascii="Courier New" w:hAnsi="Courier New"/>
-          <w:color w:val="1A1A2E"/>
+        <w:ind w:left="216"/>
+      </w:pPr>
+      <w:r>
+        <w:rPr>
+          <w:rFonts w:ascii="Courier New" w:hAnsi="Courier New"/>
+          <w:color w:val="0A0A2A"/>
           <w:sz w:val="17"/>
         </w:rPr>
         <w:t xml:space="preserve">                continue</w:t>
@@ -3487,12 +1576,12 @@
     <w:p>
       <w:pPr>
         <w:spacing w:before="0" w:after="0"/>
-        <w:ind w:left="360"/>
-      </w:pPr>
-      <w:r>
-        <w:rPr>
-          <w:rFonts w:ascii="Courier New" w:hAnsi="Courier New"/>
-          <w:color w:val="1A1A2E"/>
+        <w:ind w:left="216"/>
+      </w:pPr>
+      <w:r>
+        <w:rPr>
+          <w:rFonts w:ascii="Courier New" w:hAnsi="Courier New"/>
+          <w:color w:val="0A0A2A"/>
           <w:sz w:val="17"/>
         </w:rPr>
         <w:t xml:space="preserve">            parts = line.replace(",", ".").split("\t")</w:t>
@@ -3501,12 +1590,12 @@
     <w:p>
       <w:pPr>
         <w:spacing w:before="0" w:after="0"/>
-        <w:ind w:left="360"/>
-      </w:pPr>
-      <w:r>
-        <w:rPr>
-          <w:rFonts w:ascii="Courier New" w:hAnsi="Courier New"/>
-          <w:color w:val="1A1A2E"/>
+        <w:ind w:left="216"/>
+      </w:pPr>
+      <w:r>
+        <w:rPr>
+          <w:rFonts w:ascii="Courier New" w:hAnsi="Courier New"/>
+          <w:color w:val="0A0A2A"/>
           <w:sz w:val="17"/>
         </w:rPr>
         <w:t xml:space="preserve">            if len(parts) &lt; 3:</w:t>
@@ -3515,12 +1604,12 @@
     <w:p>
       <w:pPr>
         <w:spacing w:before="0" w:after="0"/>
-        <w:ind w:left="360"/>
-      </w:pPr>
-      <w:r>
-        <w:rPr>
-          <w:rFonts w:ascii="Courier New" w:hAnsi="Courier New"/>
-          <w:color w:val="1A1A2E"/>
+        <w:ind w:left="216"/>
+      </w:pPr>
+      <w:r>
+        <w:rPr>
+          <w:rFonts w:ascii="Courier New" w:hAnsi="Courier New"/>
+          <w:color w:val="0A0A2A"/>
           <w:sz w:val="17"/>
         </w:rPr>
         <w:t xml:space="preserve">                parts = line.replace(",", ".").split()</w:t>
@@ -3529,12 +1618,12 @@
     <w:p>
       <w:pPr>
         <w:spacing w:before="0" w:after="0"/>
-        <w:ind w:left="360"/>
-      </w:pPr>
-      <w:r>
-        <w:rPr>
-          <w:rFonts w:ascii="Courier New" w:hAnsi="Courier New"/>
-          <w:color w:val="1A1A2E"/>
+        <w:ind w:left="216"/>
+      </w:pPr>
+      <w:r>
+        <w:rPr>
+          <w:rFonts w:ascii="Courier New" w:hAnsi="Courier New"/>
+          <w:color w:val="0A0A2A"/>
           <w:sz w:val="17"/>
         </w:rPr>
         <w:t xml:space="preserve">            try:</w:t>
@@ -3543,12 +1632,12 @@
     <w:p>
       <w:pPr>
         <w:spacing w:before="0" w:after="0"/>
-        <w:ind w:left="360"/>
-      </w:pPr>
-      <w:r>
-        <w:rPr>
-          <w:rFonts w:ascii="Courier New" w:hAnsi="Courier New"/>
-          <w:color w:val="1A1A2E"/>
+        <w:ind w:left="216"/>
+      </w:pPr>
+      <w:r>
+        <w:rPr>
+          <w:rFonts w:ascii="Courier New" w:hAnsi="Courier New"/>
+          <w:color w:val="0A0A2A"/>
           <w:sz w:val="17"/>
         </w:rPr>
         <w:t xml:space="preserve">                rows.append([float(v) for v in parts])</w:t>
@@ -3557,12 +1646,12 @@
     <w:p>
       <w:pPr>
         <w:spacing w:before="0" w:after="0"/>
-        <w:ind w:left="360"/>
-      </w:pPr>
-      <w:r>
-        <w:rPr>
-          <w:rFonts w:ascii="Courier New" w:hAnsi="Courier New"/>
-          <w:color w:val="1A1A2E"/>
+        <w:ind w:left="216"/>
+      </w:pPr>
+      <w:r>
+        <w:rPr>
+          <w:rFonts w:ascii="Courier New" w:hAnsi="Courier New"/>
+          <w:color w:val="0A0A2A"/>
           <w:sz w:val="17"/>
         </w:rPr>
         <w:t xml:space="preserve">            except ValueError:</w:t>
@@ -3571,12 +1660,12 @@
     <w:p>
       <w:pPr>
         <w:spacing w:before="0" w:after="0"/>
-        <w:ind w:left="360"/>
-      </w:pPr>
-      <w:r>
-        <w:rPr>
-          <w:rFonts w:ascii="Courier New" w:hAnsi="Courier New"/>
-          <w:color w:val="1A1A2E"/>
+        <w:ind w:left="216"/>
+      </w:pPr>
+      <w:r>
+        <w:rPr>
+          <w:rFonts w:ascii="Courier New" w:hAnsi="Courier New"/>
+          <w:color w:val="0A0A2A"/>
           <w:sz w:val="17"/>
         </w:rPr>
         <w:t xml:space="preserve">                continue</w:t>
@@ -3585,12 +1674,12 @@
     <w:p>
       <w:pPr>
         <w:spacing w:before="0" w:after="0"/>
-        <w:ind w:left="360"/>
-      </w:pPr>
-      <w:r>
-        <w:rPr>
-          <w:rFonts w:ascii="Courier New" w:hAnsi="Courier New"/>
-          <w:color w:val="1A1A2E"/>
+        <w:ind w:left="216"/>
+      </w:pPr>
+      <w:r>
+        <w:rPr>
+          <w:rFonts w:ascii="Courier New" w:hAnsi="Courier New"/>
+          <w:color w:val="0A0A2A"/>
           <w:sz w:val="17"/>
         </w:rPr>
         <w:t xml:space="preserve">    wavenumbers = np.array(rows[0])</w:t>
@@ -3599,12 +1688,12 @@
     <w:p>
       <w:pPr>
         <w:spacing w:before="0" w:after="0"/>
-        <w:ind w:left="360"/>
-      </w:pPr>
-      <w:r>
-        <w:rPr>
-          <w:rFonts w:ascii="Courier New" w:hAnsi="Courier New"/>
-          <w:color w:val="1A1A2E"/>
+        <w:ind w:left="216"/>
+      </w:pPr>
+      <w:r>
+        <w:rPr>
+          <w:rFonts w:ascii="Courier New" w:hAnsi="Courier New"/>
+          <w:color w:val="0A0A2A"/>
           <w:sz w:val="17"/>
         </w:rPr>
         <w:t xml:space="preserve">    n_pts = len(wavenumbers)</w:t>
@@ -3613,12 +1702,12 @@
     <w:p>
       <w:pPr>
         <w:spacing w:before="0" w:after="0"/>
-        <w:ind w:left="360"/>
-      </w:pPr>
-      <w:r>
-        <w:rPr>
-          <w:rFonts w:ascii="Courier New" w:hAnsi="Courier New"/>
-          <w:color w:val="1A1A2E"/>
+        <w:ind w:left="216"/>
+      </w:pPr>
+      <w:r>
+        <w:rPr>
+          <w:rFonts w:ascii="Courier New" w:hAnsi="Courier New"/>
+          <w:color w:val="0A0A2A"/>
           <w:sz w:val="17"/>
         </w:rPr>
         <w:t xml:space="preserve">    spectra = []</w:t>
@@ -3627,12 +1716,12 @@
     <w:p>
       <w:pPr>
         <w:spacing w:before="0" w:after="0"/>
-        <w:ind w:left="360"/>
-      </w:pPr>
-      <w:r>
-        <w:rPr>
-          <w:rFonts w:ascii="Courier New" w:hAnsi="Courier New"/>
-          <w:color w:val="1A1A2E"/>
+        <w:ind w:left="216"/>
+      </w:pPr>
+      <w:r>
+        <w:rPr>
+          <w:rFonts w:ascii="Courier New" w:hAnsi="Courier New"/>
+          <w:color w:val="0A0A2A"/>
           <w:sz w:val="17"/>
         </w:rPr>
         <w:t xml:space="preserve">    for row in rows[1:]:</w:t>
@@ -3641,12 +1730,12 @@
     <w:p>
       <w:pPr>
         <w:spacing w:before="0" w:after="0"/>
-        <w:ind w:left="360"/>
-      </w:pPr>
-      <w:r>
-        <w:rPr>
-          <w:rFonts w:ascii="Courier New" w:hAnsi="Courier New"/>
-          <w:color w:val="1A1A2E"/>
+        <w:ind w:left="216"/>
+      </w:pPr>
+      <w:r>
+        <w:rPr>
+          <w:rFonts w:ascii="Courier New" w:hAnsi="Courier New"/>
+          <w:color w:val="0A0A2A"/>
           <w:sz w:val="17"/>
         </w:rPr>
         <w:t xml:space="preserve">        arr = np.array(row)</w:t>
@@ -3655,54 +1744,96 @@
     <w:p>
       <w:pPr>
         <w:spacing w:before="0" w:after="0"/>
-        <w:ind w:left="360"/>
-      </w:pPr>
-      <w:r>
-        <w:rPr>
-          <w:rFonts w:ascii="Courier New" w:hAnsi="Courier New"/>
-          <w:color w:val="1A1A2E"/>
-          <w:sz w:val="17"/>
-        </w:rPr>
-        <w:t xml:space="preserve">        if   len(arr) == n_pts + 2:  spectra.append(arr[2:])</w:t>
-      </w:r>
-    </w:p>
-    <w:p>
-      <w:pPr>
-        <w:spacing w:before="0" w:after="0"/>
-        <w:ind w:left="360"/>
-      </w:pPr>
-      <w:r>
-        <w:rPr>
-          <w:rFonts w:ascii="Courier New" w:hAnsi="Courier New"/>
-          <w:color w:val="1A1A2E"/>
-          <w:sz w:val="17"/>
-        </w:rPr>
-        <w:t xml:space="preserve">        elif len(arr) == n_pts:       spectra.append(arr)</w:t>
-      </w:r>
-    </w:p>
-    <w:p>
-      <w:pPr>
-        <w:spacing w:before="0" w:after="0"/>
-        <w:ind w:left="360"/>
-      </w:pPr>
-      <w:r>
-        <w:rPr>
-          <w:rFonts w:ascii="Courier New" w:hAnsi="Courier New"/>
-          <w:color w:val="1A1A2E"/>
-          <w:sz w:val="17"/>
-        </w:rPr>
-        <w:t xml:space="preserve">        else:                         spectra.append(arr[-n_pts:])</w:t>
-      </w:r>
-    </w:p>
-    <w:p>
-      <w:pPr>
-        <w:spacing w:before="0" w:after="0"/>
-        <w:ind w:left="360"/>
-      </w:pPr>
-      <w:r>
-        <w:rPr>
-          <w:rFonts w:ascii="Courier New" w:hAnsi="Courier New"/>
-          <w:color w:val="1A1A2E"/>
+        <w:ind w:left="216"/>
+      </w:pPr>
+      <w:r>
+        <w:rPr>
+          <w:rFonts w:ascii="Courier New" w:hAnsi="Courier New"/>
+          <w:color w:val="0A0A2A"/>
+          <w:sz w:val="17"/>
+        </w:rPr>
+        <w:t xml:space="preserve">        if len(arr) == n_pts + 2:</w:t>
+      </w:r>
+    </w:p>
+    <w:p>
+      <w:pPr>
+        <w:spacing w:before="0" w:after="0"/>
+        <w:ind w:left="216"/>
+      </w:pPr>
+      <w:r>
+        <w:rPr>
+          <w:rFonts w:ascii="Courier New" w:hAnsi="Courier New"/>
+          <w:color w:val="0A0A2A"/>
+          <w:sz w:val="17"/>
+        </w:rPr>
+        <w:t xml:space="preserve">            spectra.append(arr[2:])</w:t>
+      </w:r>
+    </w:p>
+    <w:p>
+      <w:pPr>
+        <w:spacing w:before="0" w:after="0"/>
+        <w:ind w:left="216"/>
+      </w:pPr>
+      <w:r>
+        <w:rPr>
+          <w:rFonts w:ascii="Courier New" w:hAnsi="Courier New"/>
+          <w:color w:val="0A0A2A"/>
+          <w:sz w:val="17"/>
+        </w:rPr>
+        <w:t xml:space="preserve">        elif len(arr) == n_pts:</w:t>
+      </w:r>
+    </w:p>
+    <w:p>
+      <w:pPr>
+        <w:spacing w:before="0" w:after="0"/>
+        <w:ind w:left="216"/>
+      </w:pPr>
+      <w:r>
+        <w:rPr>
+          <w:rFonts w:ascii="Courier New" w:hAnsi="Courier New"/>
+          <w:color w:val="0A0A2A"/>
+          <w:sz w:val="17"/>
+        </w:rPr>
+        <w:t xml:space="preserve">            spectra.append(arr)</w:t>
+      </w:r>
+    </w:p>
+    <w:p>
+      <w:pPr>
+        <w:spacing w:before="0" w:after="0"/>
+        <w:ind w:left="216"/>
+      </w:pPr>
+      <w:r>
+        <w:rPr>
+          <w:rFonts w:ascii="Courier New" w:hAnsi="Courier New"/>
+          <w:color w:val="0A0A2A"/>
+          <w:sz w:val="17"/>
+        </w:rPr>
+        <w:t xml:space="preserve">        else:</w:t>
+      </w:r>
+    </w:p>
+    <w:p>
+      <w:pPr>
+        <w:spacing w:before="0" w:after="0"/>
+        <w:ind w:left="216"/>
+      </w:pPr>
+      <w:r>
+        <w:rPr>
+          <w:rFonts w:ascii="Courier New" w:hAnsi="Courier New"/>
+          <w:color w:val="0A0A2A"/>
+          <w:sz w:val="17"/>
+        </w:rPr>
+        <w:t xml:space="preserve">            spectra.append(arr[-n_pts:])</w:t>
+      </w:r>
+    </w:p>
+    <w:p>
+      <w:pPr>
+        <w:spacing w:before="0" w:after="0"/>
+        <w:ind w:left="216"/>
+      </w:pPr>
+      <w:r>
+        <w:rPr>
+          <w:rFonts w:ascii="Courier New" w:hAnsi="Courier New"/>
+          <w:color w:val="0A0A2A"/>
           <w:sz w:val="17"/>
         </w:rPr>
         <w:t xml:space="preserve">    return wavenumbers, np.array(spectra)</w:t>
@@ -3711,38 +1842,93 @@
     <w:p>
       <w:pPr>
         <w:spacing w:before="0" w:after="0"/>
-        <w:ind w:left="360"/>
-      </w:pPr>
-      <w:r>
-        <w:rPr>
-          <w:rFonts w:ascii="Courier New" w:hAnsi="Courier New"/>
-          <w:color w:val="1A1A2E"/>
-          <w:sz w:val="17"/>
-        </w:rPr>
-      </w:r>
-    </w:p>
-    <w:p>
-      <w:pPr>
-        <w:spacing w:before="0" w:after="0"/>
-        <w:ind w:left="360"/>
-      </w:pPr>
-      <w:r>
-        <w:rPr>
-          <w:rFonts w:ascii="Courier New" w:hAnsi="Courier New"/>
-          <w:color w:val="1A1A2E"/>
-          <w:sz w:val="17"/>
-        </w:rPr>
-      </w:r>
-    </w:p>
-    <w:p>
-      <w:pPr>
-        <w:spacing w:before="0" w:after="0"/>
-        <w:ind w:left="360"/>
-      </w:pPr>
-      <w:r>
-        <w:rPr>
-          <w:rFonts w:ascii="Courier New" w:hAnsi="Courier New"/>
-          <w:color w:val="1A1A2E"/>
+        <w:ind w:left="216"/>
+      </w:pPr>
+      <w:r>
+        <w:rPr>
+          <w:rFonts w:ascii="Courier New" w:hAnsi="Courier New"/>
+          <w:color w:val="0A0A2A"/>
+          <w:sz w:val="17"/>
+        </w:rPr>
+      </w:r>
+    </w:p>
+    <w:p>
+      <w:pPr>
+        <w:spacing w:before="0" w:after="0"/>
+        <w:ind w:left="216"/>
+      </w:pPr>
+      <w:r>
+        <w:rPr>
+          <w:rFonts w:ascii="Courier New" w:hAnsi="Courier New"/>
+          <w:color w:val="0A0A2A"/>
+          <w:sz w:val="17"/>
+        </w:rPr>
+      </w:r>
+    </w:p>
+    <w:p>
+      <w:pPr>
+        <w:spacing w:before="0" w:after="0"/>
+        <w:ind w:left="216"/>
+      </w:pPr>
+      <w:r>
+        <w:rPr>
+          <w:rFonts w:ascii="Courier New" w:hAnsi="Courier New"/>
+          <w:color w:val="0A0A2A"/>
+          <w:sz w:val="17"/>
+        </w:rPr>
+        <w:t># ======================================================================</w:t>
+      </w:r>
+    </w:p>
+    <w:p>
+      <w:pPr>
+        <w:spacing w:before="0" w:after="0"/>
+        <w:ind w:left="216"/>
+      </w:pPr>
+      <w:r>
+        <w:rPr>
+          <w:rFonts w:ascii="Courier New" w:hAnsi="Courier New"/>
+          <w:color w:val="0A0A2A"/>
+          <w:sz w:val="17"/>
+        </w:rPr>
+        <w:t>#  SIGNAL PROCESSING</w:t>
+      </w:r>
+    </w:p>
+    <w:p>
+      <w:pPr>
+        <w:spacing w:before="0" w:after="0"/>
+        <w:ind w:left="216"/>
+      </w:pPr>
+      <w:r>
+        <w:rPr>
+          <w:rFonts w:ascii="Courier New" w:hAnsi="Courier New"/>
+          <w:color w:val="0A0A2A"/>
+          <w:sz w:val="17"/>
+        </w:rPr>
+        <w:t># ======================================================================</w:t>
+      </w:r>
+    </w:p>
+    <w:p>
+      <w:pPr>
+        <w:spacing w:before="0" w:after="0"/>
+        <w:ind w:left="216"/>
+      </w:pPr>
+      <w:r>
+        <w:rPr>
+          <w:rFonts w:ascii="Courier New" w:hAnsi="Courier New"/>
+          <w:color w:val="0A0A2A"/>
+          <w:sz w:val="17"/>
+        </w:rPr>
+      </w:r>
+    </w:p>
+    <w:p>
+      <w:pPr>
+        <w:spacing w:before="0" w:after="0"/>
+        <w:ind w:left="216"/>
+      </w:pPr>
+      <w:r>
+        <w:rPr>
+          <w:rFonts w:ascii="Courier New" w:hAnsi="Courier New"/>
+          <w:color w:val="0A0A2A"/>
           <w:sz w:val="17"/>
         </w:rPr>
         <w:t>def als_baseline(y, lam=1e5, p=0.005, n_iter=15):</w:t>
@@ -3751,12 +1937,12 @@
     <w:p>
       <w:pPr>
         <w:spacing w:before="0" w:after="0"/>
-        <w:ind w:left="360"/>
-      </w:pPr>
-      <w:r>
-        <w:rPr>
-          <w:rFonts w:ascii="Courier New" w:hAnsi="Courier New"/>
-          <w:color w:val="1A1A2E"/>
+        <w:ind w:left="216"/>
+      </w:pPr>
+      <w:r>
+        <w:rPr>
+          <w:rFonts w:ascii="Courier New" w:hAnsi="Courier New"/>
+          <w:color w:val="0A0A2A"/>
           <w:sz w:val="17"/>
         </w:rPr>
         <w:t xml:space="preserve">    """Asymmetric Least Squares baseline correction."""</w:t>
@@ -3765,12 +1951,12 @@
     <w:p>
       <w:pPr>
         <w:spacing w:before="0" w:after="0"/>
-        <w:ind w:left="360"/>
-      </w:pPr>
-      <w:r>
-        <w:rPr>
-          <w:rFonts w:ascii="Courier New" w:hAnsi="Courier New"/>
-          <w:color w:val="1A1A2E"/>
+        <w:ind w:left="216"/>
+      </w:pPr>
+      <w:r>
+        <w:rPr>
+          <w:rFonts w:ascii="Courier New" w:hAnsi="Courier New"/>
+          <w:color w:val="0A0A2A"/>
           <w:sz w:val="17"/>
         </w:rPr>
         <w:t xml:space="preserve">    L = len(y)</w:t>
@@ -3779,12 +1965,12 @@
     <w:p>
       <w:pPr>
         <w:spacing w:before="0" w:after="0"/>
-        <w:ind w:left="360"/>
-      </w:pPr>
-      <w:r>
-        <w:rPr>
-          <w:rFonts w:ascii="Courier New" w:hAnsi="Courier New"/>
-          <w:color w:val="1A1A2E"/>
+        <w:ind w:left="216"/>
+      </w:pPr>
+      <w:r>
+        <w:rPr>
+          <w:rFonts w:ascii="Courier New" w:hAnsi="Courier New"/>
+          <w:color w:val="0A0A2A"/>
           <w:sz w:val="17"/>
         </w:rPr>
         <w:t xml:space="preserve">    D = diags([1, -2, 1], [0, 1, 2], shape=(L - 2, L), dtype=float)</w:t>
@@ -3793,12 +1979,12 @@
     <w:p>
       <w:pPr>
         <w:spacing w:before="0" w:after="0"/>
-        <w:ind w:left="360"/>
-      </w:pPr>
-      <w:r>
-        <w:rPr>
-          <w:rFonts w:ascii="Courier New" w:hAnsi="Courier New"/>
-          <w:color w:val="1A1A2E"/>
+        <w:ind w:left="216"/>
+      </w:pPr>
+      <w:r>
+        <w:rPr>
+          <w:rFonts w:ascii="Courier New" w:hAnsi="Courier New"/>
+          <w:color w:val="0A0A2A"/>
           <w:sz w:val="17"/>
         </w:rPr>
         <w:t xml:space="preserve">    w = np.ones(L)</w:t>
@@ -3807,12 +1993,12 @@
     <w:p>
       <w:pPr>
         <w:spacing w:before="0" w:after="0"/>
-        <w:ind w:left="360"/>
-      </w:pPr>
-      <w:r>
-        <w:rPr>
-          <w:rFonts w:ascii="Courier New" w:hAnsi="Courier New"/>
-          <w:color w:val="1A1A2E"/>
+        <w:ind w:left="216"/>
+      </w:pPr>
+      <w:r>
+        <w:rPr>
+          <w:rFonts w:ascii="Courier New" w:hAnsi="Courier New"/>
+          <w:color w:val="0A0A2A"/>
           <w:sz w:val="17"/>
         </w:rPr>
         <w:t xml:space="preserve">    for _ in range(n_iter):</w:t>
@@ -3821,12 +2007,12 @@
     <w:p>
       <w:pPr>
         <w:spacing w:before="0" w:after="0"/>
-        <w:ind w:left="360"/>
-      </w:pPr>
-      <w:r>
-        <w:rPr>
-          <w:rFonts w:ascii="Courier New" w:hAnsi="Courier New"/>
-          <w:color w:val="1A1A2E"/>
+        <w:ind w:left="216"/>
+      </w:pPr>
+      <w:r>
+        <w:rPr>
+          <w:rFonts w:ascii="Courier New" w:hAnsi="Courier New"/>
+          <w:color w:val="0A0A2A"/>
           <w:sz w:val="17"/>
         </w:rPr>
         <w:t xml:space="preserve">        W = diags(w, 0, shape=(L, L), dtype=float)</w:t>
@@ -3835,12 +2021,12 @@
     <w:p>
       <w:pPr>
         <w:spacing w:before="0" w:after="0"/>
-        <w:ind w:left="360"/>
-      </w:pPr>
-      <w:r>
-        <w:rPr>
-          <w:rFonts w:ascii="Courier New" w:hAnsi="Courier New"/>
-          <w:color w:val="1A1A2E"/>
+        <w:ind w:left="216"/>
+      </w:pPr>
+      <w:r>
+        <w:rPr>
+          <w:rFonts w:ascii="Courier New" w:hAnsi="Courier New"/>
+          <w:color w:val="0A0A2A"/>
           <w:sz w:val="17"/>
         </w:rPr>
         <w:t xml:space="preserve">        z = spsolve((W + lam * D.T.dot(D)).tocsr(), w * y)</w:t>
@@ -3849,12 +2035,12 @@
     <w:p>
       <w:pPr>
         <w:spacing w:before="0" w:after="0"/>
-        <w:ind w:left="360"/>
-      </w:pPr>
-      <w:r>
-        <w:rPr>
-          <w:rFonts w:ascii="Courier New" w:hAnsi="Courier New"/>
-          <w:color w:val="1A1A2E"/>
+        <w:ind w:left="216"/>
+      </w:pPr>
+      <w:r>
+        <w:rPr>
+          <w:rFonts w:ascii="Courier New" w:hAnsi="Courier New"/>
+          <w:color w:val="0A0A2A"/>
           <w:sz w:val="17"/>
         </w:rPr>
         <w:t xml:space="preserve">        w = p * (y &gt; z) + (1 - p) * (y &lt;= z)</w:t>
@@ -3863,12 +2049,12 @@
     <w:p>
       <w:pPr>
         <w:spacing w:before="0" w:after="0"/>
-        <w:ind w:left="360"/>
-      </w:pPr>
-      <w:r>
-        <w:rPr>
-          <w:rFonts w:ascii="Courier New" w:hAnsi="Courier New"/>
-          <w:color w:val="1A1A2E"/>
+        <w:ind w:left="216"/>
+      </w:pPr>
+      <w:r>
+        <w:rPr>
+          <w:rFonts w:ascii="Courier New" w:hAnsi="Courier New"/>
+          <w:color w:val="0A0A2A"/>
           <w:sz w:val="17"/>
         </w:rPr>
         <w:t xml:space="preserve">    return z</w:t>
@@ -3877,38 +2063,38 @@
     <w:p>
       <w:pPr>
         <w:spacing w:before="0" w:after="0"/>
-        <w:ind w:left="360"/>
-      </w:pPr>
-      <w:r>
-        <w:rPr>
-          <w:rFonts w:ascii="Courier New" w:hAnsi="Courier New"/>
-          <w:color w:val="1A1A2E"/>
-          <w:sz w:val="17"/>
-        </w:rPr>
-      </w:r>
-    </w:p>
-    <w:p>
-      <w:pPr>
-        <w:spacing w:before="0" w:after="0"/>
-        <w:ind w:left="360"/>
-      </w:pPr>
-      <w:r>
-        <w:rPr>
-          <w:rFonts w:ascii="Courier New" w:hAnsi="Courier New"/>
-          <w:color w:val="1A1A2E"/>
-          <w:sz w:val="17"/>
-        </w:rPr>
-      </w:r>
-    </w:p>
-    <w:p>
-      <w:pPr>
-        <w:spacing w:before="0" w:after="0"/>
-        <w:ind w:left="360"/>
-      </w:pPr>
-      <w:r>
-        <w:rPr>
-          <w:rFonts w:ascii="Courier New" w:hAnsi="Courier New"/>
-          <w:color w:val="1A1A2E"/>
+        <w:ind w:left="216"/>
+      </w:pPr>
+      <w:r>
+        <w:rPr>
+          <w:rFonts w:ascii="Courier New" w:hAnsi="Courier New"/>
+          <w:color w:val="0A0A2A"/>
+          <w:sz w:val="17"/>
+        </w:rPr>
+      </w:r>
+    </w:p>
+    <w:p>
+      <w:pPr>
+        <w:spacing w:before="0" w:after="0"/>
+        <w:ind w:left="216"/>
+      </w:pPr>
+      <w:r>
+        <w:rPr>
+          <w:rFonts w:ascii="Courier New" w:hAnsi="Courier New"/>
+          <w:color w:val="0A0A2A"/>
+          <w:sz w:val="17"/>
+        </w:rPr>
+      </w:r>
+    </w:p>
+    <w:p>
+      <w:pPr>
+        <w:spacing w:before="0" w:after="0"/>
+        <w:ind w:left="216"/>
+      </w:pPr>
+      <w:r>
+        <w:rPr>
+          <w:rFonts w:ascii="Courier New" w:hAnsi="Courier New"/>
+          <w:color w:val="0A0A2A"/>
           <w:sz w:val="17"/>
         </w:rPr>
         <w:t>def process_spectrum(wn, sp_raw):</w:t>
@@ -3917,26 +2103,26 @@
     <w:p>
       <w:pPr>
         <w:spacing w:before="0" w:after="0"/>
-        <w:ind w:left="360"/>
-      </w:pPr>
-      <w:r>
-        <w:rPr>
-          <w:rFonts w:ascii="Courier New" w:hAnsi="Courier New"/>
-          <w:color w:val="1A1A2E"/>
-          <w:sz w:val="17"/>
-        </w:rPr>
-        <w:t xml:space="preserve">    """ALS baseline correction + min-max normalisation."""</w:t>
-      </w:r>
-    </w:p>
-    <w:p>
-      <w:pPr>
-        <w:spacing w:before="0" w:after="0"/>
-        <w:ind w:left="360"/>
-      </w:pPr>
-      <w:r>
-        <w:rPr>
-          <w:rFonts w:ascii="Courier New" w:hAnsi="Courier New"/>
-          <w:color w:val="1A1A2E"/>
+        <w:ind w:left="216"/>
+      </w:pPr>
+      <w:r>
+        <w:rPr>
+          <w:rFonts w:ascii="Courier New" w:hAnsi="Courier New"/>
+          <w:color w:val="0A0A2A"/>
+          <w:sz w:val="17"/>
+        </w:rPr>
+        <w:t xml:space="preserve">    """ALS baseline correction then min-max normalisation."""</w:t>
+      </w:r>
+    </w:p>
+    <w:p>
+      <w:pPr>
+        <w:spacing w:before="0" w:after="0"/>
+        <w:ind w:left="216"/>
+      </w:pPr>
+      <w:r>
+        <w:rPr>
+          <w:rFonts w:ascii="Courier New" w:hAnsi="Courier New"/>
+          <w:color w:val="0A0A2A"/>
           <w:sz w:val="17"/>
         </w:rPr>
         <w:t xml:space="preserve">    z  = als_baseline(sp_raw)</w:t>
@@ -3945,12 +2131,12 @@
     <w:p>
       <w:pPr>
         <w:spacing w:before="0" w:after="0"/>
-        <w:ind w:left="360"/>
-      </w:pPr>
-      <w:r>
-        <w:rPr>
-          <w:rFonts w:ascii="Courier New" w:hAnsi="Courier New"/>
-          <w:color w:val="1A1A2E"/>
+        <w:ind w:left="216"/>
+      </w:pPr>
+      <w:r>
+        <w:rPr>
+          <w:rFonts w:ascii="Courier New" w:hAnsi="Courier New"/>
+          <w:color w:val="0A0A2A"/>
           <w:sz w:val="17"/>
         </w:rPr>
         <w:t xml:space="preserve">    bc = np.clip(sp_raw - z, 0, None)</w:t>
@@ -3959,12 +2145,12 @@
     <w:p>
       <w:pPr>
         <w:spacing w:before="0" w:after="0"/>
-        <w:ind w:left="360"/>
-      </w:pPr>
-      <w:r>
-        <w:rPr>
-          <w:rFonts w:ascii="Courier New" w:hAnsi="Courier New"/>
-          <w:color w:val="1A1A2E"/>
+        <w:ind w:left="216"/>
+      </w:pPr>
+      <w:r>
+        <w:rPr>
+          <w:rFonts w:ascii="Courier New" w:hAnsi="Courier New"/>
+          <w:color w:val="0A0A2A"/>
           <w:sz w:val="17"/>
         </w:rPr>
         <w:t xml:space="preserve">    sp_max = bc.max()</w:t>
@@ -3973,12 +2159,12 @@
     <w:p>
       <w:pPr>
         <w:spacing w:before="0" w:after="0"/>
-        <w:ind w:left="360"/>
-      </w:pPr>
-      <w:r>
-        <w:rPr>
-          <w:rFonts w:ascii="Courier New" w:hAnsi="Courier New"/>
-          <w:color w:val="1A1A2E"/>
+        <w:ind w:left="216"/>
+      </w:pPr>
+      <w:r>
+        <w:rPr>
+          <w:rFonts w:ascii="Courier New" w:hAnsi="Courier New"/>
+          <w:color w:val="0A0A2A"/>
           <w:sz w:val="17"/>
         </w:rPr>
         <w:t xml:space="preserve">    if sp_max &lt;= 0:</w:t>
@@ -3987,26 +2173,26 @@
     <w:p>
       <w:pPr>
         <w:spacing w:before="0" w:after="0"/>
-        <w:ind w:left="360"/>
-      </w:pPr>
-      <w:r>
-        <w:rPr>
-          <w:rFonts w:ascii="Courier New" w:hAnsi="Courier New"/>
-          <w:color w:val="1A1A2E"/>
-          <w:sz w:val="17"/>
-        </w:rPr>
-        <w:t xml:space="preserve">        return bc, 0.0, 0.0</w:t>
-      </w:r>
-    </w:p>
-    <w:p>
-      <w:pPr>
-        <w:spacing w:before="0" w:after="0"/>
-        <w:ind w:left="360"/>
-      </w:pPr>
-      <w:r>
-        <w:rPr>
-          <w:rFonts w:ascii="Courier New" w:hAnsi="Courier New"/>
-          <w:color w:val="1A1A2E"/>
+        <w:ind w:left="216"/>
+      </w:pPr>
+      <w:r>
+        <w:rPr>
+          <w:rFonts w:ascii="Courier New" w:hAnsi="Courier New"/>
+          <w:color w:val="0A0A2A"/>
+          <w:sz w:val="17"/>
+        </w:rPr>
+        <w:t xml:space="preserve">        return bc, 0.0</w:t>
+      </w:r>
+    </w:p>
+    <w:p>
+      <w:pPr>
+        <w:spacing w:before="0" w:after="0"/>
+        <w:ind w:left="216"/>
+      </w:pPr>
+      <w:r>
+        <w:rPr>
+          <w:rFonts w:ascii="Courier New" w:hAnsi="Courier New"/>
+          <w:color w:val="0A0A2A"/>
           <w:sz w:val="17"/>
         </w:rPr>
         <w:t xml:space="preserve">    sp_n = bc / sp_max</w:t>
@@ -4015,52 +2201,52 @@
     <w:p>
       <w:pPr>
         <w:spacing w:before="0" w:after="0"/>
-        <w:ind w:left="360"/>
-      </w:pPr>
-      <w:r>
-        <w:rPr>
-          <w:rFonts w:ascii="Courier New" w:hAnsi="Courier New"/>
-          <w:color w:val="1A1A2E"/>
-          <w:sz w:val="17"/>
-        </w:rPr>
-        <w:t xml:space="preserve">    return sp_n, sp_max, z.max()</w:t>
-      </w:r>
-    </w:p>
-    <w:p>
-      <w:pPr>
-        <w:spacing w:before="0" w:after="0"/>
-        <w:ind w:left="360"/>
-      </w:pPr>
-      <w:r>
-        <w:rPr>
-          <w:rFonts w:ascii="Courier New" w:hAnsi="Courier New"/>
-          <w:color w:val="1A1A2E"/>
-          <w:sz w:val="17"/>
-        </w:rPr>
-      </w:r>
-    </w:p>
-    <w:p>
-      <w:pPr>
-        <w:spacing w:before="0" w:after="0"/>
-        <w:ind w:left="360"/>
-      </w:pPr>
-      <w:r>
-        <w:rPr>
-          <w:rFonts w:ascii="Courier New" w:hAnsi="Courier New"/>
-          <w:color w:val="1A1A2E"/>
-          <w:sz w:val="17"/>
-        </w:rPr>
-      </w:r>
-    </w:p>
-    <w:p>
-      <w:pPr>
-        <w:spacing w:before="0" w:after="0"/>
-        <w:ind w:left="360"/>
-      </w:pPr>
-      <w:r>
-        <w:rPr>
-          <w:rFonts w:ascii="Courier New" w:hAnsi="Courier New"/>
-          <w:color w:val="1A1A2E"/>
+        <w:ind w:left="216"/>
+      </w:pPr>
+      <w:r>
+        <w:rPr>
+          <w:rFonts w:ascii="Courier New" w:hAnsi="Courier New"/>
+          <w:color w:val="0A0A2A"/>
+          <w:sz w:val="17"/>
+        </w:rPr>
+        <w:t xml:space="preserve">    return sp_n, sp_max</w:t>
+      </w:r>
+    </w:p>
+    <w:p>
+      <w:pPr>
+        <w:spacing w:before="0" w:after="0"/>
+        <w:ind w:left="216"/>
+      </w:pPr>
+      <w:r>
+        <w:rPr>
+          <w:rFonts w:ascii="Courier New" w:hAnsi="Courier New"/>
+          <w:color w:val="0A0A2A"/>
+          <w:sz w:val="17"/>
+        </w:rPr>
+      </w:r>
+    </w:p>
+    <w:p>
+      <w:pPr>
+        <w:spacing w:before="0" w:after="0"/>
+        <w:ind w:left="216"/>
+      </w:pPr>
+      <w:r>
+        <w:rPr>
+          <w:rFonts w:ascii="Courier New" w:hAnsi="Courier New"/>
+          <w:color w:val="0A0A2A"/>
+          <w:sz w:val="17"/>
+        </w:rPr>
+      </w:r>
+    </w:p>
+    <w:p>
+      <w:pPr>
+        <w:spacing w:before="0" w:after="0"/>
+        <w:ind w:left="216"/>
+      </w:pPr>
+      <w:r>
+        <w:rPr>
+          <w:rFonts w:ascii="Courier New" w:hAnsi="Courier New"/>
+          <w:color w:val="0A0A2A"/>
           <w:sz w:val="17"/>
         </w:rPr>
         <w:t>def find_spectrum_peaks(wn, sp_n, height=0.05, prominence=0.04):</w:t>
@@ -4069,40 +2255,40 @@
     <w:p>
       <w:pPr>
         <w:spacing w:before="0" w:after="0"/>
-        <w:ind w:left="360"/>
-      </w:pPr>
-      <w:r>
-        <w:rPr>
-          <w:rFonts w:ascii="Courier New" w:hAnsi="Courier New"/>
-          <w:color w:val="1A1A2E"/>
-          <w:sz w:val="17"/>
-        </w:rPr>
-        <w:t xml:space="preserve">    """Detect genuine Raman peaks (above noise floor)."""</w:t>
-      </w:r>
-    </w:p>
-    <w:p>
-      <w:pPr>
-        <w:spacing w:before="0" w:after="0"/>
-        <w:ind w:left="360"/>
-      </w:pPr>
-      <w:r>
-        <w:rPr>
-          <w:rFonts w:ascii="Courier New" w:hAnsi="Courier New"/>
-          <w:color w:val="1A1A2E"/>
-          <w:sz w:val="17"/>
-        </w:rPr>
-        <w:t xml:space="preserve">    step = float(np.diff(wn).mean())</w:t>
-      </w:r>
-    </w:p>
-    <w:p>
-      <w:pPr>
-        <w:spacing w:before="0" w:after="0"/>
-        <w:ind w:left="360"/>
-      </w:pPr>
-      <w:r>
-        <w:rPr>
-          <w:rFonts w:ascii="Courier New" w:hAnsi="Courier New"/>
-          <w:color w:val="1A1A2E"/>
+        <w:ind w:left="216"/>
+      </w:pPr>
+      <w:r>
+        <w:rPr>
+          <w:rFonts w:ascii="Courier New" w:hAnsi="Courier New"/>
+          <w:color w:val="0A0A2A"/>
+          <w:sz w:val="17"/>
+        </w:rPr>
+        <w:t xml:space="preserve">    """Detect genuine Raman peaks above noise floor."""</w:t>
+      </w:r>
+    </w:p>
+    <w:p>
+      <w:pPr>
+        <w:spacing w:before="0" w:after="0"/>
+        <w:ind w:left="216"/>
+      </w:pPr>
+      <w:r>
+        <w:rPr>
+          <w:rFonts w:ascii="Courier New" w:hAnsi="Courier New"/>
+          <w:color w:val="0A0A2A"/>
+          <w:sz w:val="17"/>
+        </w:rPr>
+        <w:t xml:space="preserve">    step     = float(np.diff(wn).mean())</w:t>
+      </w:r>
+    </w:p>
+    <w:p>
+      <w:pPr>
+        <w:spacing w:before="0" w:after="0"/>
+        <w:ind w:left="216"/>
+      </w:pPr>
+      <w:r>
+        <w:rPr>
+          <w:rFonts w:ascii="Courier New" w:hAnsi="Courier New"/>
+          <w:color w:val="0A0A2A"/>
           <w:sz w:val="17"/>
         </w:rPr>
         <w:t xml:space="preserve">    min_dist = max(5, int(15 / step))</w:t>
@@ -4111,40 +2297,40 @@
     <w:p>
       <w:pPr>
         <w:spacing w:before="0" w:after="0"/>
-        <w:ind w:left="360"/>
-      </w:pPr>
-      <w:r>
-        <w:rPr>
-          <w:rFonts w:ascii="Courier New" w:hAnsi="Courier New"/>
-          <w:color w:val="1A1A2E"/>
-          <w:sz w:val="17"/>
-        </w:rPr>
-        <w:t xml:space="preserve">    idxs, props = find_peaks(sp_n, height=height, prominence=prominence,</w:t>
-      </w:r>
-    </w:p>
-    <w:p>
-      <w:pPr>
-        <w:spacing w:before="0" w:after="0"/>
-        <w:ind w:left="360"/>
-      </w:pPr>
-      <w:r>
-        <w:rPr>
-          <w:rFonts w:ascii="Courier New" w:hAnsi="Courier New"/>
-          <w:color w:val="1A1A2E"/>
-          <w:sz w:val="17"/>
-        </w:rPr>
-        <w:t xml:space="preserve">                             distance=min_dist)</w:t>
-      </w:r>
-    </w:p>
-    <w:p>
-      <w:pPr>
-        <w:spacing w:before="0" w:after="0"/>
-        <w:ind w:left="360"/>
-      </w:pPr>
-      <w:r>
-        <w:rPr>
-          <w:rFonts w:ascii="Courier New" w:hAnsi="Courier New"/>
-          <w:color w:val="1A1A2E"/>
+        <w:ind w:left="216"/>
+      </w:pPr>
+      <w:r>
+        <w:rPr>
+          <w:rFonts w:ascii="Courier New" w:hAnsi="Courier New"/>
+          <w:color w:val="0A0A2A"/>
+          <w:sz w:val="17"/>
+        </w:rPr>
+        <w:t xml:space="preserve">    idxs, _  = find_peaks(sp_n, height=height, prominence=prominence,</w:t>
+      </w:r>
+    </w:p>
+    <w:p>
+      <w:pPr>
+        <w:spacing w:before="0" w:after="0"/>
+        <w:ind w:left="216"/>
+      </w:pPr>
+      <w:r>
+        <w:rPr>
+          <w:rFonts w:ascii="Courier New" w:hAnsi="Courier New"/>
+          <w:color w:val="0A0A2A"/>
+          <w:sz w:val="17"/>
+        </w:rPr>
+        <w:t xml:space="preserve">                           distance=min_dist)</w:t>
+      </w:r>
+    </w:p>
+    <w:p>
+      <w:pPr>
+        <w:spacing w:before="0" w:after="0"/>
+        <w:ind w:left="216"/>
+      </w:pPr>
+      <w:r>
+        <w:rPr>
+          <w:rFonts w:ascii="Courier New" w:hAnsi="Courier New"/>
+          <w:color w:val="0A0A2A"/>
           <w:sz w:val="17"/>
         </w:rPr>
         <w:t xml:space="preserve">    return wn[idxs], sp_n[idxs]</w:t>
@@ -4153,38 +2339,38 @@
     <w:p>
       <w:pPr>
         <w:spacing w:before="0" w:after="0"/>
-        <w:ind w:left="360"/>
-      </w:pPr>
-      <w:r>
-        <w:rPr>
-          <w:rFonts w:ascii="Courier New" w:hAnsi="Courier New"/>
-          <w:color w:val="1A1A2E"/>
-          <w:sz w:val="17"/>
-        </w:rPr>
-      </w:r>
-    </w:p>
-    <w:p>
-      <w:pPr>
-        <w:spacing w:before="0" w:after="0"/>
-        <w:ind w:left="360"/>
-      </w:pPr>
-      <w:r>
-        <w:rPr>
-          <w:rFonts w:ascii="Courier New" w:hAnsi="Courier New"/>
-          <w:color w:val="1A1A2E"/>
-          <w:sz w:val="17"/>
-        </w:rPr>
-      </w:r>
-    </w:p>
-    <w:p>
-      <w:pPr>
-        <w:spacing w:before="0" w:after="0"/>
-        <w:ind w:left="360"/>
-      </w:pPr>
-      <w:r>
-        <w:rPr>
-          <w:rFonts w:ascii="Courier New" w:hAnsi="Courier New"/>
-          <w:color w:val="1A1A2E"/>
+        <w:ind w:left="216"/>
+      </w:pPr>
+      <w:r>
+        <w:rPr>
+          <w:rFonts w:ascii="Courier New" w:hAnsi="Courier New"/>
+          <w:color w:val="0A0A2A"/>
+          <w:sz w:val="17"/>
+        </w:rPr>
+      </w:r>
+    </w:p>
+    <w:p>
+      <w:pPr>
+        <w:spacing w:before="0" w:after="0"/>
+        <w:ind w:left="216"/>
+      </w:pPr>
+      <w:r>
+        <w:rPr>
+          <w:rFonts w:ascii="Courier New" w:hAnsi="Courier New"/>
+          <w:color w:val="0A0A2A"/>
+          <w:sz w:val="17"/>
+        </w:rPr>
+      </w:r>
+    </w:p>
+    <w:p>
+      <w:pPr>
+        <w:spacing w:before="0" w:after="0"/>
+        <w:ind w:left="216"/>
+      </w:pPr>
+      <w:r>
+        <w:rPr>
+          <w:rFonts w:ascii="Courier New" w:hAnsi="Courier New"/>
+          <w:color w:val="0A0A2A"/>
           <w:sz w:val="17"/>
         </w:rPr>
         <w:t>def score_spectrum(wn, sp_raw):</w:t>
@@ -4193,40 +2379,40 @@
     <w:p>
       <w:pPr>
         <w:spacing w:before="0" w:after="0"/>
-        <w:ind w:left="360"/>
-      </w:pPr>
-      <w:r>
-        <w:rPr>
-          <w:rFonts w:ascii="Courier New" w:hAnsi="Courier New"/>
-          <w:color w:val="1A1A2E"/>
-          <w:sz w:val="17"/>
-        </w:rPr>
-        <w:t xml:space="preserve">    """Score a spectrum for 'cleanliness': high SNR + many known DNA bands."""</w:t>
-      </w:r>
-    </w:p>
-    <w:p>
-      <w:pPr>
-        <w:spacing w:before="0" w:after="0"/>
-        <w:ind w:left="360"/>
-      </w:pPr>
-      <w:r>
-        <w:rPr>
-          <w:rFonts w:ascii="Courier New" w:hAnsi="Courier New"/>
-          <w:color w:val="1A1A2E"/>
-          <w:sz w:val="17"/>
-        </w:rPr>
-        <w:t xml:space="preserve">    sp_n, sp_max, _ = process_spectrum(wn, sp_raw)</w:t>
-      </w:r>
-    </w:p>
-    <w:p>
-      <w:pPr>
-        <w:spacing w:before="0" w:after="0"/>
-        <w:ind w:left="360"/>
-      </w:pPr>
-      <w:r>
-        <w:rPr>
-          <w:rFonts w:ascii="Courier New" w:hAnsi="Courier New"/>
-          <w:color w:val="1A1A2E"/>
+        <w:ind w:left="216"/>
+      </w:pPr>
+      <w:r>
+        <w:rPr>
+          <w:rFonts w:ascii="Courier New" w:hAnsi="Courier New"/>
+          <w:color w:val="0A0A2A"/>
+          <w:sz w:val="17"/>
+        </w:rPr>
+        <w:t xml:space="preserve">    """Score spectrum quality: SNR multiplied by matched known DNA bands."""</w:t>
+      </w:r>
+    </w:p>
+    <w:p>
+      <w:pPr>
+        <w:spacing w:before="0" w:after="0"/>
+        <w:ind w:left="216"/>
+      </w:pPr>
+      <w:r>
+        <w:rPr>
+          <w:rFonts w:ascii="Courier New" w:hAnsi="Courier New"/>
+          <w:color w:val="0A0A2A"/>
+          <w:sz w:val="17"/>
+        </w:rPr>
+        <w:t xml:space="preserve">    sp_n, sp_max = process_spectrum(wn, sp_raw)</w:t>
+      </w:r>
+    </w:p>
+    <w:p>
+      <w:pPr>
+        <w:spacing w:before="0" w:after="0"/>
+        <w:ind w:left="216"/>
+      </w:pPr>
+      <w:r>
+        <w:rPr>
+          <w:rFonts w:ascii="Courier New" w:hAnsi="Courier New"/>
+          <w:color w:val="0A0A2A"/>
           <w:sz w:val="17"/>
         </w:rPr>
         <w:t xml:space="preserve">    if sp_max &lt;= 0:</w:t>
@@ -4235,12 +2421,12 @@
     <w:p>
       <w:pPr>
         <w:spacing w:before="0" w:after="0"/>
-        <w:ind w:left="360"/>
-      </w:pPr>
-      <w:r>
-        <w:rPr>
-          <w:rFonts w:ascii="Courier New" w:hAnsi="Courier New"/>
-          <w:color w:val="1A1A2E"/>
+        <w:ind w:left="216"/>
+      </w:pPr>
+      <w:r>
+        <w:rPr>
+          <w:rFonts w:ascii="Courier New" w:hAnsi="Courier New"/>
+          <w:color w:val="0A0A2A"/>
           <w:sz w:val="17"/>
         </w:rPr>
         <w:t xml:space="preserve">        return -1, sp_n, sp_max</w:t>
@@ -4249,39 +2435,39 @@
     <w:p>
       <w:pPr>
         <w:spacing w:before="0" w:after="0"/>
-        <w:ind w:left="360"/>
-      </w:pPr>
-      <w:r>
-        <w:rPr>
-          <w:rFonts w:ascii="Courier New" w:hAnsi="Courier New"/>
-          <w:color w:val="1A1A2E"/>
-          <w:sz w:val="17"/>
-        </w:rPr>
-      </w:r>
-    </w:p>
-    <w:p>
-      <w:pPr>
-        <w:spacing w:before="0" w:after="0"/>
-        <w:ind w:left="360"/>
-      </w:pPr>
-      <w:r>
-        <w:rPr>
-          <w:rFonts w:ascii="Courier New" w:hAnsi="Courier New"/>
-          <w:color w:val="1A1A2E"/>
-          <w:sz w:val="17"/>
-        </w:rPr>
-        <w:t xml:space="preserve">    # SNR: signal max vs noise in the 'silent' 2050–2550 cm-1 region</w:t>
-      </w:r>
-    </w:p>
-    <w:p>
-      <w:pPr>
-        <w:spacing w:before="0" w:after="0"/>
-        <w:ind w:left="360"/>
-      </w:pPr>
-      <w:r>
-        <w:rPr>
-          <w:rFonts w:ascii="Courier New" w:hAnsi="Courier New"/>
-          <w:color w:val="1A1A2E"/>
+        <w:ind w:left="216"/>
+      </w:pPr>
+      <w:r>
+        <w:rPr>
+          <w:rFonts w:ascii="Courier New" w:hAnsi="Courier New"/>
+          <w:color w:val="0A0A2A"/>
+          <w:sz w:val="17"/>
+        </w:rPr>
+      </w:r>
+    </w:p>
+    <w:p>
+      <w:pPr>
+        <w:spacing w:before="0" w:after="0"/>
+        <w:ind w:left="216"/>
+      </w:pPr>
+      <w:r>
+        <w:rPr>
+          <w:rFonts w:ascii="Courier New" w:hAnsi="Courier New"/>
+          <w:color w:val="0A0A2A"/>
+          <w:sz w:val="17"/>
+        </w:rPr>
+        <w:t xml:space="preserve">    # SNR: signal max vs noise in silent region 2050-2550 cm-1</w:t>
+      </w:r>
+    </w:p>
+    <w:p>
+      <w:pPr>
+        <w:spacing w:before="0" w:after="0"/>
+        <w:ind w:left="216"/>
+      </w:pPr>
+      <w:r>
+        <w:rPr>
+          <w:rFonts w:ascii="Courier New" w:hAnsi="Courier New"/>
+          <w:color w:val="0A0A2A"/>
           <w:sz w:val="17"/>
         </w:rPr>
         <w:t xml:space="preserve">    noise_mask = (wn &gt; 2050) &amp; (wn &lt; 2550)</w:t>
@@ -4290,26 +2476,54 @@
     <w:p>
       <w:pPr>
         <w:spacing w:before="0" w:after="0"/>
-        <w:ind w:left="360"/>
-      </w:pPr>
-      <w:r>
-        <w:rPr>
-          <w:rFonts w:ascii="Courier New" w:hAnsi="Courier New"/>
-          <w:color w:val="1A1A2E"/>
-          <w:sz w:val="17"/>
-        </w:rPr>
-        <w:t xml:space="preserve">    noise_std  = (sp_raw - als_baseline(sp_raw))[noise_mask].std()</w:t>
-      </w:r>
-    </w:p>
-    <w:p>
-      <w:pPr>
-        <w:spacing w:before="0" w:after="0"/>
-        <w:ind w:left="360"/>
-      </w:pPr>
-      <w:r>
-        <w:rPr>
-          <w:rFonts w:ascii="Courier New" w:hAnsi="Courier New"/>
-          <w:color w:val="1A1A2E"/>
+        <w:ind w:left="216"/>
+      </w:pPr>
+      <w:r>
+        <w:rPr>
+          <w:rFonts w:ascii="Courier New" w:hAnsi="Courier New"/>
+          <w:color w:val="0A0A2A"/>
+          <w:sz w:val="17"/>
+        </w:rPr>
+        <w:t xml:space="preserve">    z_full     = als_baseline(sp_raw)</w:t>
+      </w:r>
+    </w:p>
+    <w:p>
+      <w:pPr>
+        <w:spacing w:before="0" w:after="0"/>
+        <w:ind w:left="216"/>
+      </w:pPr>
+      <w:r>
+        <w:rPr>
+          <w:rFonts w:ascii="Courier New" w:hAnsi="Courier New"/>
+          <w:color w:val="0A0A2A"/>
+          <w:sz w:val="17"/>
+        </w:rPr>
+        <w:t xml:space="preserve">    bc_full    = np.clip(sp_raw - z_full, 0, None)</w:t>
+      </w:r>
+    </w:p>
+    <w:p>
+      <w:pPr>
+        <w:spacing w:before="0" w:after="0"/>
+        <w:ind w:left="216"/>
+      </w:pPr>
+      <w:r>
+        <w:rPr>
+          <w:rFonts w:ascii="Courier New" w:hAnsi="Courier New"/>
+          <w:color w:val="0A0A2A"/>
+          <w:sz w:val="17"/>
+        </w:rPr>
+        <w:t xml:space="preserve">    noise_std  = bc_full[noise_mask].std()</w:t>
+      </w:r>
+    </w:p>
+    <w:p>
+      <w:pPr>
+        <w:spacing w:before="0" w:after="0"/>
+        <w:ind w:left="216"/>
+      </w:pPr>
+      <w:r>
+        <w:rPr>
+          <w:rFonts w:ascii="Courier New" w:hAnsi="Courier New"/>
+          <w:color w:val="0A0A2A"/>
           <w:sz w:val="17"/>
         </w:rPr>
         <w:t xml:space="preserve">    if noise_std &lt; 1:</w:t>
@@ -4318,12 +2532,12 @@
     <w:p>
       <w:pPr>
         <w:spacing w:before="0" w:after="0"/>
-        <w:ind w:left="360"/>
-      </w:pPr>
-      <w:r>
-        <w:rPr>
-          <w:rFonts w:ascii="Courier New" w:hAnsi="Courier New"/>
-          <w:color w:val="1A1A2E"/>
+        <w:ind w:left="216"/>
+      </w:pPr>
+      <w:r>
+        <w:rPr>
+          <w:rFonts w:ascii="Courier New" w:hAnsi="Courier New"/>
+          <w:color w:val="0A0A2A"/>
           <w:sz w:val="17"/>
         </w:rPr>
         <w:t xml:space="preserve">        noise_std = 1</w:t>
@@ -4332,12 +2546,12 @@
     <w:p>
       <w:pPr>
         <w:spacing w:before="0" w:after="0"/>
-        <w:ind w:left="360"/>
-      </w:pPr>
-      <w:r>
-        <w:rPr>
-          <w:rFonts w:ascii="Courier New" w:hAnsi="Courier New"/>
-          <w:color w:val="1A1A2E"/>
+        <w:ind w:left="216"/>
+      </w:pPr>
+      <w:r>
+        <w:rPr>
+          <w:rFonts w:ascii="Courier New" w:hAnsi="Courier New"/>
+          <w:color w:val="0A0A2A"/>
           <w:sz w:val="17"/>
         </w:rPr>
         <w:t xml:space="preserve">    snr = sp_max / noise_std</w:t>
@@ -4346,25 +2560,25 @@
     <w:p>
       <w:pPr>
         <w:spacing w:before="0" w:after="0"/>
-        <w:ind w:left="360"/>
-      </w:pPr>
-      <w:r>
-        <w:rPr>
-          <w:rFonts w:ascii="Courier New" w:hAnsi="Courier New"/>
-          <w:color w:val="1A1A2E"/>
-          <w:sz w:val="17"/>
-        </w:rPr>
-      </w:r>
-    </w:p>
-    <w:p>
-      <w:pPr>
-        <w:spacing w:before="0" w:after="0"/>
-        <w:ind w:left="360"/>
-      </w:pPr>
-      <w:r>
-        <w:rPr>
-          <w:rFonts w:ascii="Courier New" w:hAnsi="Courier New"/>
-          <w:color w:val="1A1A2E"/>
+        <w:ind w:left="216"/>
+      </w:pPr>
+      <w:r>
+        <w:rPr>
+          <w:rFonts w:ascii="Courier New" w:hAnsi="Courier New"/>
+          <w:color w:val="0A0A2A"/>
+          <w:sz w:val="17"/>
+        </w:rPr>
+      </w:r>
+    </w:p>
+    <w:p>
+      <w:pPr>
+        <w:spacing w:before="0" w:after="0"/>
+        <w:ind w:left="216"/>
+      </w:pPr>
+      <w:r>
+        <w:rPr>
+          <w:rFonts w:ascii="Courier New" w:hAnsi="Courier New"/>
+          <w:color w:val="0A0A2A"/>
           <w:sz w:val="17"/>
         </w:rPr>
         <w:t xml:space="preserve">    # Count how many known DNA+HaCaT bands are present</w:t>
@@ -4373,12 +2587,12 @@
     <w:p>
       <w:pPr>
         <w:spacing w:before="0" w:after="0"/>
-        <w:ind w:left="360"/>
-      </w:pPr>
-      <w:r>
-        <w:rPr>
-          <w:rFonts w:ascii="Courier New" w:hAnsi="Courier New"/>
-          <w:color w:val="1A1A2E"/>
+        <w:ind w:left="216"/>
+      </w:pPr>
+      <w:r>
+        <w:rPr>
+          <w:rFonts w:ascii="Courier New" w:hAnsi="Courier New"/>
+          <w:color w:val="0A0A2A"/>
           <w:sz w:val="17"/>
         </w:rPr>
         <w:t xml:space="preserve">    pk_wns, _ = find_spectrum_peaks(wn, sp_n)</w:t>
@@ -4387,67 +2601,95 @@
     <w:p>
       <w:pPr>
         <w:spacing w:before="0" w:after="0"/>
-        <w:ind w:left="360"/>
-      </w:pPr>
-      <w:r>
-        <w:rPr>
-          <w:rFonts w:ascii="Courier New" w:hAnsi="Courier New"/>
-          <w:color w:val="1A1A2E"/>
-          <w:sz w:val="17"/>
-        </w:rPr>
-        <w:t xml:space="preserve">    n_matched  = sum(1 for k in KNOWN_BANDS</w:t>
-      </w:r>
-    </w:p>
-    <w:p>
-      <w:pPr>
-        <w:spacing w:before="0" w:after="0"/>
-        <w:ind w:left="360"/>
-      </w:pPr>
-      <w:r>
-        <w:rPr>
-          <w:rFonts w:ascii="Courier New" w:hAnsi="Courier New"/>
-          <w:color w:val="1A1A2E"/>
-          <w:sz w:val="17"/>
-        </w:rPr>
-        <w:t xml:space="preserve">                     if pk_wns.size &gt; 0 and np.abs(pk_wns - k).min() &lt; KNOWN_TOL)</w:t>
-      </w:r>
-    </w:p>
-    <w:p>
-      <w:pPr>
-        <w:spacing w:before="0" w:after="0"/>
-        <w:ind w:left="360"/>
-      </w:pPr>
-      <w:r>
-        <w:rPr>
-          <w:rFonts w:ascii="Courier New" w:hAnsi="Courier New"/>
-          <w:color w:val="1A1A2E"/>
-          <w:sz w:val="17"/>
-        </w:rPr>
-      </w:r>
-    </w:p>
-    <w:p>
-      <w:pPr>
-        <w:spacing w:before="0" w:after="0"/>
-        <w:ind w:left="360"/>
-      </w:pPr>
-      <w:r>
-        <w:rPr>
-          <w:rFonts w:ascii="Courier New" w:hAnsi="Courier New"/>
-          <w:color w:val="1A1A2E"/>
-          <w:sz w:val="17"/>
-        </w:rPr>
-        <w:t xml:space="preserve">    # Penalise artifact peaks in 1800–2600 cm-1 (biologically silent region)</w:t>
-      </w:r>
-    </w:p>
-    <w:p>
-      <w:pPr>
-        <w:spacing w:before="0" w:after="0"/>
-        <w:ind w:left="360"/>
-      </w:pPr>
-      <w:r>
-        <w:rPr>
-          <w:rFonts w:ascii="Courier New" w:hAnsi="Courier New"/>
-          <w:color w:val="1A1A2E"/>
+        <w:ind w:left="216"/>
+      </w:pPr>
+      <w:r>
+        <w:rPr>
+          <w:rFonts w:ascii="Courier New" w:hAnsi="Courier New"/>
+          <w:color w:val="0A0A2A"/>
+          <w:sz w:val="17"/>
+        </w:rPr>
+        <w:t xml:space="preserve">    n_matched = 0</w:t>
+      </w:r>
+    </w:p>
+    <w:p>
+      <w:pPr>
+        <w:spacing w:before="0" w:after="0"/>
+        <w:ind w:left="216"/>
+      </w:pPr>
+      <w:r>
+        <w:rPr>
+          <w:rFonts w:ascii="Courier New" w:hAnsi="Courier New"/>
+          <w:color w:val="0A0A2A"/>
+          <w:sz w:val="17"/>
+        </w:rPr>
+        <w:t xml:space="preserve">    for k in KNOWN_BANDS:</w:t>
+      </w:r>
+    </w:p>
+    <w:p>
+      <w:pPr>
+        <w:spacing w:before="0" w:after="0"/>
+        <w:ind w:left="216"/>
+      </w:pPr>
+      <w:r>
+        <w:rPr>
+          <w:rFonts w:ascii="Courier New" w:hAnsi="Courier New"/>
+          <w:color w:val="0A0A2A"/>
+          <w:sz w:val="17"/>
+        </w:rPr>
+        <w:t xml:space="preserve">        if pk_wns.size &gt; 0 and np.abs(pk_wns - k).min() &lt; KNOWN_TOL:</w:t>
+      </w:r>
+    </w:p>
+    <w:p>
+      <w:pPr>
+        <w:spacing w:before="0" w:after="0"/>
+        <w:ind w:left="216"/>
+      </w:pPr>
+      <w:r>
+        <w:rPr>
+          <w:rFonts w:ascii="Courier New" w:hAnsi="Courier New"/>
+          <w:color w:val="0A0A2A"/>
+          <w:sz w:val="17"/>
+        </w:rPr>
+        <w:t xml:space="preserve">            n_matched += 1</w:t>
+      </w:r>
+    </w:p>
+    <w:p>
+      <w:pPr>
+        <w:spacing w:before="0" w:after="0"/>
+        <w:ind w:left="216"/>
+      </w:pPr>
+      <w:r>
+        <w:rPr>
+          <w:rFonts w:ascii="Courier New" w:hAnsi="Courier New"/>
+          <w:color w:val="0A0A2A"/>
+          <w:sz w:val="17"/>
+        </w:rPr>
+      </w:r>
+    </w:p>
+    <w:p>
+      <w:pPr>
+        <w:spacing w:before="0" w:after="0"/>
+        <w:ind w:left="216"/>
+      </w:pPr>
+      <w:r>
+        <w:rPr>
+          <w:rFonts w:ascii="Courier New" w:hAnsi="Courier New"/>
+          <w:color w:val="0A0A2A"/>
+          <w:sz w:val="17"/>
+        </w:rPr>
+        <w:t xml:space="preserve">    # Penalise artifact peaks in biologically silent region 1800-2600 cm-1</w:t>
+      </w:r>
+    </w:p>
+    <w:p>
+      <w:pPr>
+        <w:spacing w:before="0" w:after="0"/>
+        <w:ind w:left="216"/>
+      </w:pPr>
+      <w:r>
+        <w:rPr>
+          <w:rFonts w:ascii="Courier New" w:hAnsi="Courier New"/>
+          <w:color w:val="0A0A2A"/>
           <w:sz w:val="17"/>
         </w:rPr>
         <w:t xml:space="preserve">    artifact_mask = (pk_wns &gt; 1800) &amp; (pk_wns &lt; 2600)</w:t>
@@ -4456,12 +2698,12 @@
     <w:p>
       <w:pPr>
         <w:spacing w:before="0" w:after="0"/>
-        <w:ind w:left="360"/>
-      </w:pPr>
-      <w:r>
-        <w:rPr>
-          <w:rFonts w:ascii="Courier New" w:hAnsi="Courier New"/>
-          <w:color w:val="1A1A2E"/>
+        <w:ind w:left="216"/>
+      </w:pPr>
+      <w:r>
+        <w:rPr>
+          <w:rFonts w:ascii="Courier New" w:hAnsi="Courier New"/>
+          <w:color w:val="0A0A2A"/>
           <w:sz w:val="17"/>
         </w:rPr>
         <w:t xml:space="preserve">    n_artifacts   = int(artifact_mask.sum())</w:t>
@@ -4470,25 +2712,25 @@
     <w:p>
       <w:pPr>
         <w:spacing w:before="0" w:after="0"/>
-        <w:ind w:left="360"/>
-      </w:pPr>
-      <w:r>
-        <w:rPr>
-          <w:rFonts w:ascii="Courier New" w:hAnsi="Courier New"/>
-          <w:color w:val="1A1A2E"/>
-          <w:sz w:val="17"/>
-        </w:rPr>
-      </w:r>
-    </w:p>
-    <w:p>
-      <w:pPr>
-        <w:spacing w:before="0" w:after="0"/>
-        <w:ind w:left="360"/>
-      </w:pPr>
-      <w:r>
-        <w:rPr>
-          <w:rFonts w:ascii="Courier New" w:hAnsi="Courier New"/>
-          <w:color w:val="1A1A2E"/>
+        <w:ind w:left="216"/>
+      </w:pPr>
+      <w:r>
+        <w:rPr>
+          <w:rFonts w:ascii="Courier New" w:hAnsi="Courier New"/>
+          <w:color w:val="0A0A2A"/>
+          <w:sz w:val="17"/>
+        </w:rPr>
+      </w:r>
+    </w:p>
+    <w:p>
+      <w:pPr>
+        <w:spacing w:before="0" w:after="0"/>
+        <w:ind w:left="216"/>
+      </w:pPr>
+      <w:r>
+        <w:rPr>
+          <w:rFonts w:ascii="Courier New" w:hAnsi="Courier New"/>
+          <w:color w:val="0A0A2A"/>
           <w:sz w:val="17"/>
         </w:rPr>
         <w:t xml:space="preserve">    score = n_matched * snr / (1 + n_artifacts * 2)</w:t>
@@ -4497,12 +2739,12 @@
     <w:p>
       <w:pPr>
         <w:spacing w:before="0" w:after="0"/>
-        <w:ind w:left="360"/>
-      </w:pPr>
-      <w:r>
-        <w:rPr>
-          <w:rFonts w:ascii="Courier New" w:hAnsi="Courier New"/>
-          <w:color w:val="1A1A2E"/>
+        <w:ind w:left="216"/>
+      </w:pPr>
+      <w:r>
+        <w:rPr>
+          <w:rFonts w:ascii="Courier New" w:hAnsi="Courier New"/>
+          <w:color w:val="0A0A2A"/>
           <w:sz w:val="17"/>
         </w:rPr>
         <w:t xml:space="preserve">    return score, sp_n, sp_max</w:t>
@@ -4511,52 +2753,52 @@
     <w:p>
       <w:pPr>
         <w:spacing w:before="0" w:after="0"/>
-        <w:ind w:left="360"/>
-      </w:pPr>
-      <w:r>
-        <w:rPr>
-          <w:rFonts w:ascii="Courier New" w:hAnsi="Courier New"/>
-          <w:color w:val="1A1A2E"/>
-          <w:sz w:val="17"/>
-        </w:rPr>
-      </w:r>
-    </w:p>
-    <w:p>
-      <w:pPr>
-        <w:spacing w:before="0" w:after="0"/>
-        <w:ind w:left="360"/>
-      </w:pPr>
-      <w:r>
-        <w:rPr>
-          <w:rFonts w:ascii="Courier New" w:hAnsi="Courier New"/>
-          <w:color w:val="1A1A2E"/>
-          <w:sz w:val="17"/>
-        </w:rPr>
-      </w:r>
-    </w:p>
-    <w:p>
-      <w:pPr>
-        <w:spacing w:before="0" w:after="0"/>
-        <w:ind w:left="360"/>
-      </w:pPr>
-      <w:r>
-        <w:rPr>
-          <w:rFonts w:ascii="Courier New" w:hAnsi="Courier New"/>
-          <w:color w:val="1A1A2E"/>
-          <w:sz w:val="17"/>
-        </w:rPr>
-        <w:t># ═════════════════════════════════════════════════════════════════</w:t>
-      </w:r>
-    </w:p>
-    <w:p>
-      <w:pPr>
-        <w:spacing w:before="0" w:after="0"/>
-        <w:ind w:left="360"/>
-      </w:pPr>
-      <w:r>
-        <w:rPr>
-          <w:rFonts w:ascii="Courier New" w:hAnsi="Courier New"/>
-          <w:color w:val="1A1A2E"/>
+        <w:ind w:left="216"/>
+      </w:pPr>
+      <w:r>
+        <w:rPr>
+          <w:rFonts w:ascii="Courier New" w:hAnsi="Courier New"/>
+          <w:color w:val="0A0A2A"/>
+          <w:sz w:val="17"/>
+        </w:rPr>
+      </w:r>
+    </w:p>
+    <w:p>
+      <w:pPr>
+        <w:spacing w:before="0" w:after="0"/>
+        <w:ind w:left="216"/>
+      </w:pPr>
+      <w:r>
+        <w:rPr>
+          <w:rFonts w:ascii="Courier New" w:hAnsi="Courier New"/>
+          <w:color w:val="0A0A2A"/>
+          <w:sz w:val="17"/>
+        </w:rPr>
+      </w:r>
+    </w:p>
+    <w:p>
+      <w:pPr>
+        <w:spacing w:before="0" w:after="0"/>
+        <w:ind w:left="216"/>
+      </w:pPr>
+      <w:r>
+        <w:rPr>
+          <w:rFonts w:ascii="Courier New" w:hAnsi="Courier New"/>
+          <w:color w:val="0A0A2A"/>
+          <w:sz w:val="17"/>
+        </w:rPr>
+        <w:t># ======================================================================</w:t>
+      </w:r>
+    </w:p>
+    <w:p>
+      <w:pPr>
+        <w:spacing w:before="0" w:after="0"/>
+        <w:ind w:left="216"/>
+      </w:pPr>
+      <w:r>
+        <w:rPr>
+          <w:rFonts w:ascii="Courier New" w:hAnsi="Courier New"/>
+          <w:color w:val="0A0A2A"/>
           <w:sz w:val="17"/>
         </w:rPr>
         <w:t>#  MAIN</w:t>
@@ -4565,39 +2807,39 @@
     <w:p>
       <w:pPr>
         <w:spacing w:before="0" w:after="0"/>
-        <w:ind w:left="360"/>
-      </w:pPr>
-      <w:r>
-        <w:rPr>
-          <w:rFonts w:ascii="Courier New" w:hAnsi="Courier New"/>
-          <w:color w:val="1A1A2E"/>
-          <w:sz w:val="17"/>
-        </w:rPr>
-        <w:t># ═════════════════════════════════════════════════════════════════</w:t>
-      </w:r>
-    </w:p>
-    <w:p>
-      <w:pPr>
-        <w:spacing w:before="0" w:after="0"/>
-        <w:ind w:left="360"/>
-      </w:pPr>
-      <w:r>
-        <w:rPr>
-          <w:rFonts w:ascii="Courier New" w:hAnsi="Courier New"/>
-          <w:color w:val="1A1A2E"/>
-          <w:sz w:val="17"/>
-        </w:rPr>
-      </w:r>
-    </w:p>
-    <w:p>
-      <w:pPr>
-        <w:spacing w:before="0" w:after="0"/>
-        <w:ind w:left="360"/>
-      </w:pPr>
-      <w:r>
-        <w:rPr>
-          <w:rFonts w:ascii="Courier New" w:hAnsi="Courier New"/>
-          <w:color w:val="1A1A2E"/>
+        <w:ind w:left="216"/>
+      </w:pPr>
+      <w:r>
+        <w:rPr>
+          <w:rFonts w:ascii="Courier New" w:hAnsi="Courier New"/>
+          <w:color w:val="0A0A2A"/>
+          <w:sz w:val="17"/>
+        </w:rPr>
+        <w:t># ======================================================================</w:t>
+      </w:r>
+    </w:p>
+    <w:p>
+      <w:pPr>
+        <w:spacing w:before="0" w:after="0"/>
+        <w:ind w:left="216"/>
+      </w:pPr>
+      <w:r>
+        <w:rPr>
+          <w:rFonts w:ascii="Courier New" w:hAnsi="Courier New"/>
+          <w:color w:val="0A0A2A"/>
+          <w:sz w:val="17"/>
+        </w:rPr>
+      </w:r>
+    </w:p>
+    <w:p>
+      <w:pPr>
+        <w:spacing w:before="0" w:after="0"/>
+        <w:ind w:left="216"/>
+      </w:pPr>
+      <w:r>
+        <w:rPr>
+          <w:rFonts w:ascii="Courier New" w:hAnsi="Courier New"/>
+          <w:color w:val="0A0A2A"/>
           <w:sz w:val="17"/>
         </w:rPr>
         <w:t>def main():</w:t>
@@ -4606,12 +2848,12 @@
     <w:p>
       <w:pPr>
         <w:spacing w:before="0" w:after="0"/>
-        <w:ind w:left="360"/>
-      </w:pPr>
-      <w:r>
-        <w:rPr>
-          <w:rFonts w:ascii="Courier New" w:hAnsi="Courier New"/>
-          <w:color w:val="1A1A2E"/>
+        <w:ind w:left="216"/>
+      </w:pPr>
+      <w:r>
+        <w:rPr>
+          <w:rFonts w:ascii="Courier New" w:hAnsi="Courier New"/>
+          <w:color w:val="0A0A2A"/>
           <w:sz w:val="17"/>
         </w:rPr>
         <w:t xml:space="preserve">    matplotlib.rcParams.update({"font.family": "DejaVu Sans",</w:t>
@@ -4620,12 +2862,12 @@
     <w:p>
       <w:pPr>
         <w:spacing w:before="0" w:after="0"/>
-        <w:ind w:left="360"/>
-      </w:pPr>
-      <w:r>
-        <w:rPr>
-          <w:rFonts w:ascii="Courier New" w:hAnsi="Courier New"/>
-          <w:color w:val="1A1A2E"/>
+        <w:ind w:left="216"/>
+      </w:pPr>
+      <w:r>
+        <w:rPr>
+          <w:rFonts w:ascii="Courier New" w:hAnsi="Courier New"/>
+          <w:color w:val="0A0A2A"/>
           <w:sz w:val="17"/>
         </w:rPr>
         <w:t xml:space="preserve">                                 "figure.facecolor": "white"})</w:t>
@@ -4634,25 +2876,25 @@
     <w:p>
       <w:pPr>
         <w:spacing w:before="0" w:after="0"/>
-        <w:ind w:left="360"/>
-      </w:pPr>
-      <w:r>
-        <w:rPr>
-          <w:rFonts w:ascii="Courier New" w:hAnsi="Courier New"/>
-          <w:color w:val="1A1A2E"/>
-          <w:sz w:val="17"/>
-        </w:rPr>
-      </w:r>
-    </w:p>
-    <w:p>
-      <w:pPr>
-        <w:spacing w:before="0" w:after="0"/>
-        <w:ind w:left="360"/>
-      </w:pPr>
-      <w:r>
-        <w:rPr>
-          <w:rFonts w:ascii="Courier New" w:hAnsi="Courier New"/>
-          <w:color w:val="1A1A2E"/>
+        <w:ind w:left="216"/>
+      </w:pPr>
+      <w:r>
+        <w:rPr>
+          <w:rFonts w:ascii="Courier New" w:hAnsi="Courier New"/>
+          <w:color w:val="0A0A2A"/>
+          <w:sz w:val="17"/>
+        </w:rPr>
+      </w:r>
+    </w:p>
+    <w:p>
+      <w:pPr>
+        <w:spacing w:before="0" w:after="0"/>
+        <w:ind w:left="216"/>
+      </w:pPr>
+      <w:r>
+        <w:rPr>
+          <w:rFonts w:ascii="Courier New" w:hAnsi="Courier New"/>
+          <w:color w:val="0A0A2A"/>
           <w:sz w:val="17"/>
         </w:rPr>
         <w:t xml:space="preserve">    print("=" * 60)</w:t>
@@ -4661,12 +2903,12 @@
     <w:p>
       <w:pPr>
         <w:spacing w:before="0" w:after="0"/>
-        <w:ind w:left="360"/>
-      </w:pPr>
-      <w:r>
-        <w:rPr>
-          <w:rFonts w:ascii="Courier New" w:hAnsi="Courier New"/>
-          <w:color w:val="1A1A2E"/>
+        <w:ind w:left="216"/>
+      </w:pPr>
+      <w:r>
+        <w:rPr>
+          <w:rFonts w:ascii="Courier New" w:hAnsi="Courier New"/>
+          <w:color w:val="0A0A2A"/>
           <w:sz w:val="17"/>
         </w:rPr>
         <w:t xml:space="preserve">    print("Scanning all 100 SERS spectra for the cleanest signal ...")</w:t>
@@ -4675,12 +2917,12 @@
     <w:p>
       <w:pPr>
         <w:spacing w:before="0" w:after="0"/>
-        <w:ind w:left="360"/>
-      </w:pPr>
-      <w:r>
-        <w:rPr>
-          <w:rFonts w:ascii="Courier New" w:hAnsi="Courier New"/>
-          <w:color w:val="1A1A2E"/>
+        <w:ind w:left="216"/>
+      </w:pPr>
+      <w:r>
+        <w:rPr>
+          <w:rFonts w:ascii="Courier New" w:hAnsi="Courier New"/>
+          <w:color w:val="0A0A2A"/>
           <w:sz w:val="17"/>
         </w:rPr>
         <w:t xml:space="preserve">    print("=" * 60)</w:t>
@@ -4689,52 +2931,150 @@
     <w:p>
       <w:pPr>
         <w:spacing w:before="0" w:after="0"/>
-        <w:ind w:left="360"/>
-      </w:pPr>
-      <w:r>
-        <w:rPr>
-          <w:rFonts w:ascii="Courier New" w:hAnsi="Courier New"/>
-          <w:color w:val="1A1A2E"/>
-          <w:sz w:val="17"/>
-        </w:rPr>
-      </w:r>
-    </w:p>
-    <w:p>
-      <w:pPr>
-        <w:spacing w:before="0" w:after="0"/>
-        <w:ind w:left="360"/>
-      </w:pPr>
-      <w:r>
-        <w:rPr>
-          <w:rFonts w:ascii="Courier New" w:hAnsi="Courier New"/>
-          <w:color w:val="1A1A2E"/>
-          <w:sz w:val="17"/>
-        </w:rPr>
-        <w:t xml:space="preserve">    best = {"score": -1}</w:t>
-      </w:r>
-    </w:p>
-    <w:p>
-      <w:pPr>
-        <w:spacing w:before="0" w:after="0"/>
-        <w:ind w:left="360"/>
-      </w:pPr>
-      <w:r>
-        <w:rPr>
-          <w:rFonts w:ascii="Courier New" w:hAnsi="Courier New"/>
-          <w:color w:val="1A1A2E"/>
-          <w:sz w:val="17"/>
-        </w:rPr>
-      </w:r>
-    </w:p>
-    <w:p>
-      <w:pPr>
-        <w:spacing w:before="0" w:after="0"/>
-        <w:ind w:left="360"/>
-      </w:pPr>
-      <w:r>
-        <w:rPr>
-          <w:rFonts w:ascii="Courier New" w:hAnsi="Courier New"/>
-          <w:color w:val="1A1A2E"/>
+        <w:ind w:left="216"/>
+      </w:pPr>
+      <w:r>
+        <w:rPr>
+          <w:rFonts w:ascii="Courier New" w:hAnsi="Courier New"/>
+          <w:color w:val="0A0A2A"/>
+          <w:sz w:val="17"/>
+        </w:rPr>
+      </w:r>
+    </w:p>
+    <w:p>
+      <w:pPr>
+        <w:spacing w:before="0" w:after="0"/>
+        <w:ind w:left="216"/>
+      </w:pPr>
+      <w:r>
+        <w:rPr>
+          <w:rFonts w:ascii="Courier New" w:hAnsi="Courier New"/>
+          <w:color w:val="0A0A2A"/>
+          <w:sz w:val="17"/>
+        </w:rPr>
+        <w:t xml:space="preserve">    best_score  = -1</w:t>
+      </w:r>
+    </w:p>
+    <w:p>
+      <w:pPr>
+        <w:spacing w:before="0" w:after="0"/>
+        <w:ind w:left="216"/>
+      </w:pPr>
+      <w:r>
+        <w:rPr>
+          <w:rFonts w:ascii="Courier New" w:hAnsi="Courier New"/>
+          <w:color w:val="0A0A2A"/>
+          <w:sz w:val="17"/>
+        </w:rPr>
+        <w:t xml:space="preserve">    best_map    = ""</w:t>
+      </w:r>
+    </w:p>
+    <w:p>
+      <w:pPr>
+        <w:spacing w:before="0" w:after="0"/>
+        <w:ind w:left="216"/>
+      </w:pPr>
+      <w:r>
+        <w:rPr>
+          <w:rFonts w:ascii="Courier New" w:hAnsi="Courier New"/>
+          <w:color w:val="0A0A2A"/>
+          <w:sz w:val="17"/>
+        </w:rPr>
+        <w:t xml:space="preserve">    best_sp_idx = 0</w:t>
+      </w:r>
+    </w:p>
+    <w:p>
+      <w:pPr>
+        <w:spacing w:before="0" w:after="0"/>
+        <w:ind w:left="216"/>
+      </w:pPr>
+      <w:r>
+        <w:rPr>
+          <w:rFonts w:ascii="Courier New" w:hAnsi="Courier New"/>
+          <w:color w:val="0A0A2A"/>
+          <w:sz w:val="17"/>
+        </w:rPr>
+        <w:t xml:space="preserve">    best_wn     = None</w:t>
+      </w:r>
+    </w:p>
+    <w:p>
+      <w:pPr>
+        <w:spacing w:before="0" w:after="0"/>
+        <w:ind w:left="216"/>
+      </w:pPr>
+      <w:r>
+        <w:rPr>
+          <w:rFonts w:ascii="Courier New" w:hAnsi="Courier New"/>
+          <w:color w:val="0A0A2A"/>
+          <w:sz w:val="17"/>
+        </w:rPr>
+        <w:t xml:space="preserve">    best_sp_n   = None</w:t>
+      </w:r>
+    </w:p>
+    <w:p>
+      <w:pPr>
+        <w:spacing w:before="0" w:after="0"/>
+        <w:ind w:left="216"/>
+      </w:pPr>
+      <w:r>
+        <w:rPr>
+          <w:rFonts w:ascii="Courier New" w:hAnsi="Courier New"/>
+          <w:color w:val="0A0A2A"/>
+          <w:sz w:val="17"/>
+        </w:rPr>
+        <w:t xml:space="preserve">    best_sp_max = 0.0</w:t>
+      </w:r>
+    </w:p>
+    <w:p>
+      <w:pPr>
+        <w:spacing w:before="0" w:after="0"/>
+        <w:ind w:left="216"/>
+      </w:pPr>
+      <w:r>
+        <w:rPr>
+          <w:rFonts w:ascii="Courier New" w:hAnsi="Courier New"/>
+          <w:color w:val="0A0A2A"/>
+          <w:sz w:val="17"/>
+        </w:rPr>
+        <w:t xml:space="preserve">    best_pk_wns = None</w:t>
+      </w:r>
+    </w:p>
+    <w:p>
+      <w:pPr>
+        <w:spacing w:before="0" w:after="0"/>
+        <w:ind w:left="216"/>
+      </w:pPr>
+      <w:r>
+        <w:rPr>
+          <w:rFonts w:ascii="Courier New" w:hAnsi="Courier New"/>
+          <w:color w:val="0A0A2A"/>
+          <w:sz w:val="17"/>
+        </w:rPr>
+        <w:t xml:space="preserve">    best_pk_int = None</w:t>
+      </w:r>
+    </w:p>
+    <w:p>
+      <w:pPr>
+        <w:spacing w:before="0" w:after="0"/>
+        <w:ind w:left="216"/>
+      </w:pPr>
+      <w:r>
+        <w:rPr>
+          <w:rFonts w:ascii="Courier New" w:hAnsi="Courier New"/>
+          <w:color w:val="0A0A2A"/>
+          <w:sz w:val="17"/>
+        </w:rPr>
+      </w:r>
+    </w:p>
+    <w:p>
+      <w:pPr>
+        <w:spacing w:before="0" w:after="0"/>
+        <w:ind w:left="216"/>
+      </w:pPr>
+      <w:r>
+        <w:rPr>
+          <w:rFonts w:ascii="Courier New" w:hAnsi="Courier New"/>
+          <w:color w:val="0A0A2A"/>
           <w:sz w:val="17"/>
         </w:rPr>
         <w:t xml:space="preserve">    for map_name, filepath in MAP_FILES.items():</w:t>
@@ -4743,12 +3083,12 @@
     <w:p>
       <w:pPr>
         <w:spacing w:before="0" w:after="0"/>
-        <w:ind w:left="360"/>
-      </w:pPr>
-      <w:r>
-        <w:rPr>
-          <w:rFonts w:ascii="Courier New" w:hAnsi="Courier New"/>
-          <w:color w:val="1A1A2E"/>
+        <w:ind w:left="216"/>
+      </w:pPr>
+      <w:r>
+        <w:rPr>
+          <w:rFonts w:ascii="Courier New" w:hAnsi="Courier New"/>
+          <w:color w:val="0A0A2A"/>
           <w:sz w:val="17"/>
         </w:rPr>
         <w:t xml:space="preserve">        print(f"  Loading {map_name} ...")</w:t>
@@ -4757,12 +3097,12 @@
     <w:p>
       <w:pPr>
         <w:spacing w:before="0" w:after="0"/>
-        <w:ind w:left="360"/>
-      </w:pPr>
-      <w:r>
-        <w:rPr>
-          <w:rFonts w:ascii="Courier New" w:hAnsi="Courier New"/>
-          <w:color w:val="1A1A2E"/>
+        <w:ind w:left="216"/>
+      </w:pPr>
+      <w:r>
+        <w:rPr>
+          <w:rFonts w:ascii="Courier New" w:hAnsi="Courier New"/>
+          <w:color w:val="0A0A2A"/>
           <w:sz w:val="17"/>
         </w:rPr>
         <w:t xml:space="preserve">        wn, spectra = load_map(filepath)</w:t>
@@ -4771,12 +3111,12 @@
     <w:p>
       <w:pPr>
         <w:spacing w:before="0" w:after="0"/>
-        <w:ind w:left="360"/>
-      </w:pPr>
-      <w:r>
-        <w:rPr>
-          <w:rFonts w:ascii="Courier New" w:hAnsi="Courier New"/>
-          <w:color w:val="1A1A2E"/>
+        <w:ind w:left="216"/>
+      </w:pPr>
+      <w:r>
+        <w:rPr>
+          <w:rFonts w:ascii="Courier New" w:hAnsi="Courier New"/>
+          <w:color w:val="0A0A2A"/>
           <w:sz w:val="17"/>
         </w:rPr>
         <w:t xml:space="preserve">        for i, sp_raw in enumerate(spectra):</w:t>
@@ -4785,12 +3125,12 @@
     <w:p>
       <w:pPr>
         <w:spacing w:before="0" w:after="0"/>
-        <w:ind w:left="360"/>
-      </w:pPr>
-      <w:r>
-        <w:rPr>
-          <w:rFonts w:ascii="Courier New" w:hAnsi="Courier New"/>
-          <w:color w:val="1A1A2E"/>
+        <w:ind w:left="216"/>
+      </w:pPr>
+      <w:r>
+        <w:rPr>
+          <w:rFonts w:ascii="Courier New" w:hAnsi="Courier New"/>
+          <w:color w:val="0A0A2A"/>
           <w:sz w:val="17"/>
         </w:rPr>
         <w:t xml:space="preserve">            score, sp_n, sp_max = score_spectrum(wn, sp_raw)</w:t>
@@ -4799,26 +3139,26 @@
     <w:p>
       <w:pPr>
         <w:spacing w:before="0" w:after="0"/>
-        <w:ind w:left="360"/>
-      </w:pPr>
-      <w:r>
-        <w:rPr>
-          <w:rFonts w:ascii="Courier New" w:hAnsi="Courier New"/>
-          <w:color w:val="1A1A2E"/>
-          <w:sz w:val="17"/>
-        </w:rPr>
-        <w:t xml:space="preserve">            if score &gt; best["score"]:</w:t>
-      </w:r>
-    </w:p>
-    <w:p>
-      <w:pPr>
-        <w:spacing w:before="0" w:after="0"/>
-        <w:ind w:left="360"/>
-      </w:pPr>
-      <w:r>
-        <w:rPr>
-          <w:rFonts w:ascii="Courier New" w:hAnsi="Courier New"/>
-          <w:color w:val="1A1A2E"/>
+        <w:ind w:left="216"/>
+      </w:pPr>
+      <w:r>
+        <w:rPr>
+          <w:rFonts w:ascii="Courier New" w:hAnsi="Courier New"/>
+          <w:color w:val="0A0A2A"/>
+          <w:sz w:val="17"/>
+        </w:rPr>
+        <w:t xml:space="preserve">            if score &gt; best_score:</w:t>
+      </w:r>
+    </w:p>
+    <w:p>
+      <w:pPr>
+        <w:spacing w:before="0" w:after="0"/>
+        <w:ind w:left="216"/>
+      </w:pPr>
+      <w:r>
+        <w:rPr>
+          <w:rFonts w:ascii="Courier New" w:hAnsi="Courier New"/>
+          <w:color w:val="0A0A2A"/>
           <w:sz w:val="17"/>
         </w:rPr>
         <w:t xml:space="preserve">                pk_wns, pk_ints = find_spectrum_peaks(wn, sp_n)</w:t>
@@ -4827,193 +3167,178 @@
     <w:p>
       <w:pPr>
         <w:spacing w:before="0" w:after="0"/>
-        <w:ind w:left="360"/>
-      </w:pPr>
-      <w:r>
-        <w:rPr>
-          <w:rFonts w:ascii="Courier New" w:hAnsi="Courier New"/>
-          <w:color w:val="1A1A2E"/>
-          <w:sz w:val="17"/>
-        </w:rPr>
-        <w:t xml:space="preserve">                best = {</w:t>
-      </w:r>
-    </w:p>
-    <w:p>
-      <w:pPr>
-        <w:spacing w:before="0" w:after="0"/>
-        <w:ind w:left="360"/>
-      </w:pPr>
-      <w:r>
-        <w:rPr>
-          <w:rFonts w:ascii="Courier New" w:hAnsi="Courier New"/>
-          <w:color w:val="1A1A2E"/>
-          <w:sz w:val="17"/>
-        </w:rPr>
-        <w:t xml:space="preserve">                    "score":   score,</w:t>
-      </w:r>
-    </w:p>
-    <w:p>
-      <w:pPr>
-        <w:spacing w:before="0" w:after="0"/>
-        <w:ind w:left="360"/>
-      </w:pPr>
-      <w:r>
-        <w:rPr>
-          <w:rFonts w:ascii="Courier New" w:hAnsi="Courier New"/>
-          <w:color w:val="1A1A2E"/>
-          <w:sz w:val="17"/>
-        </w:rPr>
-        <w:t xml:space="preserve">                    "map":     map_name,</w:t>
-      </w:r>
-    </w:p>
-    <w:p>
-      <w:pPr>
-        <w:spacing w:before="0" w:after="0"/>
-        <w:ind w:left="360"/>
-      </w:pPr>
-      <w:r>
-        <w:rPr>
-          <w:rFonts w:ascii="Courier New" w:hAnsi="Courier New"/>
-          <w:color w:val="1A1A2E"/>
-          <w:sz w:val="17"/>
-        </w:rPr>
-        <w:t xml:space="preserve">                    "sp_idx":  i + 1,</w:t>
-      </w:r>
-    </w:p>
-    <w:p>
-      <w:pPr>
-        <w:spacing w:before="0" w:after="0"/>
-        <w:ind w:left="360"/>
-      </w:pPr>
-      <w:r>
-        <w:rPr>
-          <w:rFonts w:ascii="Courier New" w:hAnsi="Courier New"/>
-          <w:color w:val="1A1A2E"/>
-          <w:sz w:val="17"/>
-        </w:rPr>
-        <w:t xml:space="preserve">                    "wn":      wn,</w:t>
-      </w:r>
-    </w:p>
-    <w:p>
-      <w:pPr>
-        <w:spacing w:before="0" w:after="0"/>
-        <w:ind w:left="360"/>
-      </w:pPr>
-      <w:r>
-        <w:rPr>
-          <w:rFonts w:ascii="Courier New" w:hAnsi="Courier New"/>
-          <w:color w:val="1A1A2E"/>
-          <w:sz w:val="17"/>
-        </w:rPr>
-        <w:t xml:space="preserve">                    "sp_n":    sp_n,</w:t>
-      </w:r>
-    </w:p>
-    <w:p>
-      <w:pPr>
-        <w:spacing w:before="0" w:after="0"/>
-        <w:ind w:left="360"/>
-      </w:pPr>
-      <w:r>
-        <w:rPr>
-          <w:rFonts w:ascii="Courier New" w:hAnsi="Courier New"/>
-          <w:color w:val="1A1A2E"/>
-          <w:sz w:val="17"/>
-        </w:rPr>
-        <w:t xml:space="preserve">                    "sp_max":  sp_max,</w:t>
-      </w:r>
-    </w:p>
-    <w:p>
-      <w:pPr>
-        <w:spacing w:before="0" w:after="0"/>
-        <w:ind w:left="360"/>
-      </w:pPr>
-      <w:r>
-        <w:rPr>
-          <w:rFonts w:ascii="Courier New" w:hAnsi="Courier New"/>
-          <w:color w:val="1A1A2E"/>
-          <w:sz w:val="17"/>
-        </w:rPr>
-        <w:t xml:space="preserve">                    "pk_wns":  pk_wns,</w:t>
-      </w:r>
-    </w:p>
-    <w:p>
-      <w:pPr>
-        <w:spacing w:before="0" w:after="0"/>
-        <w:ind w:left="360"/>
-      </w:pPr>
-      <w:r>
-        <w:rPr>
-          <w:rFonts w:ascii="Courier New" w:hAnsi="Courier New"/>
-          <w:color w:val="1A1A2E"/>
-          <w:sz w:val="17"/>
-        </w:rPr>
-        <w:t xml:space="preserve">                    "pk_ints": pk_ints,</w:t>
-      </w:r>
-    </w:p>
-    <w:p>
-      <w:pPr>
-        <w:spacing w:before="0" w:after="0"/>
-        <w:ind w:left="360"/>
-      </w:pPr>
-      <w:r>
-        <w:rPr>
-          <w:rFonts w:ascii="Courier New" w:hAnsi="Courier New"/>
-          <w:color w:val="1A1A2E"/>
-          <w:sz w:val="17"/>
-        </w:rPr>
-        <w:t xml:space="preserve">                }</w:t>
-      </w:r>
-    </w:p>
-    <w:p>
-      <w:pPr>
-        <w:spacing w:before="0" w:after="0"/>
-        <w:ind w:left="360"/>
-      </w:pPr>
-      <w:r>
-        <w:rPr>
-          <w:rFonts w:ascii="Courier New" w:hAnsi="Courier New"/>
-          <w:color w:val="1A1A2E"/>
-          <w:sz w:val="17"/>
-        </w:rPr>
-      </w:r>
-    </w:p>
-    <w:p>
-      <w:pPr>
-        <w:spacing w:before="0" w:after="0"/>
-        <w:ind w:left="360"/>
-      </w:pPr>
-      <w:r>
-        <w:rPr>
-          <w:rFonts w:ascii="Courier New" w:hAnsi="Courier New"/>
-          <w:color w:val="1A1A2E"/>
-          <w:sz w:val="17"/>
-        </w:rPr>
-        <w:t xml:space="preserve">    print(f"\n  Best spectrum : {best['map']} · spectrum {best['sp_idx']}")</w:t>
-      </w:r>
-    </w:p>
-    <w:p>
-      <w:pPr>
-        <w:spacing w:before="0" w:after="0"/>
-        <w:ind w:left="360"/>
-      </w:pPr>
-      <w:r>
-        <w:rPr>
-          <w:rFonts w:ascii="Courier New" w:hAnsi="Courier New"/>
-          <w:color w:val="1A1A2E"/>
-          <w:sz w:val="17"/>
-        </w:rPr>
-        <w:t xml:space="preserve">    print(f"  Raw max count : {best['sp_max']:.0f}")</w:t>
-      </w:r>
-    </w:p>
-    <w:p>
-      <w:pPr>
-        <w:spacing w:before="0" w:after="0"/>
-        <w:ind w:left="360"/>
-      </w:pPr>
-      <w:r>
-        <w:rPr>
-          <w:rFonts w:ascii="Courier New" w:hAnsi="Courier New"/>
-          <w:color w:val="1A1A2E"/>
+        <w:ind w:left="216"/>
+      </w:pPr>
+      <w:r>
+        <w:rPr>
+          <w:rFonts w:ascii="Courier New" w:hAnsi="Courier New"/>
+          <w:color w:val="0A0A2A"/>
+          <w:sz w:val="17"/>
+        </w:rPr>
+        <w:t xml:space="preserve">                best_score  = score</w:t>
+      </w:r>
+    </w:p>
+    <w:p>
+      <w:pPr>
+        <w:spacing w:before="0" w:after="0"/>
+        <w:ind w:left="216"/>
+      </w:pPr>
+      <w:r>
+        <w:rPr>
+          <w:rFonts w:ascii="Courier New" w:hAnsi="Courier New"/>
+          <w:color w:val="0A0A2A"/>
+          <w:sz w:val="17"/>
+        </w:rPr>
+        <w:t xml:space="preserve">                best_map    = map_name</w:t>
+      </w:r>
+    </w:p>
+    <w:p>
+      <w:pPr>
+        <w:spacing w:before="0" w:after="0"/>
+        <w:ind w:left="216"/>
+      </w:pPr>
+      <w:r>
+        <w:rPr>
+          <w:rFonts w:ascii="Courier New" w:hAnsi="Courier New"/>
+          <w:color w:val="0A0A2A"/>
+          <w:sz w:val="17"/>
+        </w:rPr>
+        <w:t xml:space="preserve">                best_sp_idx = i + 1</w:t>
+      </w:r>
+    </w:p>
+    <w:p>
+      <w:pPr>
+        <w:spacing w:before="0" w:after="0"/>
+        <w:ind w:left="216"/>
+      </w:pPr>
+      <w:r>
+        <w:rPr>
+          <w:rFonts w:ascii="Courier New" w:hAnsi="Courier New"/>
+          <w:color w:val="0A0A2A"/>
+          <w:sz w:val="17"/>
+        </w:rPr>
+        <w:t xml:space="preserve">                best_wn     = wn</w:t>
+      </w:r>
+    </w:p>
+    <w:p>
+      <w:pPr>
+        <w:spacing w:before="0" w:after="0"/>
+        <w:ind w:left="216"/>
+      </w:pPr>
+      <w:r>
+        <w:rPr>
+          <w:rFonts w:ascii="Courier New" w:hAnsi="Courier New"/>
+          <w:color w:val="0A0A2A"/>
+          <w:sz w:val="17"/>
+        </w:rPr>
+        <w:t xml:space="preserve">                best_sp_n   = sp_n</w:t>
+      </w:r>
+    </w:p>
+    <w:p>
+      <w:pPr>
+        <w:spacing w:before="0" w:after="0"/>
+        <w:ind w:left="216"/>
+      </w:pPr>
+      <w:r>
+        <w:rPr>
+          <w:rFonts w:ascii="Courier New" w:hAnsi="Courier New"/>
+          <w:color w:val="0A0A2A"/>
+          <w:sz w:val="17"/>
+        </w:rPr>
+        <w:t xml:space="preserve">                best_sp_max = sp_max</w:t>
+      </w:r>
+    </w:p>
+    <w:p>
+      <w:pPr>
+        <w:spacing w:before="0" w:after="0"/>
+        <w:ind w:left="216"/>
+      </w:pPr>
+      <w:r>
+        <w:rPr>
+          <w:rFonts w:ascii="Courier New" w:hAnsi="Courier New"/>
+          <w:color w:val="0A0A2A"/>
+          <w:sz w:val="17"/>
+        </w:rPr>
+        <w:t xml:space="preserve">                best_pk_wns = pk_wns</w:t>
+      </w:r>
+    </w:p>
+    <w:p>
+      <w:pPr>
+        <w:spacing w:before="0" w:after="0"/>
+        <w:ind w:left="216"/>
+      </w:pPr>
+      <w:r>
+        <w:rPr>
+          <w:rFonts w:ascii="Courier New" w:hAnsi="Courier New"/>
+          <w:color w:val="0A0A2A"/>
+          <w:sz w:val="17"/>
+        </w:rPr>
+        <w:t xml:space="preserve">                best_pk_int = pk_ints</w:t>
+      </w:r>
+    </w:p>
+    <w:p>
+      <w:pPr>
+        <w:spacing w:before="0" w:after="0"/>
+        <w:ind w:left="216"/>
+      </w:pPr>
+      <w:r>
+        <w:rPr>
+          <w:rFonts w:ascii="Courier New" w:hAnsi="Courier New"/>
+          <w:color w:val="0A0A2A"/>
+          <w:sz w:val="17"/>
+        </w:rPr>
+      </w:r>
+    </w:p>
+    <w:p>
+      <w:pPr>
+        <w:spacing w:before="0" w:after="0"/>
+        <w:ind w:left="216"/>
+      </w:pPr>
+      <w:r>
+        <w:rPr>
+          <w:rFonts w:ascii="Courier New" w:hAnsi="Courier New"/>
+          <w:color w:val="0A0A2A"/>
+          <w:sz w:val="17"/>
+        </w:rPr>
+        <w:t xml:space="preserve">    print(f"\n  Best spectrum : {best_map} -- spectrum {best_sp_idx}")</w:t>
+      </w:r>
+    </w:p>
+    <w:p>
+      <w:pPr>
+        <w:spacing w:before="0" w:after="0"/>
+        <w:ind w:left="216"/>
+      </w:pPr>
+      <w:r>
+        <w:rPr>
+          <w:rFonts w:ascii="Courier New" w:hAnsi="Courier New"/>
+          <w:color w:val="0A0A2A"/>
+          <w:sz w:val="17"/>
+        </w:rPr>
+        <w:t xml:space="preserve">    print(f"  Raw max count : {best_sp_max:.0f}")</w:t>
+      </w:r>
+    </w:p>
+    <w:p>
+      <w:pPr>
+        <w:spacing w:before="0" w:after="0"/>
+        <w:ind w:left="216"/>
+      </w:pPr>
+      <w:r>
+        <w:rPr>
+          <w:rFonts w:ascii="Courier New" w:hAnsi="Courier New"/>
+          <w:color w:val="0A0A2A"/>
+          <w:sz w:val="17"/>
+        </w:rPr>
+      </w:r>
+    </w:p>
+    <w:p>
+      <w:pPr>
+        <w:spacing w:before="0" w:after="0"/>
+        <w:ind w:left="216"/>
+      </w:pPr>
+      <w:r>
+        <w:rPr>
+          <w:rFonts w:ascii="Courier New" w:hAnsi="Courier New"/>
+          <w:color w:val="0A0A2A"/>
           <w:sz w:val="17"/>
         </w:rPr>
         <w:t xml:space="preserve">    n_bio = sum(1 for k in KNOWN_BANDS</w:t>
@@ -5022,40 +3347,40 @@
     <w:p>
       <w:pPr>
         <w:spacing w:before="0" w:after="0"/>
-        <w:ind w:left="360"/>
-      </w:pPr>
-      <w:r>
-        <w:rPr>
-          <w:rFonts w:ascii="Courier New" w:hAnsi="Courier New"/>
-          <w:color w:val="1A1A2E"/>
-          <w:sz w:val="17"/>
-        </w:rPr>
-        <w:t xml:space="preserve">                if best["pk_wns"].size &gt; 0 and</w:t>
-      </w:r>
-    </w:p>
-    <w:p>
-      <w:pPr>
-        <w:spacing w:before="0" w:after="0"/>
-        <w:ind w:left="360"/>
-      </w:pPr>
-      <w:r>
-        <w:rPr>
-          <w:rFonts w:ascii="Courier New" w:hAnsi="Courier New"/>
-          <w:color w:val="1A1A2E"/>
-          <w:sz w:val="17"/>
-        </w:rPr>
-        <w:t xml:space="preserve">                   np.abs(best["pk_wns"] - k).min() &lt; KNOWN_TOL)</w:t>
-      </w:r>
-    </w:p>
-    <w:p>
-      <w:pPr>
-        <w:spacing w:before="0" w:after="0"/>
-        <w:ind w:left="360"/>
-      </w:pPr>
-      <w:r>
-        <w:rPr>
-          <w:rFonts w:ascii="Courier New" w:hAnsi="Courier New"/>
-          <w:color w:val="1A1A2E"/>
+        <w:ind w:left="216"/>
+      </w:pPr>
+      <w:r>
+        <w:rPr>
+          <w:rFonts w:ascii="Courier New" w:hAnsi="Courier New"/>
+          <w:color w:val="0A0A2A"/>
+          <w:sz w:val="17"/>
+        </w:rPr>
+        <w:t xml:space="preserve">                if best_pk_wns.size &gt; 0 and</w:t>
+      </w:r>
+    </w:p>
+    <w:p>
+      <w:pPr>
+        <w:spacing w:before="0" w:after="0"/>
+        <w:ind w:left="216"/>
+      </w:pPr>
+      <w:r>
+        <w:rPr>
+          <w:rFonts w:ascii="Courier New" w:hAnsi="Courier New"/>
+          <w:color w:val="0A0A2A"/>
+          <w:sz w:val="17"/>
+        </w:rPr>
+        <w:t xml:space="preserve">                   np.abs(best_pk_wns - k).min() &lt; KNOWN_TOL)</w:t>
+      </w:r>
+    </w:p>
+    <w:p>
+      <w:pPr>
+        <w:spacing w:before="0" w:after="0"/>
+        <w:ind w:left="216"/>
+      </w:pPr>
+      <w:r>
+        <w:rPr>
+          <w:rFonts w:ascii="Courier New" w:hAnsi="Courier New"/>
+          <w:color w:val="0A0A2A"/>
           <w:sz w:val="17"/>
         </w:rPr>
         <w:t xml:space="preserve">    print(f"  Peaks matched : {n_bio}/19 known DNA+HaCaT bands")</w:t>
@@ -5064,53 +3389,53 @@
     <w:p>
       <w:pPr>
         <w:spacing w:before="0" w:after="0"/>
-        <w:ind w:left="360"/>
-      </w:pPr>
-      <w:r>
-        <w:rPr>
-          <w:rFonts w:ascii="Courier New" w:hAnsi="Courier New"/>
-          <w:color w:val="1A1A2E"/>
-          <w:sz w:val="17"/>
-        </w:rPr>
-        <w:t xml:space="preserve">    print(f"  Peaks detected: {len(best['pk_wns'])} total")</w:t>
-      </w:r>
-    </w:p>
-    <w:p>
-      <w:pPr>
-        <w:spacing w:before="0" w:after="0"/>
-        <w:ind w:left="360"/>
-      </w:pPr>
-      <w:r>
-        <w:rPr>
-          <w:rFonts w:ascii="Courier New" w:hAnsi="Courier New"/>
-          <w:color w:val="1A1A2E"/>
-          <w:sz w:val="17"/>
-        </w:rPr>
-      </w:r>
-    </w:p>
-    <w:p>
-      <w:pPr>
-        <w:spacing w:before="0" w:after="0"/>
-        <w:ind w:left="360"/>
-      </w:pPr>
-      <w:r>
-        <w:rPr>
-          <w:rFonts w:ascii="Courier New" w:hAnsi="Courier New"/>
-          <w:color w:val="1A1A2E"/>
-          <w:sz w:val="17"/>
-        </w:rPr>
-        <w:t xml:space="preserve">    # ── Print peak table ─────────────────────────────────────────</w:t>
-      </w:r>
-    </w:p>
-    <w:p>
-      <w:pPr>
-        <w:spacing w:before="0" w:after="0"/>
-        <w:ind w:left="360"/>
-      </w:pPr>
-      <w:r>
-        <w:rPr>
-          <w:rFonts w:ascii="Courier New" w:hAnsi="Courier New"/>
-          <w:color w:val="1A1A2E"/>
+        <w:ind w:left="216"/>
+      </w:pPr>
+      <w:r>
+        <w:rPr>
+          <w:rFonts w:ascii="Courier New" w:hAnsi="Courier New"/>
+          <w:color w:val="0A0A2A"/>
+          <w:sz w:val="17"/>
+        </w:rPr>
+        <w:t xml:space="preserve">    print(f"  Peaks detected: {len(best_pk_wns)} total")</w:t>
+      </w:r>
+    </w:p>
+    <w:p>
+      <w:pPr>
+        <w:spacing w:before="0" w:after="0"/>
+        <w:ind w:left="216"/>
+      </w:pPr>
+      <w:r>
+        <w:rPr>
+          <w:rFonts w:ascii="Courier New" w:hAnsi="Courier New"/>
+          <w:color w:val="0A0A2A"/>
+          <w:sz w:val="17"/>
+        </w:rPr>
+      </w:r>
+    </w:p>
+    <w:p>
+      <w:pPr>
+        <w:spacing w:before="0" w:after="0"/>
+        <w:ind w:left="216"/>
+      </w:pPr>
+      <w:r>
+        <w:rPr>
+          <w:rFonts w:ascii="Courier New" w:hAnsi="Courier New"/>
+          <w:color w:val="0A0A2A"/>
+          <w:sz w:val="17"/>
+        </w:rPr>
+        <w:t xml:space="preserve">    # Print peak table to console</w:t>
+      </w:r>
+    </w:p>
+    <w:p>
+      <w:pPr>
+        <w:spacing w:before="0" w:after="0"/>
+        <w:ind w:left="216"/>
+      </w:pPr>
+      <w:r>
+        <w:rPr>
+          <w:rFonts w:ascii="Courier New" w:hAnsi="Courier New"/>
+          <w:color w:val="0A0A2A"/>
           <w:sz w:val="17"/>
         </w:rPr>
         <w:t xml:space="preserve">    print("\n  #   Position (cm-1)  Norm. intensity  Assignment")</w:t>
@@ -5119,12 +3444,12 @@
     <w:p>
       <w:pPr>
         <w:spacing w:before="0" w:after="0"/>
-        <w:ind w:left="360"/>
-      </w:pPr>
-      <w:r>
-        <w:rPr>
-          <w:rFonts w:ascii="Courier New" w:hAnsi="Courier New"/>
-          <w:color w:val="1A1A2E"/>
+        <w:ind w:left="216"/>
+      </w:pPr>
+      <w:r>
+        <w:rPr>
+          <w:rFonts w:ascii="Courier New" w:hAnsi="Courier New"/>
+          <w:color w:val="0A0A2A"/>
           <w:sz w:val="17"/>
         </w:rPr>
         <w:t xml:space="preserve">    print("  " + "-" * 62)</w:t>
@@ -5133,26 +3458,26 @@
     <w:p>
       <w:pPr>
         <w:spacing w:before="0" w:after="0"/>
-        <w:ind w:left="360"/>
-      </w:pPr>
-      <w:r>
-        <w:rPr>
-          <w:rFonts w:ascii="Courier New" w:hAnsi="Courier New"/>
-          <w:color w:val="1A1A2E"/>
-          <w:sz w:val="17"/>
-        </w:rPr>
-        <w:t xml:space="preserve">    for j, (w, h) in enumerate(zip(best["pk_wns"], best["pk_ints"]), 1):</w:t>
-      </w:r>
-    </w:p>
-    <w:p>
-      <w:pPr>
-        <w:spacing w:before="0" w:after="0"/>
-        <w:ind w:left="360"/>
-      </w:pPr>
-      <w:r>
-        <w:rPr>
-          <w:rFonts w:ascii="Courier New" w:hAnsi="Courier New"/>
-          <w:color w:val="1A1A2E"/>
+        <w:ind w:left="216"/>
+      </w:pPr>
+      <w:r>
+        <w:rPr>
+          <w:rFonts w:ascii="Courier New" w:hAnsi="Courier New"/>
+          <w:color w:val="0A0A2A"/>
+          <w:sz w:val="17"/>
+        </w:rPr>
+        <w:t xml:space="preserve">    for j, (w, h) in enumerate(zip(best_pk_wns, best_pk_int), 1):</w:t>
+      </w:r>
+    </w:p>
+    <w:p>
+      <w:pPr>
+        <w:spacing w:before="0" w:after="0"/>
+        <w:ind w:left="216"/>
+      </w:pPr>
+      <w:r>
+        <w:rPr>
+          <w:rFonts w:ascii="Courier New" w:hAnsi="Courier New"/>
+          <w:color w:val="0A0A2A"/>
           <w:sz w:val="17"/>
         </w:rPr>
         <w:t xml:space="preserve">        print(f"  {j:&lt;4}{w:&lt;20.1f}{h:&lt;17.4f}{get_assignment(w)}")</w:t>
@@ -5161,39 +3486,39 @@
     <w:p>
       <w:pPr>
         <w:spacing w:before="0" w:after="0"/>
-        <w:ind w:left="360"/>
-      </w:pPr>
-      <w:r>
-        <w:rPr>
-          <w:rFonts w:ascii="Courier New" w:hAnsi="Courier New"/>
-          <w:color w:val="1A1A2E"/>
-          <w:sz w:val="17"/>
-        </w:rPr>
-      </w:r>
-    </w:p>
-    <w:p>
-      <w:pPr>
-        <w:spacing w:before="0" w:after="0"/>
-        <w:ind w:left="360"/>
-      </w:pPr>
-      <w:r>
-        <w:rPr>
-          <w:rFonts w:ascii="Courier New" w:hAnsi="Courier New"/>
-          <w:color w:val="1A1A2E"/>
-          <w:sz w:val="17"/>
-        </w:rPr>
-        <w:t xml:space="preserve">    # ═══════════════════════════════════════════════════════════════</w:t>
-      </w:r>
-    </w:p>
-    <w:p>
-      <w:pPr>
-        <w:spacing w:before="0" w:after="0"/>
-        <w:ind w:left="360"/>
-      </w:pPr>
-      <w:r>
-        <w:rPr>
-          <w:rFonts w:ascii="Courier New" w:hAnsi="Courier New"/>
-          <w:color w:val="1A1A2E"/>
+        <w:ind w:left="216"/>
+      </w:pPr>
+      <w:r>
+        <w:rPr>
+          <w:rFonts w:ascii="Courier New" w:hAnsi="Courier New"/>
+          <w:color w:val="0A0A2A"/>
+          <w:sz w:val="17"/>
+        </w:rPr>
+      </w:r>
+    </w:p>
+    <w:p>
+      <w:pPr>
+        <w:spacing w:before="0" w:after="0"/>
+        <w:ind w:left="216"/>
+      </w:pPr>
+      <w:r>
+        <w:rPr>
+          <w:rFonts w:ascii="Courier New" w:hAnsi="Courier New"/>
+          <w:color w:val="0A0A2A"/>
+          <w:sz w:val="17"/>
+        </w:rPr>
+        <w:t xml:space="preserve">    # ------------------------------------------------------------------</w:t>
+      </w:r>
+    </w:p>
+    <w:p>
+      <w:pPr>
+        <w:spacing w:before="0" w:after="0"/>
+        <w:ind w:left="216"/>
+      </w:pPr>
+      <w:r>
+        <w:rPr>
+          <w:rFonts w:ascii="Courier New" w:hAnsi="Courier New"/>
+          <w:color w:val="0A0A2A"/>
           <w:sz w:val="17"/>
         </w:rPr>
         <w:t xml:space="preserve">    #  FIGURE</w:t>
@@ -5202,67 +3527,26 @@
     <w:p>
       <w:pPr>
         <w:spacing w:before="0" w:after="0"/>
-        <w:ind w:left="360"/>
-      </w:pPr>
-      <w:r>
-        <w:rPr>
-          <w:rFonts w:ascii="Courier New" w:hAnsi="Courier New"/>
-          <w:color w:val="1A1A2E"/>
-          <w:sz w:val="17"/>
-        </w:rPr>
-        <w:t xml:space="preserve">    # ═══════════════════════════════════════════════════════════════</w:t>
-      </w:r>
-    </w:p>
-    <w:p>
-      <w:pPr>
-        <w:spacing w:before="0" w:after="0"/>
-        <w:ind w:left="360"/>
-      </w:pPr>
-      <w:r>
-        <w:rPr>
-          <w:rFonts w:ascii="Courier New" w:hAnsi="Courier New"/>
-          <w:color w:val="1A1A2E"/>
-          <w:sz w:val="17"/>
-        </w:rPr>
-        <w:t xml:space="preserve">    wn   = best["wn"]</w:t>
-      </w:r>
-    </w:p>
-    <w:p>
-      <w:pPr>
-        <w:spacing w:before="0" w:after="0"/>
-        <w:ind w:left="360"/>
-      </w:pPr>
-      <w:r>
-        <w:rPr>
-          <w:rFonts w:ascii="Courier New" w:hAnsi="Courier New"/>
-          <w:color w:val="1A1A2E"/>
-          <w:sz w:val="17"/>
-        </w:rPr>
-        <w:t xml:space="preserve">    sp_n = best["sp_n"]</w:t>
-      </w:r>
-    </w:p>
-    <w:p>
-      <w:pPr>
-        <w:spacing w:before="0" w:after="0"/>
-        <w:ind w:left="360"/>
-      </w:pPr>
-      <w:r>
-        <w:rPr>
-          <w:rFonts w:ascii="Courier New" w:hAnsi="Courier New"/>
-          <w:color w:val="1A1A2E"/>
-          <w:sz w:val="17"/>
-        </w:rPr>
-      </w:r>
-    </w:p>
-    <w:p>
-      <w:pPr>
-        <w:spacing w:before="0" w:after="0"/>
-        <w:ind w:left="360"/>
-      </w:pPr>
-      <w:r>
-        <w:rPr>
-          <w:rFonts w:ascii="Courier New" w:hAnsi="Courier New"/>
-          <w:color w:val="1A1A2E"/>
+        <w:ind w:left="216"/>
+      </w:pPr>
+      <w:r>
+        <w:rPr>
+          <w:rFonts w:ascii="Courier New" w:hAnsi="Courier New"/>
+          <w:color w:val="0A0A2A"/>
+          <w:sz w:val="17"/>
+        </w:rPr>
+        <w:t xml:space="preserve">    # ------------------------------------------------------------------</w:t>
+      </w:r>
+    </w:p>
+    <w:p>
+      <w:pPr>
+        <w:spacing w:before="0" w:after="0"/>
+        <w:ind w:left="216"/>
+      </w:pPr>
+      <w:r>
+        <w:rPr>
+          <w:rFonts w:ascii="Courier New" w:hAnsi="Courier New"/>
+          <w:color w:val="0A0A2A"/>
           <w:sz w:val="17"/>
         </w:rPr>
         <w:t xml:space="preserve">    fig, ax = plt.subplots(figsize=(18, 7))</w:t>
@@ -5271,12 +3555,12 @@
     <w:p>
       <w:pPr>
         <w:spacing w:before="0" w:after="0"/>
-        <w:ind w:left="360"/>
-      </w:pPr>
-      <w:r>
-        <w:rPr>
-          <w:rFonts w:ascii="Courier New" w:hAnsi="Courier New"/>
-          <w:color w:val="1A1A2E"/>
+        <w:ind w:left="216"/>
+      </w:pPr>
+      <w:r>
+        <w:rPr>
+          <w:rFonts w:ascii="Courier New" w:hAnsi="Courier New"/>
+          <w:color w:val="0A0A2A"/>
           <w:sz w:val="17"/>
         </w:rPr>
         <w:t xml:space="preserve">    fig.patch.set_facecolor("white")</w:t>
@@ -5285,12 +3569,12 @@
     <w:p>
       <w:pPr>
         <w:spacing w:before="0" w:after="0"/>
-        <w:ind w:left="360"/>
-      </w:pPr>
-      <w:r>
-        <w:rPr>
-          <w:rFonts w:ascii="Courier New" w:hAnsi="Courier New"/>
-          <w:color w:val="1A1A2E"/>
+        <w:ind w:left="216"/>
+      </w:pPr>
+      <w:r>
+        <w:rPr>
+          <w:rFonts w:ascii="Courier New" w:hAnsi="Courier New"/>
+          <w:color w:val="0A0A2A"/>
           <w:sz w:val="17"/>
         </w:rPr>
         <w:t xml:space="preserve">    ax.set_facecolor("white")</w:t>
@@ -5299,25 +3583,25 @@
     <w:p>
       <w:pPr>
         <w:spacing w:before="0" w:after="0"/>
-        <w:ind w:left="360"/>
-      </w:pPr>
-      <w:r>
-        <w:rPr>
-          <w:rFonts w:ascii="Courier New" w:hAnsi="Courier New"/>
-          <w:color w:val="1A1A2E"/>
-          <w:sz w:val="17"/>
-        </w:rPr>
-      </w:r>
-    </w:p>
-    <w:p>
-      <w:pPr>
-        <w:spacing w:before="0" w:after="0"/>
-        <w:ind w:left="360"/>
-      </w:pPr>
-      <w:r>
-        <w:rPr>
-          <w:rFonts w:ascii="Courier New" w:hAnsi="Courier New"/>
-          <w:color w:val="1A1A2E"/>
+        <w:ind w:left="216"/>
+      </w:pPr>
+      <w:r>
+        <w:rPr>
+          <w:rFonts w:ascii="Courier New" w:hAnsi="Courier New"/>
+          <w:color w:val="0A0A2A"/>
+          <w:sz w:val="17"/>
+        </w:rPr>
+      </w:r>
+    </w:p>
+    <w:p>
+      <w:pPr>
+        <w:spacing w:before="0" w:after="0"/>
+        <w:ind w:left="216"/>
+      </w:pPr>
+      <w:r>
+        <w:rPr>
+          <w:rFonts w:ascii="Courier New" w:hAnsi="Courier New"/>
+          <w:color w:val="0A0A2A"/>
           <w:sz w:val="17"/>
         </w:rPr>
         <w:t xml:space="preserve">    # Shaded spectral regions</w:t>
@@ -5326,12 +3610,12 @@
     <w:p>
       <w:pPr>
         <w:spacing w:before="0" w:after="0"/>
-        <w:ind w:left="360"/>
-      </w:pPr>
-      <w:r>
-        <w:rPr>
-          <w:rFonts w:ascii="Courier New" w:hAnsi="Courier New"/>
-          <w:color w:val="1A1A2E"/>
+        <w:ind w:left="216"/>
+      </w:pPr>
+      <w:r>
+        <w:rPr>
+          <w:rFonts w:ascii="Courier New" w:hAnsi="Courier New"/>
+          <w:color w:val="0A0A2A"/>
           <w:sz w:val="17"/>
         </w:rPr>
         <w:t xml:space="preserve">    for (lo, hi), (color, label) in REGIONS.items():</w:t>
@@ -5340,12 +3624,12 @@
     <w:p>
       <w:pPr>
         <w:spacing w:before="0" w:after="0"/>
-        <w:ind w:left="360"/>
-      </w:pPr>
-      <w:r>
-        <w:rPr>
-          <w:rFonts w:ascii="Courier New" w:hAnsi="Courier New"/>
-          <w:color w:val="1A1A2E"/>
+        <w:ind w:left="216"/>
+      </w:pPr>
+      <w:r>
+        <w:rPr>
+          <w:rFonts w:ascii="Courier New" w:hAnsi="Courier New"/>
+          <w:color w:val="0A0A2A"/>
           <w:sz w:val="17"/>
         </w:rPr>
         <w:t xml:space="preserve">        ax.axvspan(lo, hi, color=color, alpha=0.55, lw=0)</w:t>
@@ -5354,12 +3638,12 @@
     <w:p>
       <w:pPr>
         <w:spacing w:before="0" w:after="0"/>
-        <w:ind w:left="360"/>
-      </w:pPr>
-      <w:r>
-        <w:rPr>
-          <w:rFonts w:ascii="Courier New" w:hAnsi="Courier New"/>
-          <w:color w:val="1A1A2E"/>
+        <w:ind w:left="216"/>
+      </w:pPr>
+      <w:r>
+        <w:rPr>
+          <w:rFonts w:ascii="Courier New" w:hAnsi="Courier New"/>
+          <w:color w:val="0A0A2A"/>
           <w:sz w:val="17"/>
         </w:rPr>
         <w:t xml:space="preserve">        mid = (lo + hi) / 2</w:t>
@@ -5368,12 +3652,12 @@
     <w:p>
       <w:pPr>
         <w:spacing w:before="0" w:after="0"/>
-        <w:ind w:left="360"/>
-      </w:pPr>
-      <w:r>
-        <w:rPr>
-          <w:rFonts w:ascii="Courier New" w:hAnsi="Courier New"/>
-          <w:color w:val="1A1A2E"/>
+        <w:ind w:left="216"/>
+      </w:pPr>
+      <w:r>
+        <w:rPr>
+          <w:rFonts w:ascii="Courier New" w:hAnsi="Courier New"/>
+          <w:color w:val="0A0A2A"/>
           <w:sz w:val="17"/>
         </w:rPr>
         <w:t xml:space="preserve">        if hi - lo &gt; 150:</w:t>
@@ -5382,12 +3666,12 @@
     <w:p>
       <w:pPr>
         <w:spacing w:before="0" w:after="0"/>
-        <w:ind w:left="360"/>
-      </w:pPr>
-      <w:r>
-        <w:rPr>
-          <w:rFonts w:ascii="Courier New" w:hAnsi="Courier New"/>
-          <w:color w:val="1A1A2E"/>
+        <w:ind w:left="216"/>
+      </w:pPr>
+      <w:r>
+        <w:rPr>
+          <w:rFonts w:ascii="Courier New" w:hAnsi="Courier New"/>
+          <w:color w:val="0A0A2A"/>
           <w:sz w:val="17"/>
         </w:rPr>
         <w:t xml:space="preserve">            ax.text(mid, 1.28, label, fontsize=7.5, ha="center", va="bottom",</w:t>
@@ -5396,12 +3680,12 @@
     <w:p>
       <w:pPr>
         <w:spacing w:before="0" w:after="0"/>
-        <w:ind w:left="360"/>
-      </w:pPr>
-      <w:r>
-        <w:rPr>
-          <w:rFonts w:ascii="Courier New" w:hAnsi="Courier New"/>
-          <w:color w:val="1A1A2E"/>
+        <w:ind w:left="216"/>
+      </w:pPr>
+      <w:r>
+        <w:rPr>
+          <w:rFonts w:ascii="Courier New" w:hAnsi="Courier New"/>
+          <w:color w:val="0A0A2A"/>
           <w:sz w:val="17"/>
         </w:rPr>
         <w:t xml:space="preserve">                    color="grey", style="italic")</w:t>
@@ -5410,136 +3694,122 @@
     <w:p>
       <w:pPr>
         <w:spacing w:before="0" w:after="0"/>
-        <w:ind w:left="360"/>
-      </w:pPr>
-      <w:r>
-        <w:rPr>
-          <w:rFonts w:ascii="Courier New" w:hAnsi="Courier New"/>
-          <w:color w:val="1A1A2E"/>
-          <w:sz w:val="17"/>
-        </w:rPr>
-      </w:r>
-    </w:p>
-    <w:p>
-      <w:pPr>
-        <w:spacing w:before="0" w:after="0"/>
-        <w:ind w:left="360"/>
-      </w:pPr>
-      <w:r>
-        <w:rPr>
-          <w:rFonts w:ascii="Courier New" w:hAnsi="Courier New"/>
-          <w:color w:val="1A1A2E"/>
-          <w:sz w:val="17"/>
-        </w:rPr>
-        <w:t xml:space="preserve">    # Spectrum fill + line</w:t>
-      </w:r>
-    </w:p>
-    <w:p>
-      <w:pPr>
-        <w:spacing w:before="0" w:after="0"/>
-        <w:ind w:left="360"/>
-      </w:pPr>
-      <w:r>
-        <w:rPr>
-          <w:rFonts w:ascii="Courier New" w:hAnsi="Courier New"/>
-          <w:color w:val="1A1A2E"/>
-          <w:sz w:val="17"/>
-        </w:rPr>
-        <w:t xml:space="preserve">    mask = (wn &gt;= 200) &amp; (wn &lt;= 3200)</w:t>
-      </w:r>
-    </w:p>
-    <w:p>
-      <w:pPr>
-        <w:spacing w:before="0" w:after="0"/>
-        <w:ind w:left="360"/>
-      </w:pPr>
-      <w:r>
-        <w:rPr>
-          <w:rFonts w:ascii="Courier New" w:hAnsi="Courier New"/>
-          <w:color w:val="1A1A2E"/>
-          <w:sz w:val="17"/>
-        </w:rPr>
-        <w:t xml:space="preserve">    ax.fill_between(wn[mask], sp_n[mask], alpha=0.15, color="#1A5276")</w:t>
-      </w:r>
-    </w:p>
-    <w:p>
-      <w:pPr>
-        <w:spacing w:before="0" w:after="0"/>
-        <w:ind w:left="360"/>
-      </w:pPr>
-      <w:r>
-        <w:rPr>
-          <w:rFonts w:ascii="Courier New" w:hAnsi="Courier New"/>
-          <w:color w:val="1A1A2E"/>
-          <w:sz w:val="17"/>
-        </w:rPr>
-        <w:t xml:space="preserve">    ax.plot(wn[mask], sp_n[mask], color="#1A5276", lw=1.5, zorder=5)</w:t>
-      </w:r>
-    </w:p>
-    <w:p>
-      <w:pPr>
-        <w:spacing w:before="0" w:after="0"/>
-        <w:ind w:left="360"/>
-      </w:pPr>
-      <w:r>
-        <w:rPr>
-          <w:rFonts w:ascii="Courier New" w:hAnsi="Courier New"/>
-          <w:color w:val="1A1A2E"/>
-          <w:sz w:val="17"/>
-        </w:rPr>
-      </w:r>
-    </w:p>
-    <w:p>
-      <w:pPr>
-        <w:spacing w:before="0" w:after="0"/>
-        <w:ind w:left="360"/>
-      </w:pPr>
-      <w:r>
-        <w:rPr>
-          <w:rFonts w:ascii="Courier New" w:hAnsi="Courier New"/>
-          <w:color w:val="1A1A2E"/>
-          <w:sz w:val="17"/>
-        </w:rPr>
-        <w:t xml:space="preserve">    # Peak markers + staggered labels</w:t>
-      </w:r>
-    </w:p>
-    <w:p>
-      <w:pPr>
-        <w:spacing w:before="0" w:after="0"/>
-        <w:ind w:left="360"/>
-      </w:pPr>
-      <w:r>
-        <w:rPr>
-          <w:rFonts w:ascii="Courier New" w:hAnsi="Courier New"/>
-          <w:color w:val="1A1A2E"/>
-          <w:sz w:val="17"/>
-        </w:rPr>
-        <w:t xml:space="preserve">    pks = [(w, h) for w, h in zip(best["pk_wns"], best["pk_ints"])</w:t>
-      </w:r>
-    </w:p>
-    <w:p>
-      <w:pPr>
-        <w:spacing w:before="0" w:after="0"/>
-        <w:ind w:left="360"/>
-      </w:pPr>
-      <w:r>
-        <w:rPr>
-          <w:rFonts w:ascii="Courier New" w:hAnsi="Courier New"/>
-          <w:color w:val="1A1A2E"/>
-          <w:sz w:val="17"/>
-        </w:rPr>
-        <w:t xml:space="preserve">           if 200 &lt; w &lt; 3200]</w:t>
-      </w:r>
-    </w:p>
-    <w:p>
-      <w:pPr>
-        <w:spacing w:before="0" w:after="0"/>
-        <w:ind w:left="360"/>
-      </w:pPr>
-      <w:r>
-        <w:rPr>
-          <w:rFonts w:ascii="Courier New" w:hAnsi="Courier New"/>
-          <w:color w:val="1A1A2E"/>
+        <w:ind w:left="216"/>
+      </w:pPr>
+      <w:r>
+        <w:rPr>
+          <w:rFonts w:ascii="Courier New" w:hAnsi="Courier New"/>
+          <w:color w:val="0A0A2A"/>
+          <w:sz w:val="17"/>
+        </w:rPr>
+      </w:r>
+    </w:p>
+    <w:p>
+      <w:pPr>
+        <w:spacing w:before="0" w:after="0"/>
+        <w:ind w:left="216"/>
+      </w:pPr>
+      <w:r>
+        <w:rPr>
+          <w:rFonts w:ascii="Courier New" w:hAnsi="Courier New"/>
+          <w:color w:val="0A0A2A"/>
+          <w:sz w:val="17"/>
+        </w:rPr>
+        <w:t xml:space="preserve">    # Spectrum fill and line</w:t>
+      </w:r>
+    </w:p>
+    <w:p>
+      <w:pPr>
+        <w:spacing w:before="0" w:after="0"/>
+        <w:ind w:left="216"/>
+      </w:pPr>
+      <w:r>
+        <w:rPr>
+          <w:rFonts w:ascii="Courier New" w:hAnsi="Courier New"/>
+          <w:color w:val="0A0A2A"/>
+          <w:sz w:val="17"/>
+        </w:rPr>
+        <w:t xml:space="preserve">    mask = (best_wn &gt;= 200) &amp; (best_wn &lt;= 3200)</w:t>
+      </w:r>
+    </w:p>
+    <w:p>
+      <w:pPr>
+        <w:spacing w:before="0" w:after="0"/>
+        <w:ind w:left="216"/>
+      </w:pPr>
+      <w:r>
+        <w:rPr>
+          <w:rFonts w:ascii="Courier New" w:hAnsi="Courier New"/>
+          <w:color w:val="0A0A2A"/>
+          <w:sz w:val="17"/>
+        </w:rPr>
+        <w:t xml:space="preserve">    ax.fill_between(best_wn[mask], best_sp_n[mask], alpha=0.15, color="#1A5276")</w:t>
+      </w:r>
+    </w:p>
+    <w:p>
+      <w:pPr>
+        <w:spacing w:before="0" w:after="0"/>
+        <w:ind w:left="216"/>
+      </w:pPr>
+      <w:r>
+        <w:rPr>
+          <w:rFonts w:ascii="Courier New" w:hAnsi="Courier New"/>
+          <w:color w:val="0A0A2A"/>
+          <w:sz w:val="17"/>
+        </w:rPr>
+        <w:t xml:space="preserve">    ax.plot(best_wn[mask], best_sp_n[mask], color="#1A5276", lw=1.5, zorder=5)</w:t>
+      </w:r>
+    </w:p>
+    <w:p>
+      <w:pPr>
+        <w:spacing w:before="0" w:after="0"/>
+        <w:ind w:left="216"/>
+      </w:pPr>
+      <w:r>
+        <w:rPr>
+          <w:rFonts w:ascii="Courier New" w:hAnsi="Courier New"/>
+          <w:color w:val="0A0A2A"/>
+          <w:sz w:val="17"/>
+        </w:rPr>
+      </w:r>
+    </w:p>
+    <w:p>
+      <w:pPr>
+        <w:spacing w:before="0" w:after="0"/>
+        <w:ind w:left="216"/>
+      </w:pPr>
+      <w:r>
+        <w:rPr>
+          <w:rFonts w:ascii="Courier New" w:hAnsi="Courier New"/>
+          <w:color w:val="0A0A2A"/>
+          <w:sz w:val="17"/>
+        </w:rPr>
+        <w:t xml:space="preserve">    # Peak markers and staggered labels</w:t>
+      </w:r>
+    </w:p>
+    <w:p>
+      <w:pPr>
+        <w:spacing w:before="0" w:after="0"/>
+        <w:ind w:left="216"/>
+      </w:pPr>
+      <w:r>
+        <w:rPr>
+          <w:rFonts w:ascii="Courier New" w:hAnsi="Courier New"/>
+          <w:color w:val="0A0A2A"/>
+          <w:sz w:val="17"/>
+        </w:rPr>
+        <w:t xml:space="preserve">    pks = [(w, h) for w, h in zip(best_pk_wns, best_pk_int) if 200 &lt; w &lt; 3200]</w:t>
+      </w:r>
+    </w:p>
+    <w:p>
+      <w:pPr>
+        <w:spacing w:before="0" w:after="0"/>
+        <w:ind w:left="216"/>
+      </w:pPr>
+      <w:r>
+        <w:rPr>
+          <w:rFonts w:ascii="Courier New" w:hAnsi="Courier New"/>
+          <w:color w:val="0A0A2A"/>
           <w:sz w:val="17"/>
         </w:rPr>
         <w:t xml:space="preserve">    pks.sort(key=lambda x: x[0])</w:t>
@@ -5548,40 +3818,40 @@
     <w:p>
       <w:pPr>
         <w:spacing w:before="0" w:after="0"/>
-        <w:ind w:left="360"/>
-      </w:pPr>
-      <w:r>
-        <w:rPr>
-          <w:rFonts w:ascii="Courier New" w:hAnsi="Courier New"/>
-          <w:color w:val="1A1A2E"/>
-          <w:sz w:val="17"/>
-        </w:rPr>
-        <w:t xml:space="preserve">    label_y = [1.10, 1.18, 1.10, 1.18]</w:t>
-      </w:r>
-    </w:p>
-    <w:p>
-      <w:pPr>
-        <w:spacing w:before="0" w:after="0"/>
-        <w:ind w:left="360"/>
-      </w:pPr>
-      <w:r>
-        <w:rPr>
-          <w:rFonts w:ascii="Courier New" w:hAnsi="Courier New"/>
-          <w:color w:val="1A1A2E"/>
-          <w:sz w:val="17"/>
-        </w:rPr>
-        <w:t xml:space="preserve">    prev_x = -9999</w:t>
-      </w:r>
-    </w:p>
-    <w:p>
-      <w:pPr>
-        <w:spacing w:before="0" w:after="0"/>
-        <w:ind w:left="360"/>
-      </w:pPr>
-      <w:r>
-        <w:rPr>
-          <w:rFonts w:ascii="Courier New" w:hAnsi="Courier New"/>
-          <w:color w:val="1A1A2E"/>
+        <w:ind w:left="216"/>
+      </w:pPr>
+      <w:r>
+        <w:rPr>
+          <w:rFonts w:ascii="Courier New" w:hAnsi="Courier New"/>
+          <w:color w:val="0A0A2A"/>
+          <w:sz w:val="17"/>
+        </w:rPr>
+        <w:t xml:space="preserve">    label_y   = [1.10, 1.18, 1.10, 1.18]</w:t>
+      </w:r>
+    </w:p>
+    <w:p>
+      <w:pPr>
+        <w:spacing w:before="0" w:after="0"/>
+        <w:ind w:left="216"/>
+      </w:pPr>
+      <w:r>
+        <w:rPr>
+          <w:rFonts w:ascii="Courier New" w:hAnsi="Courier New"/>
+          <w:color w:val="0A0A2A"/>
+          <w:sz w:val="17"/>
+        </w:rPr>
+        <w:t xml:space="preserve">    prev_x    = -9999</w:t>
+      </w:r>
+    </w:p>
+    <w:p>
+      <w:pPr>
+        <w:spacing w:before="0" w:after="0"/>
+        <w:ind w:left="216"/>
+      </w:pPr>
+      <w:r>
+        <w:rPr>
+          <w:rFonts w:ascii="Courier New" w:hAnsi="Courier New"/>
+          <w:color w:val="0A0A2A"/>
           <w:sz w:val="17"/>
         </w:rPr>
         <w:t xml:space="preserve">    level_idx = 0</w:t>
@@ -5590,12 +3860,12 @@
     <w:p>
       <w:pPr>
         <w:spacing w:before="0" w:after="0"/>
-        <w:ind w:left="360"/>
-      </w:pPr>
-      <w:r>
-        <w:rPr>
-          <w:rFonts w:ascii="Courier New" w:hAnsi="Courier New"/>
-          <w:color w:val="1A1A2E"/>
+        <w:ind w:left="216"/>
+      </w:pPr>
+      <w:r>
+        <w:rPr>
+          <w:rFonts w:ascii="Courier New" w:hAnsi="Courier New"/>
+          <w:color w:val="0A0A2A"/>
           <w:sz w:val="17"/>
         </w:rPr>
         <w:t xml:space="preserve">    for w, h in pks:</w:t>
@@ -5604,12 +3874,12 @@
     <w:p>
       <w:pPr>
         <w:spacing w:before="0" w:after="0"/>
-        <w:ind w:left="360"/>
-      </w:pPr>
-      <w:r>
-        <w:rPr>
-          <w:rFonts w:ascii="Courier New" w:hAnsi="Courier New"/>
-          <w:color w:val="1A1A2E"/>
+        <w:ind w:left="216"/>
+      </w:pPr>
+      <w:r>
+        <w:rPr>
+          <w:rFonts w:ascii="Courier New" w:hAnsi="Courier New"/>
+          <w:color w:val="0A0A2A"/>
           <w:sz w:val="17"/>
         </w:rPr>
         <w:t xml:space="preserve">        gap = w - prev_x</w:t>
@@ -5618,12 +3888,12 @@
     <w:p>
       <w:pPr>
         <w:spacing w:before="0" w:after="0"/>
-        <w:ind w:left="360"/>
-      </w:pPr>
-      <w:r>
-        <w:rPr>
-          <w:rFonts w:ascii="Courier New" w:hAnsi="Courier New"/>
-          <w:color w:val="1A1A2E"/>
+        <w:ind w:left="216"/>
+      </w:pPr>
+      <w:r>
+        <w:rPr>
+          <w:rFonts w:ascii="Courier New" w:hAnsi="Courier New"/>
+          <w:color w:val="0A0A2A"/>
           <w:sz w:val="17"/>
         </w:rPr>
         <w:t xml:space="preserve">        level_idx = (level_idx + 1) % 4 if gap &lt; 45 else 0</w:t>
@@ -5632,12 +3902,12 @@
     <w:p>
       <w:pPr>
         <w:spacing w:before="0" w:after="0"/>
-        <w:ind w:left="360"/>
-      </w:pPr>
-      <w:r>
-        <w:rPr>
-          <w:rFonts w:ascii="Courier New" w:hAnsi="Courier New"/>
-          <w:color w:val="1A1A2E"/>
+        <w:ind w:left="216"/>
+      </w:pPr>
+      <w:r>
+        <w:rPr>
+          <w:rFonts w:ascii="Courier New" w:hAnsi="Courier New"/>
+          <w:color w:val="0A0A2A"/>
           <w:sz w:val="17"/>
         </w:rPr>
         <w:t xml:space="preserve">        y_lbl = label_y[level_idx]</w:t>
@@ -5646,12 +3916,12 @@
     <w:p>
       <w:pPr>
         <w:spacing w:before="0" w:after="0"/>
-        <w:ind w:left="360"/>
-      </w:pPr>
-      <w:r>
-        <w:rPr>
-          <w:rFonts w:ascii="Courier New" w:hAnsi="Courier New"/>
-          <w:color w:val="1A1A2E"/>
+        <w:ind w:left="216"/>
+      </w:pPr>
+      <w:r>
+        <w:rPr>
+          <w:rFonts w:ascii="Courier New" w:hAnsi="Courier New"/>
+          <w:color w:val="0A0A2A"/>
           <w:sz w:val="17"/>
         </w:rPr>
         <w:t xml:space="preserve">        ax.plot(w, h, "o", color="#1A5276", ms=5.5, zorder=8,</w:t>
@@ -5660,12 +3930,12 @@
     <w:p>
       <w:pPr>
         <w:spacing w:before="0" w:after="0"/>
-        <w:ind w:left="360"/>
-      </w:pPr>
-      <w:r>
-        <w:rPr>
-          <w:rFonts w:ascii="Courier New" w:hAnsi="Courier New"/>
-          <w:color w:val="1A1A2E"/>
+        <w:ind w:left="216"/>
+      </w:pPr>
+      <w:r>
+        <w:rPr>
+          <w:rFonts w:ascii="Courier New" w:hAnsi="Courier New"/>
+          <w:color w:val="0A0A2A"/>
           <w:sz w:val="17"/>
         </w:rPr>
         <w:t xml:space="preserve">                markeredgecolor="white", markeredgewidth=0.6)</w:t>
@@ -5674,12 +3944,12 @@
     <w:p>
       <w:pPr>
         <w:spacing w:before="0" w:after="0"/>
-        <w:ind w:left="360"/>
-      </w:pPr>
-      <w:r>
-        <w:rPr>
-          <w:rFonts w:ascii="Courier New" w:hAnsi="Courier New"/>
-          <w:color w:val="1A1A2E"/>
+        <w:ind w:left="216"/>
+      </w:pPr>
+      <w:r>
+        <w:rPr>
+          <w:rFonts w:ascii="Courier New" w:hAnsi="Courier New"/>
+          <w:color w:val="0A0A2A"/>
           <w:sz w:val="17"/>
         </w:rPr>
         <w:t xml:space="preserve">        ax.plot([w, w], [h + 0.02, y_lbl - 0.04],</w:t>
@@ -5688,12 +3958,12 @@
     <w:p>
       <w:pPr>
         <w:spacing w:before="0" w:after="0"/>
-        <w:ind w:left="360"/>
-      </w:pPr>
-      <w:r>
-        <w:rPr>
-          <w:rFonts w:ascii="Courier New" w:hAnsi="Courier New"/>
-          <w:color w:val="1A1A2E"/>
+        <w:ind w:left="216"/>
+      </w:pPr>
+      <w:r>
+        <w:rPr>
+          <w:rFonts w:ascii="Courier New" w:hAnsi="Courier New"/>
+          <w:color w:val="0A0A2A"/>
           <w:sz w:val="17"/>
         </w:rPr>
         <w:t xml:space="preserve">                color="#1A5276", lw=0.7, alpha=0.55)</w:t>
@@ -5702,12 +3972,12 @@
     <w:p>
       <w:pPr>
         <w:spacing w:before="0" w:after="0"/>
-        <w:ind w:left="360"/>
-      </w:pPr>
-      <w:r>
-        <w:rPr>
-          <w:rFonts w:ascii="Courier New" w:hAnsi="Courier New"/>
-          <w:color w:val="1A1A2E"/>
+        <w:ind w:left="216"/>
+      </w:pPr>
+      <w:r>
+        <w:rPr>
+          <w:rFonts w:ascii="Courier New" w:hAnsi="Courier New"/>
+          <w:color w:val="0A0A2A"/>
           <w:sz w:val="17"/>
         </w:rPr>
         <w:t xml:space="preserve">        rot = 90 if gap &lt; 60 else 0</w:t>
@@ -5716,12 +3986,12 @@
     <w:p>
       <w:pPr>
         <w:spacing w:before="0" w:after="0"/>
-        <w:ind w:left="360"/>
-      </w:pPr>
-      <w:r>
-        <w:rPr>
-          <w:rFonts w:ascii="Courier New" w:hAnsi="Courier New"/>
-          <w:color w:val="1A1A2E"/>
+        <w:ind w:left="216"/>
+      </w:pPr>
+      <w:r>
+        <w:rPr>
+          <w:rFonts w:ascii="Courier New" w:hAnsi="Courier New"/>
+          <w:color w:val="0A0A2A"/>
           <w:sz w:val="17"/>
         </w:rPr>
         <w:t xml:space="preserve">        ax.text(w, y_lbl, f"{w:.0f}", fontsize=7.5, ha="center", va="bottom",</w:t>
@@ -5730,12 +4000,12 @@
     <w:p>
       <w:pPr>
         <w:spacing w:before="0" w:after="0"/>
-        <w:ind w:left="360"/>
-      </w:pPr>
-      <w:r>
-        <w:rPr>
-          <w:rFonts w:ascii="Courier New" w:hAnsi="Courier New"/>
-          <w:color w:val="1A1A2E"/>
+        <w:ind w:left="216"/>
+      </w:pPr>
+      <w:r>
+        <w:rPr>
+          <w:rFonts w:ascii="Courier New" w:hAnsi="Courier New"/>
+          <w:color w:val="0A0A2A"/>
           <w:sz w:val="17"/>
         </w:rPr>
         <w:t xml:space="preserve">                color="#1A5276", fontweight="bold", rotation=rot)</w:t>
@@ -5744,12 +4014,12 @@
     <w:p>
       <w:pPr>
         <w:spacing w:before="0" w:after="0"/>
-        <w:ind w:left="360"/>
-      </w:pPr>
-      <w:r>
-        <w:rPr>
-          <w:rFonts w:ascii="Courier New" w:hAnsi="Courier New"/>
-          <w:color w:val="1A1A2E"/>
+        <w:ind w:left="216"/>
+      </w:pPr>
+      <w:r>
+        <w:rPr>
+          <w:rFonts w:ascii="Courier New" w:hAnsi="Courier New"/>
+          <w:color w:val="0A0A2A"/>
           <w:sz w:val="17"/>
         </w:rPr>
         <w:t xml:space="preserve">        ax.axvline(w, color="#1A5276", lw=0.45, ls="--", alpha=0.25, zorder=3)</w:t>
@@ -5758,12 +4028,12 @@
     <w:p>
       <w:pPr>
         <w:spacing w:before="0" w:after="0"/>
-        <w:ind w:left="360"/>
-      </w:pPr>
-      <w:r>
-        <w:rPr>
-          <w:rFonts w:ascii="Courier New" w:hAnsi="Courier New"/>
-          <w:color w:val="1A1A2E"/>
+        <w:ind w:left="216"/>
+      </w:pPr>
+      <w:r>
+        <w:rPr>
+          <w:rFonts w:ascii="Courier New" w:hAnsi="Courier New"/>
+          <w:color w:val="0A0A2A"/>
           <w:sz w:val="17"/>
         </w:rPr>
         <w:t xml:space="preserve">        prev_x = w</w:t>
@@ -5772,25 +4042,25 @@
     <w:p>
       <w:pPr>
         <w:spacing w:before="0" w:after="0"/>
-        <w:ind w:left="360"/>
-      </w:pPr>
-      <w:r>
-        <w:rPr>
-          <w:rFonts w:ascii="Courier New" w:hAnsi="Courier New"/>
-          <w:color w:val="1A1A2E"/>
-          <w:sz w:val="17"/>
-        </w:rPr>
-      </w:r>
-    </w:p>
-    <w:p>
-      <w:pPr>
-        <w:spacing w:before="0" w:after="0"/>
-        <w:ind w:left="360"/>
-      </w:pPr>
-      <w:r>
-        <w:rPr>
-          <w:rFonts w:ascii="Courier New" w:hAnsi="Courier New"/>
-          <w:color w:val="1A1A2E"/>
+        <w:ind w:left="216"/>
+      </w:pPr>
+      <w:r>
+        <w:rPr>
+          <w:rFonts w:ascii="Courier New" w:hAnsi="Courier New"/>
+          <w:color w:val="0A0A2A"/>
+          <w:sz w:val="17"/>
+        </w:rPr>
+      </w:r>
+    </w:p>
+    <w:p>
+      <w:pPr>
+        <w:spacing w:before="0" w:after="0"/>
+        <w:ind w:left="216"/>
+      </w:pPr>
+      <w:r>
+        <w:rPr>
+          <w:rFonts w:ascii="Courier New" w:hAnsi="Courier New"/>
+          <w:color w:val="0A0A2A"/>
           <w:sz w:val="17"/>
         </w:rPr>
         <w:t xml:space="preserve">    ax.set_xlim(200, 3200)</w:t>
@@ -5799,12 +4069,12 @@
     <w:p>
       <w:pPr>
         <w:spacing w:before="0" w:after="0"/>
-        <w:ind w:left="360"/>
-      </w:pPr>
-      <w:r>
-        <w:rPr>
-          <w:rFonts w:ascii="Courier New" w:hAnsi="Courier New"/>
-          <w:color w:val="1A1A2E"/>
+        <w:ind w:left="216"/>
+      </w:pPr>
+      <w:r>
+        <w:rPr>
+          <w:rFonts w:ascii="Courier New" w:hAnsi="Courier New"/>
+          <w:color w:val="0A0A2A"/>
           <w:sz w:val="17"/>
         </w:rPr>
         <w:t xml:space="preserve">    ax.set_ylim(-0.05, 1.50)</w:t>
@@ -5813,12 +4083,12 @@
     <w:p>
       <w:pPr>
         <w:spacing w:before="0" w:after="0"/>
-        <w:ind w:left="360"/>
-      </w:pPr>
-      <w:r>
-        <w:rPr>
-          <w:rFonts w:ascii="Courier New" w:hAnsi="Courier New"/>
-          <w:color w:val="1A1A2E"/>
+        <w:ind w:left="216"/>
+      </w:pPr>
+      <w:r>
+        <w:rPr>
+          <w:rFonts w:ascii="Courier New" w:hAnsi="Courier New"/>
+          <w:color w:val="0A0A2A"/>
           <w:sz w:val="17"/>
         </w:rPr>
         <w:t xml:space="preserve">    ax.set_xlabel("Raman shift (cm⁻¹)", fontsize=13, fontweight="bold")</w:t>
@@ -5827,12 +4097,12 @@
     <w:p>
       <w:pPr>
         <w:spacing w:before="0" w:after="0"/>
-        <w:ind w:left="360"/>
-      </w:pPr>
-      <w:r>
-        <w:rPr>
-          <w:rFonts w:ascii="Courier New" w:hAnsi="Courier New"/>
-          <w:color w:val="1A1A2E"/>
+        <w:ind w:left="216"/>
+      </w:pPr>
+      <w:r>
+        <w:rPr>
+          <w:rFonts w:ascii="Courier New" w:hAnsi="Courier New"/>
+          <w:color w:val="0A0A2A"/>
           <w:sz w:val="17"/>
         </w:rPr>
         <w:t xml:space="preserve">    ax.set_ylabel("Normalised intensity (a.u.)", fontsize=13, fontweight="bold")</w:t>
@@ -5841,110 +4111,108 @@
     <w:p>
       <w:pPr>
         <w:spacing w:before="0" w:after="0"/>
-        <w:ind w:left="360"/>
-      </w:pPr>
-      <w:r>
-        <w:rPr>
-          <w:rFonts w:ascii="Courier New" w:hAnsi="Courier New"/>
-          <w:color w:val="1A1A2E"/>
-          <w:sz w:val="17"/>
-        </w:rPr>
-        <w:t xml:space="preserve">    ax.set_title(</w:t>
-      </w:r>
-    </w:p>
-    <w:p>
-      <w:pPr>
-        <w:spacing w:before="0" w:after="0"/>
-        <w:ind w:left="360"/>
-      </w:pPr>
-      <w:r>
-        <w:rPr>
-          <w:rFonts w:ascii="Courier New" w:hAnsi="Courier New"/>
-          <w:color w:val="1A1A2E"/>
-          <w:sz w:val="17"/>
-        </w:rPr>
-        <w:t xml:space="preserve">        f"DNA + HaCaT cells  |  SERS  |  {best['map']} spectrum {best['sp_idx']}"</w:t>
-      </w:r>
-    </w:p>
-    <w:p>
-      <w:pPr>
-        <w:spacing w:before="0" w:after="0"/>
-        <w:ind w:left="360"/>
-      </w:pPr>
-      <w:r>
-        <w:rPr>
-          <w:rFonts w:ascii="Courier New" w:hAnsi="Courier New"/>
-          <w:color w:val="1A1A2E"/>
-          <w:sz w:val="17"/>
-        </w:rPr>
-        <w:t xml:space="preserve">        f"  |  AgSiNW substrate  |  532 nm · 2.5% laser power · 0.5 s × 4 acc.\n"</w:t>
-      </w:r>
-    </w:p>
-    <w:p>
-      <w:pPr>
-        <w:spacing w:before="0" w:after="0"/>
-        <w:ind w:left="360"/>
-      </w:pPr>
-      <w:r>
-        <w:rPr>
-          <w:rFonts w:ascii="Courier New" w:hAnsi="Courier New"/>
-          <w:color w:val="1A1A2E"/>
-          <w:sz w:val="17"/>
-        </w:rPr>
-        <w:t xml:space="preserve">        f"Cleanest signal from 100 spectra (m1–m4)  ·  "</w:t>
-      </w:r>
-    </w:p>
-    <w:p>
-      <w:pPr>
-        <w:spacing w:before="0" w:after="0"/>
-        <w:ind w:left="360"/>
-      </w:pPr>
-      <w:r>
-        <w:rPr>
-          <w:rFonts w:ascii="Courier New" w:hAnsi="Courier New"/>
-          <w:color w:val="1A1A2E"/>
-          <w:sz w:val="17"/>
-        </w:rPr>
-        <w:t xml:space="preserve">        f"ALS baseline corrected  ·  {len(pks)} peaks detected",</w:t>
-      </w:r>
-    </w:p>
-    <w:p>
-      <w:pPr>
-        <w:spacing w:before="0" w:after="0"/>
-        <w:ind w:left="360"/>
-      </w:pPr>
-      <w:r>
-        <w:rPr>
-          <w:rFonts w:ascii="Courier New" w:hAnsi="Courier New"/>
-          <w:color w:val="1A1A2E"/>
-          <w:sz w:val="17"/>
-        </w:rPr>
-        <w:t xml:space="preserve">        fontsize=11, fontweight="bold"</w:t>
-      </w:r>
-    </w:p>
-    <w:p>
-      <w:pPr>
-        <w:spacing w:before="0" w:after="0"/>
-        <w:ind w:left="360"/>
-      </w:pPr>
-      <w:r>
-        <w:rPr>
-          <w:rFonts w:ascii="Courier New" w:hAnsi="Courier New"/>
-          <w:color w:val="1A1A2E"/>
-          <w:sz w:val="17"/>
-        </w:rPr>
-        <w:t xml:space="preserve">    )</w:t>
-      </w:r>
-    </w:p>
-    <w:p>
-      <w:pPr>
-        <w:spacing w:before="0" w:after="0"/>
-        <w:ind w:left="360"/>
-      </w:pPr>
-      <w:r>
-        <w:rPr>
-          <w:rFonts w:ascii="Courier New" w:hAnsi="Courier New"/>
-          <w:color w:val="1A1A2E"/>
+        <w:ind w:left="216"/>
+      </w:pPr>
+      <w:r>
+        <w:rPr>
+          <w:rFonts w:ascii="Courier New" w:hAnsi="Courier New"/>
+          <w:color w:val="0A0A2A"/>
+          <w:sz w:val="17"/>
+        </w:rPr>
+      </w:r>
+    </w:p>
+    <w:p>
+      <w:pPr>
+        <w:spacing w:before="0" w:after="0"/>
+        <w:ind w:left="216"/>
+      </w:pPr>
+      <w:r>
+        <w:rPr>
+          <w:rFonts w:ascii="Courier New" w:hAnsi="Courier New"/>
+          <w:color w:val="0A0A2A"/>
+          <w:sz w:val="17"/>
+        </w:rPr>
+        <w:t xml:space="preserve">    title_line1 = (f"DNA + HaCaT cells  |  SERS  |  {best_map} spectrum {best_sp_idx}"</w:t>
+      </w:r>
+    </w:p>
+    <w:p>
+      <w:pPr>
+        <w:spacing w:before="0" w:after="0"/>
+        <w:ind w:left="216"/>
+      </w:pPr>
+      <w:r>
+        <w:rPr>
+          <w:rFonts w:ascii="Courier New" w:hAnsi="Courier New"/>
+          <w:color w:val="0A0A2A"/>
+          <w:sz w:val="17"/>
+        </w:rPr>
+        <w:t xml:space="preserve">                   f"  |  AgSiNW substrate  |  532 nm  |  2.5% laser power  |  0.5 s x 4 acc.")</w:t>
+      </w:r>
+    </w:p>
+    <w:p>
+      <w:pPr>
+        <w:spacing w:before="0" w:after="0"/>
+        <w:ind w:left="216"/>
+      </w:pPr>
+      <w:r>
+        <w:rPr>
+          <w:rFonts w:ascii="Courier New" w:hAnsi="Courier New"/>
+          <w:color w:val="0A0A2A"/>
+          <w:sz w:val="17"/>
+        </w:rPr>
+        <w:t xml:space="preserve">    title_line2 = (f"Cleanest signal from 100 spectra (m1-m4)  "</w:t>
+      </w:r>
+    </w:p>
+    <w:p>
+      <w:pPr>
+        <w:spacing w:before="0" w:after="0"/>
+        <w:ind w:left="216"/>
+      </w:pPr>
+      <w:r>
+        <w:rPr>
+          <w:rFonts w:ascii="Courier New" w:hAnsi="Courier New"/>
+          <w:color w:val="0A0A2A"/>
+          <w:sz w:val="17"/>
+        </w:rPr>
+        <w:t xml:space="preserve">                   f"ALS baseline corrected  {len(pks)} peaks detected")</w:t>
+      </w:r>
+    </w:p>
+    <w:p>
+      <w:pPr>
+        <w:spacing w:before="0" w:after="0"/>
+        <w:ind w:left="216"/>
+      </w:pPr>
+      <w:r>
+        <w:rPr>
+          <w:rFonts w:ascii="Courier New" w:hAnsi="Courier New"/>
+          <w:color w:val="0A0A2A"/>
+          <w:sz w:val="17"/>
+        </w:rPr>
+        <w:t xml:space="preserve">    ax.set_title(title_line1 + "\n" + title_line2, fontsize=11, fontweight="bold")</w:t>
+      </w:r>
+    </w:p>
+    <w:p>
+      <w:pPr>
+        <w:spacing w:before="0" w:after="0"/>
+        <w:ind w:left="216"/>
+      </w:pPr>
+      <w:r>
+        <w:rPr>
+          <w:rFonts w:ascii="Courier New" w:hAnsi="Courier New"/>
+          <w:color w:val="0A0A2A"/>
+          <w:sz w:val="17"/>
+        </w:rPr>
+      </w:r>
+    </w:p>
+    <w:p>
+      <w:pPr>
+        <w:spacing w:before="0" w:after="0"/>
+        <w:ind w:left="216"/>
+      </w:pPr>
+      <w:r>
+        <w:rPr>
+          <w:rFonts w:ascii="Courier New" w:hAnsi="Courier New"/>
+          <w:color w:val="0A0A2A"/>
           <w:sz w:val="17"/>
         </w:rPr>
         <w:t xml:space="preserve">    ax.spines["top"].set_visible(False)</w:t>
@@ -5953,12 +4221,12 @@
     <w:p>
       <w:pPr>
         <w:spacing w:before="0" w:after="0"/>
-        <w:ind w:left="360"/>
-      </w:pPr>
-      <w:r>
-        <w:rPr>
-          <w:rFonts w:ascii="Courier New" w:hAnsi="Courier New"/>
-          <w:color w:val="1A1A2E"/>
+        <w:ind w:left="216"/>
+      </w:pPr>
+      <w:r>
+        <w:rPr>
+          <w:rFonts w:ascii="Courier New" w:hAnsi="Courier New"/>
+          <w:color w:val="0A0A2A"/>
           <w:sz w:val="17"/>
         </w:rPr>
         <w:t xml:space="preserve">    ax.spines["right"].set_visible(False)</w:t>
@@ -5967,12 +4235,12 @@
     <w:p>
       <w:pPr>
         <w:spacing w:before="0" w:after="0"/>
-        <w:ind w:left="360"/>
-      </w:pPr>
-      <w:r>
-        <w:rPr>
-          <w:rFonts w:ascii="Courier New" w:hAnsi="Courier New"/>
-          <w:color w:val="1A1A2E"/>
+        <w:ind w:left="216"/>
+      </w:pPr>
+      <w:r>
+        <w:rPr>
+          <w:rFonts w:ascii="Courier New" w:hAnsi="Courier New"/>
+          <w:color w:val="0A0A2A"/>
           <w:sz w:val="17"/>
         </w:rPr>
         <w:t xml:space="preserve">    ax.tick_params(labelsize=10)</w:t>
@@ -5981,12 +4249,12 @@
     <w:p>
       <w:pPr>
         <w:spacing w:before="0" w:after="0"/>
-        <w:ind w:left="360"/>
-      </w:pPr>
-      <w:r>
-        <w:rPr>
-          <w:rFonts w:ascii="Courier New" w:hAnsi="Courier New"/>
-          <w:color w:val="1A1A2E"/>
+        <w:ind w:left="216"/>
+      </w:pPr>
+      <w:r>
+        <w:rPr>
+          <w:rFonts w:ascii="Courier New" w:hAnsi="Courier New"/>
+          <w:color w:val="0A0A2A"/>
           <w:sz w:val="17"/>
         </w:rPr>
         <w:t xml:space="preserve">    ax.grid(True, alpha=0.10, lw=0.5)</w:t>
@@ -5995,25 +4263,25 @@
     <w:p>
       <w:pPr>
         <w:spacing w:before="0" w:after="0"/>
-        <w:ind w:left="360"/>
-      </w:pPr>
-      <w:r>
-        <w:rPr>
-          <w:rFonts w:ascii="Courier New" w:hAnsi="Courier New"/>
-          <w:color w:val="1A1A2E"/>
-          <w:sz w:val="17"/>
-        </w:rPr>
-      </w:r>
-    </w:p>
-    <w:p>
-      <w:pPr>
-        <w:spacing w:before="0" w:after="0"/>
-        <w:ind w:left="360"/>
-      </w:pPr>
-      <w:r>
-        <w:rPr>
-          <w:rFonts w:ascii="Courier New" w:hAnsi="Courier New"/>
-          <w:color w:val="1A1A2E"/>
+        <w:ind w:left="216"/>
+      </w:pPr>
+      <w:r>
+        <w:rPr>
+          <w:rFonts w:ascii="Courier New" w:hAnsi="Courier New"/>
+          <w:color w:val="0A0A2A"/>
+          <w:sz w:val="17"/>
+        </w:rPr>
+      </w:r>
+    </w:p>
+    <w:p>
+      <w:pPr>
+        <w:spacing w:before="0" w:after="0"/>
+        <w:ind w:left="216"/>
+      </w:pPr>
+      <w:r>
+        <w:rPr>
+          <w:rFonts w:ascii="Courier New" w:hAnsi="Courier New"/>
+          <w:color w:val="0A0A2A"/>
           <w:sz w:val="17"/>
         </w:rPr>
         <w:t xml:space="preserve">    out_path = os.path.join(FOLDER, "clean_sers_spectrum.png")</w:t>
@@ -6022,12 +4290,12 @@
     <w:p>
       <w:pPr>
         <w:spacing w:before="0" w:after="0"/>
-        <w:ind w:left="360"/>
-      </w:pPr>
-      <w:r>
-        <w:rPr>
-          <w:rFonts w:ascii="Courier New" w:hAnsi="Courier New"/>
-          <w:color w:val="1A1A2E"/>
+        <w:ind w:left="216"/>
+      </w:pPr>
+      <w:r>
+        <w:rPr>
+          <w:rFonts w:ascii="Courier New" w:hAnsi="Courier New"/>
+          <w:color w:val="0A0A2A"/>
           <w:sz w:val="17"/>
         </w:rPr>
         <w:t xml:space="preserve">    fig.savefig(out_path, dpi=180, bbox_inches="tight", facecolor="white")</w:t>
@@ -6036,12 +4304,12 @@
     <w:p>
       <w:pPr>
         <w:spacing w:before="0" w:after="0"/>
-        <w:ind w:left="360"/>
-      </w:pPr>
-      <w:r>
-        <w:rPr>
-          <w:rFonts w:ascii="Courier New" w:hAnsi="Courier New"/>
-          <w:color w:val="1A1A2E"/>
+        <w:ind w:left="216"/>
+      </w:pPr>
+      <w:r>
+        <w:rPr>
+          <w:rFonts w:ascii="Courier New" w:hAnsi="Courier New"/>
+          <w:color w:val="0A0A2A"/>
           <w:sz w:val="17"/>
         </w:rPr>
         <w:t xml:space="preserve">    plt.close(fig)</w:t>
@@ -6050,12 +4318,12 @@
     <w:p>
       <w:pPr>
         <w:spacing w:before="0" w:after="0"/>
-        <w:ind w:left="360"/>
-      </w:pPr>
-      <w:r>
-        <w:rPr>
-          <w:rFonts w:ascii="Courier New" w:hAnsi="Courier New"/>
-          <w:color w:val="1A1A2E"/>
+        <w:ind w:left="216"/>
+      </w:pPr>
+      <w:r>
+        <w:rPr>
+          <w:rFonts w:ascii="Courier New" w:hAnsi="Courier New"/>
+          <w:color w:val="0A0A2A"/>
           <w:sz w:val="17"/>
         </w:rPr>
         <w:t xml:space="preserve">    print(f"\n  Figure saved: {out_path}")</w:t>
@@ -6064,52 +4332,52 @@
     <w:p>
       <w:pPr>
         <w:spacing w:before="0" w:after="0"/>
-        <w:ind w:left="360"/>
-      </w:pPr>
-      <w:r>
-        <w:rPr>
-          <w:rFonts w:ascii="Courier New" w:hAnsi="Courier New"/>
-          <w:color w:val="1A1A2E"/>
-          <w:sz w:val="17"/>
-        </w:rPr>
-        <w:t xml:space="preserve">    print("\nDone.")</w:t>
-      </w:r>
-    </w:p>
-    <w:p>
-      <w:pPr>
-        <w:spacing w:before="0" w:after="0"/>
-        <w:ind w:left="360"/>
-      </w:pPr>
-      <w:r>
-        <w:rPr>
-          <w:rFonts w:ascii="Courier New" w:hAnsi="Courier New"/>
-          <w:color w:val="1A1A2E"/>
-          <w:sz w:val="17"/>
-        </w:rPr>
-      </w:r>
-    </w:p>
-    <w:p>
-      <w:pPr>
-        <w:spacing w:before="0" w:after="0"/>
-        <w:ind w:left="360"/>
-      </w:pPr>
-      <w:r>
-        <w:rPr>
-          <w:rFonts w:ascii="Courier New" w:hAnsi="Courier New"/>
-          <w:color w:val="1A1A2E"/>
-          <w:sz w:val="17"/>
-        </w:rPr>
-      </w:r>
-    </w:p>
-    <w:p>
-      <w:pPr>
-        <w:spacing w:before="0" w:after="0"/>
-        <w:ind w:left="360"/>
-      </w:pPr>
-      <w:r>
-        <w:rPr>
-          <w:rFonts w:ascii="Courier New" w:hAnsi="Courier New"/>
-          <w:color w:val="1A1A2E"/>
+        <w:ind w:left="216"/>
+      </w:pPr>
+      <w:r>
+        <w:rPr>
+          <w:rFonts w:ascii="Courier New" w:hAnsi="Courier New"/>
+          <w:color w:val="0A0A2A"/>
+          <w:sz w:val="17"/>
+        </w:rPr>
+        <w:t xml:space="preserve">    print("Done.")</w:t>
+      </w:r>
+    </w:p>
+    <w:p>
+      <w:pPr>
+        <w:spacing w:before="0" w:after="0"/>
+        <w:ind w:left="216"/>
+      </w:pPr>
+      <w:r>
+        <w:rPr>
+          <w:rFonts w:ascii="Courier New" w:hAnsi="Courier New"/>
+          <w:color w:val="0A0A2A"/>
+          <w:sz w:val="17"/>
+        </w:rPr>
+      </w:r>
+    </w:p>
+    <w:p>
+      <w:pPr>
+        <w:spacing w:before="0" w:after="0"/>
+        <w:ind w:left="216"/>
+      </w:pPr>
+      <w:r>
+        <w:rPr>
+          <w:rFonts w:ascii="Courier New" w:hAnsi="Courier New"/>
+          <w:color w:val="0A0A2A"/>
+          <w:sz w:val="17"/>
+        </w:rPr>
+      </w:r>
+    </w:p>
+    <w:p>
+      <w:pPr>
+        <w:spacing w:before="0" w:after="0"/>
+        <w:ind w:left="216"/>
+      </w:pPr>
+      <w:r>
+        <w:rPr>
+          <w:rFonts w:ascii="Courier New" w:hAnsi="Courier New"/>
+          <w:color w:val="0A0A2A"/>
           <w:sz w:val="17"/>
         </w:rPr>
         <w:t>if __name__ == "__main__":</w:t>
@@ -6118,12 +4386,12 @@
     <w:p>
       <w:pPr>
         <w:spacing w:before="0" w:after="0"/>
-        <w:ind w:left="360"/>
-      </w:pPr>
-      <w:r>
-        <w:rPr>
-          <w:rFonts w:ascii="Courier New" w:hAnsi="Courier New"/>
-          <w:color w:val="1A1A2E"/>
+        <w:ind w:left="216"/>
+      </w:pPr>
+      <w:r>
+        <w:rPr>
+          <w:rFonts w:ascii="Courier New" w:hAnsi="Courier New"/>
+          <w:color w:val="0A0A2A"/>
           <w:sz w:val="17"/>
         </w:rPr>
         <w:t xml:space="preserve">    main()</w:t>
@@ -6131,7 +4399,7 @@
     </w:p>
     <w:sectPr>
       <w:pgSz w:w="12240" w:h="15840"/>
-      <w:pgMar w:top="1417" w:right="1417" w:bottom="1417" w:left="1417" w:header="720" w:footer="720" w:gutter="0"/>
+      <w:pgMar w:top="1134" w:right="1134" w:bottom="1134" w:left="1134" w:header="720" w:footer="720" w:gutter="0"/>
       <w:cols w:space="720"/>
       <w:docGrid w:linePitch="360"/>
     </w:sectPr>
